--- a/backend/documents/541.docx
+++ b/backend/documents/541.docx
@@ -19,7 +19,7 @@
       <w:pPr>
         <w:shd w:val="clear" w:color="auto" w:fill="FFFFFF"/>
         <w:jc w:val="center"/>
-        <w:divId w:val="455637024"/>
+        <w:divId w:val="255748498"/>
         <w:rPr>
           <w:rFonts w:eastAsia="Times New Roman"/>
           <w:caps/>
@@ -39,7 +39,7 @@
       <w:pPr>
         <w:shd w:val="clear" w:color="auto" w:fill="FFFFFF"/>
         <w:jc w:val="center"/>
-        <w:divId w:val="455637024"/>
+        <w:divId w:val="255748498"/>
         <w:rPr>
           <w:rFonts w:eastAsia="Times New Roman"/>
           <w:caps/>
@@ -59,7 +59,7 @@
       <w:pPr>
         <w:shd w:val="clear" w:color="auto" w:fill="FFFFFF"/>
         <w:jc w:val="center"/>
-        <w:divId w:val="651836113"/>
+        <w:divId w:val="397673327"/>
         <w:rPr>
           <w:rFonts w:eastAsia="Times New Roman"/>
           <w:b/>
@@ -84,7 +84,7 @@
         <w:shd w:val="clear" w:color="auto" w:fill="FFFFFF"/>
         <w:ind w:firstLine="851"/>
         <w:jc w:val="both"/>
-        <w:divId w:val="455637024"/>
+        <w:divId w:val="255748498"/>
         <w:rPr>
           <w:rFonts w:eastAsia="Times New Roman"/>
           <w:color w:val="000000"/>
@@ -119,7 +119,7 @@
         <w:shd w:val="clear" w:color="auto" w:fill="FFFFFF"/>
         <w:ind w:firstLine="851"/>
         <w:jc w:val="both"/>
-        <w:divId w:val="455637024"/>
+        <w:divId w:val="255748498"/>
         <w:rPr>
           <w:rFonts w:eastAsia="Times New Roman"/>
           <w:color w:val="000000"/>
@@ -138,7 +138,7 @@
         <w:shd w:val="clear" w:color="auto" w:fill="FFFFFF"/>
         <w:ind w:firstLine="851"/>
         <w:jc w:val="both"/>
-        <w:divId w:val="455637024"/>
+        <w:divId w:val="255748498"/>
         <w:rPr>
           <w:rFonts w:eastAsia="Times New Roman"/>
           <w:color w:val="000000"/>
@@ -173,7 +173,7 @@
         <w:shd w:val="clear" w:color="auto" w:fill="FFFFFF"/>
         <w:ind w:firstLine="851"/>
         <w:jc w:val="both"/>
-        <w:divId w:val="455637024"/>
+        <w:divId w:val="255748498"/>
         <w:rPr>
           <w:rFonts w:eastAsia="Times New Roman"/>
           <w:color w:val="000000"/>
@@ -208,7 +208,7 @@
         <w:shd w:val="clear" w:color="auto" w:fill="FFFFFF"/>
         <w:ind w:firstLine="851"/>
         <w:jc w:val="both"/>
-        <w:divId w:val="455637024"/>
+        <w:divId w:val="255748498"/>
         <w:rPr>
           <w:rFonts w:eastAsia="Times New Roman"/>
           <w:color w:val="000000"/>
@@ -227,7 +227,7 @@
         <w:shd w:val="clear" w:color="auto" w:fill="FFFFFF"/>
         <w:ind w:firstLine="851"/>
         <w:jc w:val="both"/>
-        <w:divId w:val="455637024"/>
+        <w:divId w:val="255748498"/>
         <w:rPr>
           <w:rFonts w:eastAsia="Times New Roman"/>
           <w:color w:val="000000"/>
@@ -262,7 +262,7 @@
         <w:shd w:val="clear" w:color="auto" w:fill="FFFFFF"/>
         <w:ind w:firstLine="851"/>
         <w:jc w:val="both"/>
-        <w:divId w:val="455637024"/>
+        <w:divId w:val="255748498"/>
         <w:rPr>
           <w:rFonts w:eastAsia="Times New Roman"/>
           <w:color w:val="000000"/>
@@ -297,7 +297,7 @@
         <w:shd w:val="clear" w:color="auto" w:fill="FFFFFF"/>
         <w:ind w:firstLine="851"/>
         <w:jc w:val="both"/>
-        <w:divId w:val="455637024"/>
+        <w:divId w:val="255748498"/>
         <w:rPr>
           <w:rFonts w:eastAsia="Times New Roman"/>
           <w:color w:val="000000"/>
@@ -332,7 +332,7 @@
         <w:shd w:val="clear" w:color="auto" w:fill="FFFFFF"/>
         <w:ind w:firstLine="851"/>
         <w:jc w:val="both"/>
-        <w:divId w:val="455637024"/>
+        <w:divId w:val="255748498"/>
         <w:rPr>
           <w:rFonts w:eastAsia="Times New Roman"/>
           <w:color w:val="000000"/>
@@ -351,7 +351,7 @@
         <w:shd w:val="clear" w:color="auto" w:fill="FFFFFF"/>
         <w:ind w:firstLine="851"/>
         <w:jc w:val="both"/>
-        <w:divId w:val="455637024"/>
+        <w:divId w:val="255748498"/>
         <w:rPr>
           <w:rFonts w:eastAsia="Times New Roman"/>
           <w:color w:val="000000"/>
@@ -370,7 +370,7 @@
         <w:shd w:val="clear" w:color="auto" w:fill="FFFFFF"/>
         <w:ind w:firstLine="851"/>
         <w:jc w:val="both"/>
-        <w:divId w:val="455637024"/>
+        <w:divId w:val="255748498"/>
         <w:rPr>
           <w:rFonts w:eastAsia="Times New Roman"/>
           <w:color w:val="000000"/>
@@ -389,7 +389,7 @@
         <w:shd w:val="clear" w:color="auto" w:fill="FFFFFF"/>
         <w:ind w:firstLine="851"/>
         <w:jc w:val="both"/>
-        <w:divId w:val="455637024"/>
+        <w:divId w:val="255748498"/>
         <w:rPr>
           <w:rFonts w:eastAsia="Times New Roman"/>
           <w:color w:val="000000"/>
@@ -408,7 +408,7 @@
         <w:shd w:val="clear" w:color="auto" w:fill="FFFFFF"/>
         <w:ind w:firstLine="851"/>
         <w:jc w:val="both"/>
-        <w:divId w:val="455637024"/>
+        <w:divId w:val="255748498"/>
         <w:rPr>
           <w:rFonts w:eastAsia="Times New Roman"/>
           <w:color w:val="000000"/>
@@ -427,7 +427,7 @@
         <w:shd w:val="clear" w:color="auto" w:fill="FFFFFF"/>
         <w:ind w:firstLine="851"/>
         <w:jc w:val="both"/>
-        <w:divId w:val="455637024"/>
+        <w:divId w:val="255748498"/>
         <w:rPr>
           <w:rFonts w:eastAsia="Times New Roman"/>
           <w:color w:val="000000"/>
@@ -446,7 +446,7 @@
         <w:shd w:val="clear" w:color="auto" w:fill="FFFFFF"/>
         <w:ind w:firstLine="851"/>
         <w:jc w:val="both"/>
-        <w:divId w:val="455637024"/>
+        <w:divId w:val="255748498"/>
         <w:rPr>
           <w:rFonts w:eastAsia="Times New Roman"/>
           <w:color w:val="000000"/>
@@ -465,7 +465,7 @@
         <w:shd w:val="clear" w:color="auto" w:fill="FFFFFF"/>
         <w:ind w:firstLine="851"/>
         <w:jc w:val="both"/>
-        <w:divId w:val="455637024"/>
+        <w:divId w:val="255748498"/>
         <w:rPr>
           <w:rFonts w:eastAsia="Times New Roman"/>
           <w:color w:val="000000"/>
@@ -484,7 +484,7 @@
         <w:shd w:val="clear" w:color="auto" w:fill="FFFFFF"/>
         <w:ind w:firstLine="851"/>
         <w:jc w:val="both"/>
-        <w:divId w:val="455637024"/>
+        <w:divId w:val="255748498"/>
         <w:rPr>
           <w:rFonts w:eastAsia="Times New Roman"/>
           <w:color w:val="000000"/>
@@ -503,7 +503,7 @@
         <w:shd w:val="clear" w:color="auto" w:fill="FFFFFF"/>
         <w:ind w:firstLine="851"/>
         <w:jc w:val="both"/>
-        <w:divId w:val="455637024"/>
+        <w:divId w:val="255748498"/>
         <w:rPr>
           <w:rFonts w:eastAsia="Times New Roman"/>
           <w:color w:val="000000"/>
@@ -522,7 +522,7 @@
         <w:shd w:val="clear" w:color="auto" w:fill="FFFFFF"/>
         <w:ind w:firstLine="851"/>
         <w:jc w:val="both"/>
-        <w:divId w:val="455637024"/>
+        <w:divId w:val="255748498"/>
         <w:rPr>
           <w:rFonts w:eastAsia="Times New Roman"/>
           <w:color w:val="000000"/>
@@ -541,7 +541,7 @@
         <w:shd w:val="clear" w:color="auto" w:fill="FFFFFF"/>
         <w:ind w:firstLine="851"/>
         <w:jc w:val="both"/>
-        <w:divId w:val="455637024"/>
+        <w:divId w:val="255748498"/>
         <w:rPr>
           <w:rFonts w:eastAsia="Times New Roman"/>
           <w:color w:val="000000"/>
@@ -560,7 +560,7 @@
         <w:shd w:val="clear" w:color="auto" w:fill="FFFFFF"/>
         <w:ind w:firstLine="851"/>
         <w:jc w:val="both"/>
-        <w:divId w:val="455637024"/>
+        <w:divId w:val="255748498"/>
         <w:rPr>
           <w:rFonts w:eastAsia="Times New Roman"/>
           <w:color w:val="000000"/>
@@ -579,7 +579,7 @@
         <w:shd w:val="clear" w:color="auto" w:fill="FFFFFF"/>
         <w:ind w:firstLine="851"/>
         <w:jc w:val="both"/>
-        <w:divId w:val="455637024"/>
+        <w:divId w:val="255748498"/>
         <w:rPr>
           <w:rFonts w:eastAsia="Times New Roman"/>
           <w:color w:val="000000"/>
@@ -598,7 +598,7 @@
         <w:shd w:val="clear" w:color="auto" w:fill="FFFFFF"/>
         <w:ind w:firstLine="851"/>
         <w:jc w:val="both"/>
-        <w:divId w:val="455637024"/>
+        <w:divId w:val="255748498"/>
         <w:rPr>
           <w:rFonts w:eastAsia="Times New Roman"/>
           <w:color w:val="000000"/>
@@ -633,7 +633,7 @@
         <w:shd w:val="clear" w:color="auto" w:fill="FFFFFF"/>
         <w:ind w:firstLine="851"/>
         <w:jc w:val="both"/>
-        <w:divId w:val="455637024"/>
+        <w:divId w:val="255748498"/>
         <w:rPr>
           <w:rFonts w:eastAsia="Times New Roman"/>
           <w:color w:val="000000"/>
@@ -652,7 +652,7 @@
         <w:shd w:val="clear" w:color="auto" w:fill="FFFFFF"/>
         <w:ind w:firstLine="851"/>
         <w:jc w:val="both"/>
-        <w:divId w:val="455637024"/>
+        <w:divId w:val="255748498"/>
         <w:rPr>
           <w:rFonts w:eastAsia="Times New Roman"/>
           <w:color w:val="000000"/>
@@ -671,7 +671,7 @@
         <w:shd w:val="clear" w:color="auto" w:fill="FFFFFF"/>
         <w:ind w:firstLine="851"/>
         <w:jc w:val="both"/>
-        <w:divId w:val="455637024"/>
+        <w:divId w:val="255748498"/>
         <w:rPr>
           <w:rFonts w:eastAsia="Times New Roman"/>
           <w:color w:val="000000"/>
@@ -690,7 +690,7 @@
         <w:shd w:val="clear" w:color="auto" w:fill="FFFFFF"/>
         <w:ind w:firstLine="851"/>
         <w:jc w:val="both"/>
-        <w:divId w:val="455637024"/>
+        <w:divId w:val="255748498"/>
         <w:rPr>
           <w:rFonts w:eastAsia="Times New Roman"/>
           <w:color w:val="000000"/>
@@ -709,7 +709,7 @@
         <w:shd w:val="clear" w:color="auto" w:fill="FFFFFF"/>
         <w:ind w:firstLine="851"/>
         <w:jc w:val="both"/>
-        <w:divId w:val="455637024"/>
+        <w:divId w:val="255748498"/>
         <w:rPr>
           <w:rFonts w:eastAsia="Times New Roman"/>
           <w:color w:val="000000"/>
@@ -728,7 +728,7 @@
         <w:shd w:val="clear" w:color="auto" w:fill="FFFFFF"/>
         <w:ind w:firstLine="851"/>
         <w:jc w:val="both"/>
-        <w:divId w:val="455637024"/>
+        <w:divId w:val="255748498"/>
         <w:rPr>
           <w:rFonts w:eastAsia="Times New Roman"/>
           <w:color w:val="000000"/>
@@ -763,7 +763,7 @@
         <w:shd w:val="clear" w:color="auto" w:fill="FFFFFF"/>
         <w:ind w:firstLine="851"/>
         <w:jc w:val="both"/>
-        <w:divId w:val="455637024"/>
+        <w:divId w:val="255748498"/>
         <w:rPr>
           <w:rFonts w:eastAsia="Times New Roman"/>
           <w:color w:val="000000"/>
@@ -781,7 +781,7 @@
       <w:pPr>
         <w:shd w:val="clear" w:color="auto" w:fill="FFFFFF"/>
         <w:jc w:val="right"/>
-        <w:divId w:val="194123185"/>
+        <w:divId w:val="1238249855"/>
         <w:rPr>
           <w:rFonts w:eastAsia="Times New Roman"/>
           <w:b/>
@@ -803,7 +803,7 @@
       <w:pPr>
         <w:shd w:val="clear" w:color="auto" w:fill="FFFFFF"/>
         <w:jc w:val="center"/>
-        <w:divId w:val="1149907303"/>
+        <w:divId w:val="1804423919"/>
         <w:rPr>
           <w:rFonts w:eastAsia="Times New Roman"/>
           <w:color w:val="000000"/>
@@ -825,7 +825,7 @@
       <w:pPr>
         <w:shd w:val="clear" w:color="auto" w:fill="FFFFFF"/>
         <w:jc w:val="center"/>
-        <w:divId w:val="1278365120"/>
+        <w:divId w:val="1299650573"/>
         <w:rPr>
           <w:rFonts w:eastAsia="Times New Roman"/>
           <w:color w:val="000000"/>
@@ -847,7 +847,7 @@
       <w:pPr>
         <w:shd w:val="clear" w:color="auto" w:fill="FFFFFF"/>
         <w:jc w:val="center"/>
-        <w:divId w:val="1816409353"/>
+        <w:divId w:val="992294662"/>
         <w:rPr>
           <w:rFonts w:eastAsia="Times New Roman"/>
           <w:color w:val="000000"/>
@@ -869,7 +869,7 @@
       <w:pPr>
         <w:shd w:val="clear" w:color="auto" w:fill="FFFFFF"/>
         <w:jc w:val="center"/>
-        <w:divId w:val="1084843934"/>
+        <w:divId w:val="1947492673"/>
         <w:rPr>
           <w:rFonts w:eastAsia="Times New Roman"/>
           <w:color w:val="000080"/>
@@ -920,7 +920,7 @@
       <w:pPr>
         <w:shd w:val="clear" w:color="auto" w:fill="FFFFFF"/>
         <w:jc w:val="center"/>
-        <w:divId w:val="1169634623"/>
+        <w:divId w:val="487789589"/>
         <w:rPr>
           <w:rFonts w:eastAsia="Times New Roman"/>
           <w:b/>
@@ -942,7 +942,7 @@
       <w:pPr>
         <w:shd w:val="clear" w:color="auto" w:fill="FFFFFF"/>
         <w:jc w:val="center"/>
-        <w:divId w:val="455637024"/>
+        <w:divId w:val="255748498"/>
         <w:rPr>
           <w:rFonts w:eastAsia="Times New Roman"/>
           <w:caps/>
@@ -962,7 +962,7 @@
       <w:pPr>
         <w:shd w:val="clear" w:color="auto" w:fill="FFFFFF"/>
         <w:jc w:val="center"/>
-        <w:divId w:val="1494645586"/>
+        <w:divId w:val="2135322561"/>
         <w:rPr>
           <w:rFonts w:eastAsia="Times New Roman"/>
           <w:b/>
@@ -1005,7 +1005,7 @@
         <w:shd w:val="clear" w:color="auto" w:fill="FFFFFF"/>
         <w:ind w:firstLine="851"/>
         <w:jc w:val="both"/>
-        <w:divId w:val="455637024"/>
+        <w:divId w:val="255748498"/>
         <w:rPr>
           <w:rFonts w:eastAsia="Times New Roman"/>
           <w:color w:val="000000"/>
@@ -1024,7 +1024,7 @@
         <w:shd w:val="clear" w:color="auto" w:fill="FFFFFF"/>
         <w:ind w:firstLine="851"/>
         <w:jc w:val="both"/>
-        <w:divId w:val="455637024"/>
+        <w:divId w:val="255748498"/>
         <w:rPr>
           <w:rFonts w:eastAsia="Times New Roman"/>
           <w:color w:val="000000"/>
@@ -1043,7 +1043,7 @@
         <w:shd w:val="clear" w:color="auto" w:fill="FFFFFF"/>
         <w:ind w:firstLine="851"/>
         <w:jc w:val="both"/>
-        <w:divId w:val="455637024"/>
+        <w:divId w:val="255748498"/>
         <w:rPr>
           <w:rFonts w:eastAsia="Times New Roman"/>
           <w:color w:val="000000"/>
@@ -1062,7 +1062,7 @@
         <w:shd w:val="clear" w:color="auto" w:fill="FFFFFF"/>
         <w:ind w:firstLine="851"/>
         <w:jc w:val="both"/>
-        <w:divId w:val="455637024"/>
+        <w:divId w:val="255748498"/>
         <w:rPr>
           <w:rFonts w:eastAsia="Times New Roman"/>
           <w:color w:val="000000"/>
@@ -1081,7 +1081,7 @@
         <w:shd w:val="clear" w:color="auto" w:fill="FFFFFF"/>
         <w:ind w:firstLine="851"/>
         <w:jc w:val="both"/>
-        <w:divId w:val="455637024"/>
+        <w:divId w:val="255748498"/>
         <w:rPr>
           <w:rFonts w:eastAsia="Times New Roman"/>
           <w:color w:val="000000"/>
@@ -1100,7 +1100,7 @@
         <w:shd w:val="clear" w:color="auto" w:fill="FFFFFF"/>
         <w:ind w:firstLine="851"/>
         <w:jc w:val="both"/>
-        <w:divId w:val="455637024"/>
+        <w:divId w:val="255748498"/>
         <w:rPr>
           <w:rFonts w:eastAsia="Times New Roman"/>
           <w:color w:val="000000"/>
@@ -1119,7 +1119,7 @@
         <w:shd w:val="clear" w:color="auto" w:fill="FFFFFF"/>
         <w:ind w:firstLine="851"/>
         <w:jc w:val="both"/>
-        <w:divId w:val="455637024"/>
+        <w:divId w:val="255748498"/>
         <w:rPr>
           <w:rFonts w:eastAsia="Times New Roman"/>
           <w:color w:val="000000"/>
@@ -1138,7 +1138,7 @@
         <w:shd w:val="clear" w:color="auto" w:fill="FFFFFF"/>
         <w:ind w:firstLine="851"/>
         <w:jc w:val="both"/>
-        <w:divId w:val="455637024"/>
+        <w:divId w:val="255748498"/>
         <w:rPr>
           <w:rFonts w:eastAsia="Times New Roman"/>
           <w:color w:val="000000"/>
@@ -1157,7 +1157,7 @@
         <w:shd w:val="clear" w:color="auto" w:fill="FFFFFF"/>
         <w:ind w:firstLine="851"/>
         <w:jc w:val="both"/>
-        <w:divId w:val="455637024"/>
+        <w:divId w:val="255748498"/>
         <w:rPr>
           <w:rFonts w:eastAsia="Times New Roman"/>
           <w:color w:val="000000"/>
@@ -1176,7 +1176,7 @@
         <w:shd w:val="clear" w:color="auto" w:fill="FFFFFF"/>
         <w:ind w:firstLine="851"/>
         <w:jc w:val="both"/>
-        <w:divId w:val="455637024"/>
+        <w:divId w:val="255748498"/>
         <w:rPr>
           <w:rFonts w:eastAsia="Times New Roman"/>
           <w:color w:val="000000"/>
@@ -1195,7 +1195,7 @@
         <w:shd w:val="clear" w:color="auto" w:fill="FFFFFF"/>
         <w:ind w:firstLine="851"/>
         <w:jc w:val="both"/>
-        <w:divId w:val="455637024"/>
+        <w:divId w:val="255748498"/>
         <w:rPr>
           <w:rFonts w:eastAsia="Times New Roman"/>
           <w:color w:val="000000"/>
@@ -1214,7 +1214,7 @@
         <w:shd w:val="clear" w:color="auto" w:fill="FFFFFF"/>
         <w:ind w:firstLine="851"/>
         <w:jc w:val="both"/>
-        <w:divId w:val="455637024"/>
+        <w:divId w:val="255748498"/>
         <w:rPr>
           <w:rFonts w:eastAsia="Times New Roman"/>
           <w:color w:val="000000"/>
@@ -1233,7 +1233,7 @@
         <w:shd w:val="clear" w:color="auto" w:fill="FFFFFF"/>
         <w:ind w:firstLine="851"/>
         <w:jc w:val="both"/>
-        <w:divId w:val="455637024"/>
+        <w:divId w:val="255748498"/>
         <w:rPr>
           <w:rFonts w:eastAsia="Times New Roman"/>
           <w:color w:val="000000"/>
@@ -1252,7 +1252,7 @@
         <w:shd w:val="clear" w:color="auto" w:fill="FFFFFF"/>
         <w:ind w:firstLine="851"/>
         <w:jc w:val="both"/>
-        <w:divId w:val="455637024"/>
+        <w:divId w:val="255748498"/>
         <w:rPr>
           <w:rFonts w:eastAsia="Times New Roman"/>
           <w:color w:val="000000"/>
@@ -1271,7 +1271,7 @@
         <w:shd w:val="clear" w:color="auto" w:fill="FFFFFF"/>
         <w:ind w:firstLine="851"/>
         <w:jc w:val="both"/>
-        <w:divId w:val="455637024"/>
+        <w:divId w:val="255748498"/>
         <w:rPr>
           <w:rFonts w:eastAsia="Times New Roman"/>
           <w:color w:val="000000"/>
@@ -1290,7 +1290,7 @@
         <w:shd w:val="clear" w:color="auto" w:fill="FFFFFF"/>
         <w:ind w:firstLine="851"/>
         <w:jc w:val="both"/>
-        <w:divId w:val="455637024"/>
+        <w:divId w:val="255748498"/>
         <w:rPr>
           <w:rFonts w:eastAsia="Times New Roman"/>
           <w:color w:val="000000"/>
@@ -1309,7 +1309,7 @@
         <w:shd w:val="clear" w:color="auto" w:fill="FFFFFF"/>
         <w:ind w:firstLine="851"/>
         <w:jc w:val="both"/>
-        <w:divId w:val="455637024"/>
+        <w:divId w:val="255748498"/>
         <w:rPr>
           <w:rFonts w:eastAsia="Times New Roman"/>
           <w:color w:val="000000"/>
@@ -1328,7 +1328,7 @@
         <w:shd w:val="clear" w:color="auto" w:fill="FFFFFF"/>
         <w:ind w:firstLine="851"/>
         <w:jc w:val="both"/>
-        <w:divId w:val="455637024"/>
+        <w:divId w:val="255748498"/>
         <w:rPr>
           <w:rFonts w:eastAsia="Times New Roman"/>
           <w:color w:val="000000"/>
@@ -1347,7 +1347,7 @@
         <w:shd w:val="clear" w:color="auto" w:fill="FFFFFF"/>
         <w:ind w:firstLine="851"/>
         <w:jc w:val="both"/>
-        <w:divId w:val="455637024"/>
+        <w:divId w:val="255748498"/>
         <w:rPr>
           <w:rFonts w:eastAsia="Times New Roman"/>
           <w:color w:val="000000"/>
@@ -1366,7 +1366,7 @@
         <w:shd w:val="clear" w:color="auto" w:fill="FFFFFF"/>
         <w:ind w:firstLine="851"/>
         <w:jc w:val="both"/>
-        <w:divId w:val="455637024"/>
+        <w:divId w:val="255748498"/>
         <w:rPr>
           <w:rFonts w:eastAsia="Times New Roman"/>
           <w:color w:val="000000"/>
@@ -1385,7 +1385,7 @@
         <w:shd w:val="clear" w:color="auto" w:fill="FFFFFF"/>
         <w:ind w:firstLine="851"/>
         <w:jc w:val="both"/>
-        <w:divId w:val="455637024"/>
+        <w:divId w:val="255748498"/>
         <w:rPr>
           <w:rFonts w:eastAsia="Times New Roman"/>
           <w:color w:val="000000"/>
@@ -1404,7 +1404,7 @@
         <w:shd w:val="clear" w:color="auto" w:fill="FFFFFF"/>
         <w:ind w:firstLine="851"/>
         <w:jc w:val="both"/>
-        <w:divId w:val="455637024"/>
+        <w:divId w:val="255748498"/>
         <w:rPr>
           <w:rFonts w:eastAsia="Times New Roman"/>
           <w:color w:val="000000"/>
@@ -1423,7 +1423,7 @@
         <w:shd w:val="clear" w:color="auto" w:fill="FFFFFF"/>
         <w:ind w:firstLine="851"/>
         <w:jc w:val="both"/>
-        <w:divId w:val="455637024"/>
+        <w:divId w:val="255748498"/>
         <w:rPr>
           <w:rFonts w:eastAsia="Times New Roman"/>
           <w:color w:val="000000"/>
@@ -1442,7 +1442,7 @@
         <w:shd w:val="clear" w:color="auto" w:fill="FFFFFF"/>
         <w:ind w:firstLine="851"/>
         <w:jc w:val="both"/>
-        <w:divId w:val="455637024"/>
+        <w:divId w:val="255748498"/>
         <w:rPr>
           <w:rFonts w:eastAsia="Times New Roman"/>
           <w:color w:val="000000"/>
@@ -1461,7 +1461,7 @@
         <w:shd w:val="clear" w:color="auto" w:fill="FFFFFF"/>
         <w:ind w:firstLine="851"/>
         <w:jc w:val="both"/>
-        <w:divId w:val="455637024"/>
+        <w:divId w:val="255748498"/>
         <w:rPr>
           <w:rFonts w:eastAsia="Times New Roman"/>
           <w:color w:val="000000"/>
@@ -1480,7 +1480,7 @@
         <w:shd w:val="clear" w:color="auto" w:fill="FFFFFF"/>
         <w:ind w:firstLine="851"/>
         <w:jc w:val="both"/>
-        <w:divId w:val="455637024"/>
+        <w:divId w:val="255748498"/>
         <w:rPr>
           <w:rFonts w:eastAsia="Times New Roman"/>
           <w:color w:val="000000"/>
@@ -1499,7 +1499,7 @@
         <w:shd w:val="clear" w:color="auto" w:fill="FFFFFF"/>
         <w:ind w:firstLine="851"/>
         <w:jc w:val="both"/>
-        <w:divId w:val="455637024"/>
+        <w:divId w:val="255748498"/>
         <w:rPr>
           <w:rFonts w:eastAsia="Times New Roman"/>
           <w:color w:val="000000"/>
@@ -1518,7 +1518,7 @@
         <w:shd w:val="clear" w:color="auto" w:fill="FFFFFF"/>
         <w:ind w:firstLine="851"/>
         <w:jc w:val="both"/>
-        <w:divId w:val="455637024"/>
+        <w:divId w:val="255748498"/>
         <w:rPr>
           <w:rFonts w:eastAsia="Times New Roman"/>
           <w:color w:val="000000"/>
@@ -1537,7 +1537,7 @@
         <w:shd w:val="clear" w:color="auto" w:fill="FFFFFF"/>
         <w:ind w:firstLine="851"/>
         <w:jc w:val="both"/>
-        <w:divId w:val="455637024"/>
+        <w:divId w:val="255748498"/>
         <w:rPr>
           <w:rFonts w:eastAsia="Times New Roman"/>
           <w:color w:val="000000"/>
@@ -1556,7 +1556,7 @@
         <w:shd w:val="clear" w:color="auto" w:fill="FFFFFF"/>
         <w:ind w:firstLine="851"/>
         <w:jc w:val="both"/>
-        <w:divId w:val="455637024"/>
+        <w:divId w:val="255748498"/>
         <w:rPr>
           <w:rFonts w:eastAsia="Times New Roman"/>
           <w:color w:val="000000"/>
@@ -1575,7 +1575,7 @@
         <w:shd w:val="clear" w:color="auto" w:fill="FFFFFF"/>
         <w:ind w:firstLine="851"/>
         <w:jc w:val="both"/>
-        <w:divId w:val="455637024"/>
+        <w:divId w:val="255748498"/>
         <w:rPr>
           <w:rFonts w:eastAsia="Times New Roman"/>
           <w:color w:val="000000"/>
@@ -1594,7 +1594,7 @@
         <w:shd w:val="clear" w:color="auto" w:fill="FFFFFF"/>
         <w:ind w:firstLine="851"/>
         <w:jc w:val="both"/>
-        <w:divId w:val="455637024"/>
+        <w:divId w:val="255748498"/>
         <w:rPr>
           <w:rFonts w:eastAsia="Times New Roman"/>
           <w:color w:val="000000"/>
@@ -1613,7 +1613,7 @@
         <w:shd w:val="clear" w:color="auto" w:fill="FFFFFF"/>
         <w:ind w:firstLine="851"/>
         <w:jc w:val="both"/>
-        <w:divId w:val="455637024"/>
+        <w:divId w:val="255748498"/>
         <w:rPr>
           <w:rFonts w:eastAsia="Times New Roman"/>
           <w:color w:val="000000"/>
@@ -1632,7 +1632,7 @@
         <w:shd w:val="clear" w:color="auto" w:fill="FFFFFF"/>
         <w:ind w:firstLine="851"/>
         <w:jc w:val="both"/>
-        <w:divId w:val="455637024"/>
+        <w:divId w:val="255748498"/>
         <w:rPr>
           <w:rFonts w:eastAsia="Times New Roman"/>
           <w:color w:val="000000"/>
@@ -1650,7 +1650,7 @@
       <w:pPr>
         <w:shd w:val="clear" w:color="auto" w:fill="FFFFFF"/>
         <w:jc w:val="center"/>
-        <w:divId w:val="603460532"/>
+        <w:divId w:val="1698316065"/>
         <w:rPr>
           <w:rFonts w:eastAsia="Times New Roman"/>
           <w:b/>
@@ -1693,7 +1693,7 @@
         <w:shd w:val="clear" w:color="auto" w:fill="FFFFFF"/>
         <w:ind w:firstLine="851"/>
         <w:jc w:val="both"/>
-        <w:divId w:val="455637024"/>
+        <w:divId w:val="255748498"/>
         <w:rPr>
           <w:rFonts w:eastAsia="Times New Roman"/>
           <w:color w:val="000000"/>
@@ -1712,7 +1712,7 @@
         <w:shd w:val="clear" w:color="auto" w:fill="FFFFFF"/>
         <w:ind w:firstLine="851"/>
         <w:jc w:val="both"/>
-        <w:divId w:val="455637024"/>
+        <w:divId w:val="255748498"/>
         <w:rPr>
           <w:rFonts w:eastAsia="Times New Roman"/>
           <w:color w:val="000000"/>
@@ -1731,7 +1731,7 @@
         <w:shd w:val="clear" w:color="auto" w:fill="FFFFFF"/>
         <w:ind w:firstLine="851"/>
         <w:jc w:val="both"/>
-        <w:divId w:val="455637024"/>
+        <w:divId w:val="255748498"/>
         <w:rPr>
           <w:rFonts w:eastAsia="Times New Roman"/>
           <w:color w:val="000000"/>
@@ -1750,7 +1750,7 @@
         <w:shd w:val="clear" w:color="auto" w:fill="FFFFFF"/>
         <w:ind w:firstLine="851"/>
         <w:jc w:val="both"/>
-        <w:divId w:val="455637024"/>
+        <w:divId w:val="255748498"/>
         <w:rPr>
           <w:rFonts w:eastAsia="Times New Roman"/>
           <w:color w:val="000000"/>
@@ -1769,7 +1769,7 @@
         <w:shd w:val="clear" w:color="auto" w:fill="FFFFFF"/>
         <w:ind w:firstLine="851"/>
         <w:jc w:val="both"/>
-        <w:divId w:val="455637024"/>
+        <w:divId w:val="255748498"/>
         <w:rPr>
           <w:rFonts w:eastAsia="Times New Roman"/>
           <w:color w:val="000000"/>
@@ -1788,7 +1788,7 @@
         <w:shd w:val="clear" w:color="auto" w:fill="FFFFFF"/>
         <w:ind w:firstLine="851"/>
         <w:jc w:val="both"/>
-        <w:divId w:val="455637024"/>
+        <w:divId w:val="255748498"/>
         <w:rPr>
           <w:rFonts w:eastAsia="Times New Roman"/>
           <w:color w:val="000000"/>
@@ -1807,7 +1807,7 @@
         <w:shd w:val="clear" w:color="auto" w:fill="FFFFFF"/>
         <w:ind w:firstLine="851"/>
         <w:jc w:val="both"/>
-        <w:divId w:val="455637024"/>
+        <w:divId w:val="255748498"/>
         <w:rPr>
           <w:rFonts w:eastAsia="Times New Roman"/>
           <w:color w:val="000000"/>
@@ -1826,7 +1826,7 @@
         <w:shd w:val="clear" w:color="auto" w:fill="FFFFFF"/>
         <w:ind w:firstLine="851"/>
         <w:jc w:val="both"/>
-        <w:divId w:val="455637024"/>
+        <w:divId w:val="255748498"/>
         <w:rPr>
           <w:rFonts w:eastAsia="Times New Roman"/>
           <w:color w:val="000000"/>
@@ -1845,7 +1845,7 @@
         <w:shd w:val="clear" w:color="auto" w:fill="FFFFFF"/>
         <w:ind w:firstLine="851"/>
         <w:jc w:val="both"/>
-        <w:divId w:val="455637024"/>
+        <w:divId w:val="255748498"/>
         <w:rPr>
           <w:rFonts w:eastAsia="Times New Roman"/>
           <w:color w:val="000000"/>
@@ -1864,7 +1864,7 @@
         <w:shd w:val="clear" w:color="auto" w:fill="FFFFFF"/>
         <w:ind w:firstLine="851"/>
         <w:jc w:val="both"/>
-        <w:divId w:val="455637024"/>
+        <w:divId w:val="255748498"/>
         <w:rPr>
           <w:rFonts w:eastAsia="Times New Roman"/>
           <w:color w:val="000000"/>
@@ -1883,7 +1883,7 @@
         <w:shd w:val="clear" w:color="auto" w:fill="FFFFFF"/>
         <w:ind w:firstLine="851"/>
         <w:jc w:val="both"/>
-        <w:divId w:val="455637024"/>
+        <w:divId w:val="255748498"/>
         <w:rPr>
           <w:rFonts w:eastAsia="Times New Roman"/>
           <w:color w:val="000000"/>
@@ -1902,7 +1902,7 @@
         <w:shd w:val="clear" w:color="auto" w:fill="FFFFFF"/>
         <w:ind w:firstLine="851"/>
         <w:jc w:val="both"/>
-        <w:divId w:val="455637024"/>
+        <w:divId w:val="255748498"/>
         <w:rPr>
           <w:rFonts w:eastAsia="Times New Roman"/>
           <w:color w:val="000000"/>
@@ -1921,7 +1921,7 @@
         <w:shd w:val="clear" w:color="auto" w:fill="FFFFFF"/>
         <w:ind w:firstLine="851"/>
         <w:jc w:val="both"/>
-        <w:divId w:val="455637024"/>
+        <w:divId w:val="255748498"/>
         <w:rPr>
           <w:rFonts w:eastAsia="Times New Roman"/>
           <w:color w:val="000000"/>
@@ -1940,7 +1940,7 @@
         <w:shd w:val="clear" w:color="auto" w:fill="FFFFFF"/>
         <w:ind w:firstLine="851"/>
         <w:jc w:val="both"/>
-        <w:divId w:val="455637024"/>
+        <w:divId w:val="255748498"/>
         <w:rPr>
           <w:rFonts w:eastAsia="Times New Roman"/>
           <w:color w:val="000000"/>
@@ -1959,7 +1959,7 @@
         <w:shd w:val="clear" w:color="auto" w:fill="FFFFFF"/>
         <w:ind w:firstLine="851"/>
         <w:jc w:val="both"/>
-        <w:divId w:val="455637024"/>
+        <w:divId w:val="255748498"/>
         <w:rPr>
           <w:rFonts w:eastAsia="Times New Roman"/>
           <w:color w:val="000000"/>
@@ -1978,7 +1978,7 @@
         <w:shd w:val="clear" w:color="auto" w:fill="FFFFFF"/>
         <w:ind w:firstLine="851"/>
         <w:jc w:val="both"/>
-        <w:divId w:val="455637024"/>
+        <w:divId w:val="255748498"/>
         <w:rPr>
           <w:rFonts w:eastAsia="Times New Roman"/>
           <w:color w:val="000000"/>
@@ -1997,7 +1997,7 @@
         <w:shd w:val="clear" w:color="auto" w:fill="FFFFFF"/>
         <w:ind w:firstLine="851"/>
         <w:jc w:val="both"/>
-        <w:divId w:val="455637024"/>
+        <w:divId w:val="255748498"/>
         <w:rPr>
           <w:rFonts w:eastAsia="Times New Roman"/>
           <w:color w:val="000000"/>
@@ -2016,7 +2016,7 @@
         <w:shd w:val="clear" w:color="auto" w:fill="FFFFFF"/>
         <w:ind w:firstLine="851"/>
         <w:jc w:val="both"/>
-        <w:divId w:val="455637024"/>
+        <w:divId w:val="255748498"/>
         <w:rPr>
           <w:rFonts w:eastAsia="Times New Roman"/>
           <w:color w:val="000000"/>
@@ -2035,7 +2035,7 @@
         <w:shd w:val="clear" w:color="auto" w:fill="FFFFFF"/>
         <w:ind w:firstLine="851"/>
         <w:jc w:val="both"/>
-        <w:divId w:val="455637024"/>
+        <w:divId w:val="255748498"/>
         <w:rPr>
           <w:rFonts w:eastAsia="Times New Roman"/>
           <w:color w:val="000000"/>
@@ -2054,7 +2054,7 @@
         <w:shd w:val="clear" w:color="auto" w:fill="FFFFFF"/>
         <w:ind w:firstLine="851"/>
         <w:jc w:val="both"/>
-        <w:divId w:val="455637024"/>
+        <w:divId w:val="255748498"/>
         <w:rPr>
           <w:rFonts w:eastAsia="Times New Roman"/>
           <w:color w:val="000000"/>
@@ -2073,7 +2073,7 @@
         <w:shd w:val="clear" w:color="auto" w:fill="FFFFFF"/>
         <w:ind w:firstLine="851"/>
         <w:jc w:val="both"/>
-        <w:divId w:val="455637024"/>
+        <w:divId w:val="255748498"/>
         <w:rPr>
           <w:rFonts w:eastAsia="Times New Roman"/>
           <w:color w:val="000000"/>
@@ -2092,7 +2092,7 @@
         <w:shd w:val="clear" w:color="auto" w:fill="FFFFFF"/>
         <w:ind w:firstLine="851"/>
         <w:jc w:val="both"/>
-        <w:divId w:val="455637024"/>
+        <w:divId w:val="255748498"/>
         <w:rPr>
           <w:rFonts w:eastAsia="Times New Roman"/>
           <w:color w:val="000000"/>
@@ -2111,7 +2111,7 @@
         <w:shd w:val="clear" w:color="auto" w:fill="FFFFFF"/>
         <w:ind w:firstLine="851"/>
         <w:jc w:val="both"/>
-        <w:divId w:val="455637024"/>
+        <w:divId w:val="255748498"/>
         <w:rPr>
           <w:rFonts w:eastAsia="Times New Roman"/>
           <w:color w:val="000000"/>
@@ -2130,7 +2130,7 @@
         <w:shd w:val="clear" w:color="auto" w:fill="FFFFFF"/>
         <w:ind w:firstLine="851"/>
         <w:jc w:val="both"/>
-        <w:divId w:val="455637024"/>
+        <w:divId w:val="255748498"/>
         <w:rPr>
           <w:rFonts w:eastAsia="Times New Roman"/>
           <w:color w:val="000000"/>
@@ -2149,7 +2149,7 @@
         <w:shd w:val="clear" w:color="auto" w:fill="FFFFFF"/>
         <w:ind w:firstLine="851"/>
         <w:jc w:val="both"/>
-        <w:divId w:val="455637024"/>
+        <w:divId w:val="255748498"/>
         <w:rPr>
           <w:rFonts w:eastAsia="Times New Roman"/>
           <w:color w:val="000000"/>
@@ -2168,7 +2168,7 @@
         <w:shd w:val="clear" w:color="auto" w:fill="FFFFFF"/>
         <w:ind w:firstLine="851"/>
         <w:jc w:val="both"/>
-        <w:divId w:val="455637024"/>
+        <w:divId w:val="255748498"/>
         <w:rPr>
           <w:rFonts w:eastAsia="Times New Roman"/>
           <w:color w:val="000000"/>
@@ -2187,7 +2187,7 @@
         <w:shd w:val="clear" w:color="auto" w:fill="FFFFFF"/>
         <w:ind w:firstLine="851"/>
         <w:jc w:val="both"/>
-        <w:divId w:val="455637024"/>
+        <w:divId w:val="255748498"/>
         <w:rPr>
           <w:rFonts w:eastAsia="Times New Roman"/>
           <w:color w:val="000000"/>
@@ -2206,7 +2206,7 @@
         <w:shd w:val="clear" w:color="auto" w:fill="FFFFFF"/>
         <w:ind w:firstLine="851"/>
         <w:jc w:val="both"/>
-        <w:divId w:val="455637024"/>
+        <w:divId w:val="255748498"/>
         <w:rPr>
           <w:rFonts w:eastAsia="Times New Roman"/>
           <w:color w:val="000000"/>
@@ -2225,7 +2225,7 @@
         <w:shd w:val="clear" w:color="auto" w:fill="FFFFFF"/>
         <w:ind w:firstLine="851"/>
         <w:jc w:val="both"/>
-        <w:divId w:val="455637024"/>
+        <w:divId w:val="255748498"/>
         <w:rPr>
           <w:rFonts w:eastAsia="Times New Roman"/>
           <w:color w:val="000000"/>
@@ -2244,7 +2244,7 @@
         <w:shd w:val="clear" w:color="auto" w:fill="FFFFFF"/>
         <w:ind w:firstLine="851"/>
         <w:jc w:val="both"/>
-        <w:divId w:val="455637024"/>
+        <w:divId w:val="255748498"/>
         <w:rPr>
           <w:rFonts w:eastAsia="Times New Roman"/>
           <w:color w:val="000000"/>
@@ -2263,7 +2263,7 @@
         <w:shd w:val="clear" w:color="auto" w:fill="FFFFFF"/>
         <w:ind w:firstLine="851"/>
         <w:jc w:val="both"/>
-        <w:divId w:val="455637024"/>
+        <w:divId w:val="255748498"/>
         <w:rPr>
           <w:rFonts w:eastAsia="Times New Roman"/>
           <w:color w:val="000000"/>
@@ -2282,7 +2282,7 @@
         <w:shd w:val="clear" w:color="auto" w:fill="FFFFFF"/>
         <w:ind w:firstLine="851"/>
         <w:jc w:val="both"/>
-        <w:divId w:val="455637024"/>
+        <w:divId w:val="255748498"/>
         <w:rPr>
           <w:rFonts w:eastAsia="Times New Roman"/>
           <w:color w:val="000000"/>
@@ -2301,7 +2301,7 @@
         <w:shd w:val="clear" w:color="auto" w:fill="FFFFFF"/>
         <w:ind w:firstLine="851"/>
         <w:jc w:val="both"/>
-        <w:divId w:val="455637024"/>
+        <w:divId w:val="255748498"/>
         <w:rPr>
           <w:rFonts w:eastAsia="Times New Roman"/>
           <w:color w:val="000000"/>
@@ -2319,7 +2319,7 @@
       <w:pPr>
         <w:shd w:val="clear" w:color="auto" w:fill="FFFFFF"/>
         <w:jc w:val="center"/>
-        <w:divId w:val="1535924107"/>
+        <w:divId w:val="1638141399"/>
         <w:rPr>
           <w:rFonts w:eastAsia="Times New Roman"/>
           <w:b/>
@@ -2362,7 +2362,7 @@
         <w:shd w:val="clear" w:color="auto" w:fill="FFFFFF"/>
         <w:ind w:firstLine="851"/>
         <w:jc w:val="both"/>
-        <w:divId w:val="455637024"/>
+        <w:divId w:val="255748498"/>
         <w:rPr>
           <w:rFonts w:eastAsia="Times New Roman"/>
           <w:color w:val="000000"/>
@@ -2381,7 +2381,7 @@
         <w:shd w:val="clear" w:color="auto" w:fill="FFFFFF"/>
         <w:ind w:firstLine="851"/>
         <w:jc w:val="both"/>
-        <w:divId w:val="455637024"/>
+        <w:divId w:val="255748498"/>
         <w:rPr>
           <w:rFonts w:eastAsia="Times New Roman"/>
           <w:color w:val="000000"/>
@@ -2400,7 +2400,7 @@
         <w:shd w:val="clear" w:color="auto" w:fill="FFFFFF"/>
         <w:ind w:firstLine="851"/>
         <w:jc w:val="both"/>
-        <w:divId w:val="455637024"/>
+        <w:divId w:val="255748498"/>
         <w:rPr>
           <w:rFonts w:eastAsia="Times New Roman"/>
           <w:color w:val="000000"/>
@@ -2419,7 +2419,7 @@
         <w:shd w:val="clear" w:color="auto" w:fill="FFFFFF"/>
         <w:ind w:firstLine="851"/>
         <w:jc w:val="both"/>
-        <w:divId w:val="455637024"/>
+        <w:divId w:val="255748498"/>
         <w:rPr>
           <w:rFonts w:eastAsia="Times New Roman"/>
           <w:color w:val="000000"/>
@@ -2438,7 +2438,7 @@
         <w:shd w:val="clear" w:color="auto" w:fill="FFFFFF"/>
         <w:ind w:firstLine="851"/>
         <w:jc w:val="both"/>
-        <w:divId w:val="455637024"/>
+        <w:divId w:val="255748498"/>
         <w:rPr>
           <w:rFonts w:eastAsia="Times New Roman"/>
           <w:color w:val="000000"/>
@@ -2457,7 +2457,7 @@
         <w:shd w:val="clear" w:color="auto" w:fill="FFFFFF"/>
         <w:ind w:firstLine="851"/>
         <w:jc w:val="both"/>
-        <w:divId w:val="455637024"/>
+        <w:divId w:val="255748498"/>
         <w:rPr>
           <w:rFonts w:eastAsia="Times New Roman"/>
           <w:color w:val="000000"/>
@@ -2476,7 +2476,7 @@
         <w:shd w:val="clear" w:color="auto" w:fill="FFFFFF"/>
         <w:ind w:firstLine="851"/>
         <w:jc w:val="both"/>
-        <w:divId w:val="455637024"/>
+        <w:divId w:val="255748498"/>
         <w:rPr>
           <w:rFonts w:eastAsia="Times New Roman"/>
           <w:color w:val="000000"/>
@@ -2495,7 +2495,7 @@
         <w:shd w:val="clear" w:color="auto" w:fill="FFFFFF"/>
         <w:ind w:firstLine="851"/>
         <w:jc w:val="both"/>
-        <w:divId w:val="455637024"/>
+        <w:divId w:val="255748498"/>
         <w:rPr>
           <w:rFonts w:eastAsia="Times New Roman"/>
           <w:color w:val="000000"/>
@@ -2514,7 +2514,7 @@
         <w:shd w:val="clear" w:color="auto" w:fill="FFFFFF"/>
         <w:ind w:firstLine="851"/>
         <w:jc w:val="both"/>
-        <w:divId w:val="455637024"/>
+        <w:divId w:val="255748498"/>
         <w:rPr>
           <w:rFonts w:eastAsia="Times New Roman"/>
           <w:color w:val="000000"/>
@@ -2533,7 +2533,7 @@
         <w:shd w:val="clear" w:color="auto" w:fill="FFFFFF"/>
         <w:ind w:firstLine="851"/>
         <w:jc w:val="both"/>
-        <w:divId w:val="455637024"/>
+        <w:divId w:val="255748498"/>
         <w:rPr>
           <w:rFonts w:eastAsia="Times New Roman"/>
           <w:color w:val="000000"/>
@@ -2552,7 +2552,7 @@
         <w:shd w:val="clear" w:color="auto" w:fill="FFFFFF"/>
         <w:ind w:firstLine="851"/>
         <w:jc w:val="both"/>
-        <w:divId w:val="455637024"/>
+        <w:divId w:val="255748498"/>
         <w:rPr>
           <w:rFonts w:eastAsia="Times New Roman"/>
           <w:color w:val="000000"/>
@@ -2571,7 +2571,7 @@
         <w:shd w:val="clear" w:color="auto" w:fill="FFFFFF"/>
         <w:ind w:firstLine="851"/>
         <w:jc w:val="both"/>
-        <w:divId w:val="455637024"/>
+        <w:divId w:val="255748498"/>
         <w:rPr>
           <w:rFonts w:eastAsia="Times New Roman"/>
           <w:color w:val="000000"/>
@@ -2590,7 +2590,7 @@
         <w:shd w:val="clear" w:color="auto" w:fill="FFFFFF"/>
         <w:ind w:firstLine="851"/>
         <w:jc w:val="both"/>
-        <w:divId w:val="455637024"/>
+        <w:divId w:val="255748498"/>
         <w:rPr>
           <w:rFonts w:eastAsia="Times New Roman"/>
           <w:color w:val="000000"/>
@@ -2609,7 +2609,7 @@
         <w:shd w:val="clear" w:color="auto" w:fill="FFFFFF"/>
         <w:ind w:firstLine="851"/>
         <w:jc w:val="both"/>
-        <w:divId w:val="455637024"/>
+        <w:divId w:val="255748498"/>
         <w:rPr>
           <w:rFonts w:eastAsia="Times New Roman"/>
           <w:color w:val="000000"/>
@@ -2628,7 +2628,7 @@
         <w:shd w:val="clear" w:color="auto" w:fill="FFFFFF"/>
         <w:ind w:firstLine="851"/>
         <w:jc w:val="both"/>
-        <w:divId w:val="455637024"/>
+        <w:divId w:val="255748498"/>
         <w:rPr>
           <w:rFonts w:eastAsia="Times New Roman"/>
           <w:color w:val="000000"/>
@@ -2647,7 +2647,7 @@
         <w:shd w:val="clear" w:color="auto" w:fill="FFFFFF"/>
         <w:ind w:firstLine="851"/>
         <w:jc w:val="both"/>
-        <w:divId w:val="455637024"/>
+        <w:divId w:val="255748498"/>
         <w:rPr>
           <w:rFonts w:eastAsia="Times New Roman"/>
           <w:color w:val="000000"/>
@@ -2666,7 +2666,7 @@
         <w:shd w:val="clear" w:color="auto" w:fill="FFFFFF"/>
         <w:ind w:firstLine="851"/>
         <w:jc w:val="both"/>
-        <w:divId w:val="455637024"/>
+        <w:divId w:val="255748498"/>
         <w:rPr>
           <w:rFonts w:eastAsia="Times New Roman"/>
           <w:color w:val="000000"/>
@@ -2685,7 +2685,7 @@
         <w:shd w:val="clear" w:color="auto" w:fill="FFFFFF"/>
         <w:ind w:firstLine="851"/>
         <w:jc w:val="both"/>
-        <w:divId w:val="455637024"/>
+        <w:divId w:val="255748498"/>
         <w:rPr>
           <w:rFonts w:eastAsia="Times New Roman"/>
           <w:color w:val="000000"/>
@@ -2704,7 +2704,7 @@
         <w:shd w:val="clear" w:color="auto" w:fill="FFFFFF"/>
         <w:ind w:firstLine="851"/>
         <w:jc w:val="both"/>
-        <w:divId w:val="455637024"/>
+        <w:divId w:val="255748498"/>
         <w:rPr>
           <w:rFonts w:eastAsia="Times New Roman"/>
           <w:color w:val="000000"/>
@@ -2723,7 +2723,7 @@
         <w:shd w:val="clear" w:color="auto" w:fill="FFFFFF"/>
         <w:ind w:firstLine="851"/>
         <w:jc w:val="both"/>
-        <w:divId w:val="455637024"/>
+        <w:divId w:val="255748498"/>
         <w:rPr>
           <w:rFonts w:eastAsia="Times New Roman"/>
           <w:color w:val="000000"/>
@@ -2742,7 +2742,7 @@
         <w:shd w:val="clear" w:color="auto" w:fill="FFFFFF"/>
         <w:ind w:firstLine="851"/>
         <w:jc w:val="both"/>
-        <w:divId w:val="455637024"/>
+        <w:divId w:val="255748498"/>
         <w:rPr>
           <w:rFonts w:eastAsia="Times New Roman"/>
           <w:color w:val="000000"/>
@@ -2761,7 +2761,7 @@
         <w:shd w:val="clear" w:color="auto" w:fill="FFFFFF"/>
         <w:ind w:firstLine="851"/>
         <w:jc w:val="both"/>
-        <w:divId w:val="455637024"/>
+        <w:divId w:val="255748498"/>
         <w:rPr>
           <w:rFonts w:eastAsia="Times New Roman"/>
           <w:color w:val="000000"/>
@@ -2780,7 +2780,7 @@
         <w:shd w:val="clear" w:color="auto" w:fill="FFFFFF"/>
         <w:ind w:firstLine="851"/>
         <w:jc w:val="both"/>
-        <w:divId w:val="455637024"/>
+        <w:divId w:val="255748498"/>
         <w:rPr>
           <w:rFonts w:eastAsia="Times New Roman"/>
           <w:color w:val="000000"/>
@@ -2799,7 +2799,7 @@
         <w:shd w:val="clear" w:color="auto" w:fill="FFFFFF"/>
         <w:ind w:firstLine="851"/>
         <w:jc w:val="both"/>
-        <w:divId w:val="455637024"/>
+        <w:divId w:val="255748498"/>
         <w:rPr>
           <w:rFonts w:eastAsia="Times New Roman"/>
           <w:color w:val="000000"/>
@@ -2818,7 +2818,7 @@
         <w:shd w:val="clear" w:color="auto" w:fill="FFFFFF"/>
         <w:ind w:firstLine="851"/>
         <w:jc w:val="both"/>
-        <w:divId w:val="455637024"/>
+        <w:divId w:val="255748498"/>
         <w:rPr>
           <w:rFonts w:eastAsia="Times New Roman"/>
           <w:color w:val="000000"/>
@@ -2837,7 +2837,7 @@
         <w:shd w:val="clear" w:color="auto" w:fill="FFFFFF"/>
         <w:ind w:firstLine="851"/>
         <w:jc w:val="both"/>
-        <w:divId w:val="455637024"/>
+        <w:divId w:val="255748498"/>
         <w:rPr>
           <w:rFonts w:eastAsia="Times New Roman"/>
           <w:color w:val="000000"/>
@@ -2856,7 +2856,7 @@
         <w:shd w:val="clear" w:color="auto" w:fill="FFFFFF"/>
         <w:ind w:firstLine="851"/>
         <w:jc w:val="both"/>
-        <w:divId w:val="455637024"/>
+        <w:divId w:val="255748498"/>
         <w:rPr>
           <w:rFonts w:eastAsia="Times New Roman"/>
           <w:color w:val="000000"/>
@@ -2875,7 +2875,7 @@
         <w:shd w:val="clear" w:color="auto" w:fill="FFFFFF"/>
         <w:ind w:firstLine="851"/>
         <w:jc w:val="both"/>
-        <w:divId w:val="455637024"/>
+        <w:divId w:val="255748498"/>
         <w:rPr>
           <w:rFonts w:eastAsia="Times New Roman"/>
           <w:color w:val="000000"/>
@@ -2894,7 +2894,7 @@
         <w:shd w:val="clear" w:color="auto" w:fill="FFFFFF"/>
         <w:ind w:firstLine="851"/>
         <w:jc w:val="both"/>
-        <w:divId w:val="455637024"/>
+        <w:divId w:val="255748498"/>
         <w:rPr>
           <w:rFonts w:eastAsia="Times New Roman"/>
           <w:color w:val="000000"/>
@@ -2913,7 +2913,7 @@
         <w:shd w:val="clear" w:color="auto" w:fill="FFFFFF"/>
         <w:ind w:firstLine="851"/>
         <w:jc w:val="both"/>
-        <w:divId w:val="455637024"/>
+        <w:divId w:val="255748498"/>
         <w:rPr>
           <w:rFonts w:eastAsia="Times New Roman"/>
           <w:color w:val="000000"/>
@@ -2932,7 +2932,7 @@
         <w:shd w:val="clear" w:color="auto" w:fill="FFFFFF"/>
         <w:ind w:firstLine="851"/>
         <w:jc w:val="both"/>
-        <w:divId w:val="455637024"/>
+        <w:divId w:val="255748498"/>
         <w:rPr>
           <w:rFonts w:eastAsia="Times New Roman"/>
           <w:color w:val="000000"/>
@@ -2951,7 +2951,7 @@
         <w:shd w:val="clear" w:color="auto" w:fill="FFFFFF"/>
         <w:ind w:firstLine="851"/>
         <w:jc w:val="both"/>
-        <w:divId w:val="455637024"/>
+        <w:divId w:val="255748498"/>
         <w:rPr>
           <w:rFonts w:eastAsia="Times New Roman"/>
           <w:color w:val="000000"/>
@@ -2970,7 +2970,7 @@
         <w:shd w:val="clear" w:color="auto" w:fill="FFFFFF"/>
         <w:ind w:firstLine="851"/>
         <w:jc w:val="both"/>
-        <w:divId w:val="455637024"/>
+        <w:divId w:val="255748498"/>
         <w:rPr>
           <w:rFonts w:eastAsia="Times New Roman"/>
           <w:color w:val="000000"/>
@@ -2989,7 +2989,7 @@
         <w:shd w:val="clear" w:color="auto" w:fill="FFFFFF"/>
         <w:ind w:firstLine="851"/>
         <w:jc w:val="both"/>
-        <w:divId w:val="455637024"/>
+        <w:divId w:val="255748498"/>
         <w:rPr>
           <w:rFonts w:eastAsia="Times New Roman"/>
           <w:color w:val="000000"/>
@@ -3008,7 +3008,7 @@
         <w:shd w:val="clear" w:color="auto" w:fill="FFFFFF"/>
         <w:ind w:firstLine="851"/>
         <w:jc w:val="both"/>
-        <w:divId w:val="455637024"/>
+        <w:divId w:val="255748498"/>
         <w:rPr>
           <w:rFonts w:eastAsia="Times New Roman"/>
           <w:color w:val="000000"/>
@@ -3027,7 +3027,7 @@
         <w:shd w:val="clear" w:color="auto" w:fill="FFFFFF"/>
         <w:ind w:firstLine="851"/>
         <w:jc w:val="both"/>
-        <w:divId w:val="455637024"/>
+        <w:divId w:val="255748498"/>
         <w:rPr>
           <w:rFonts w:eastAsia="Times New Roman"/>
           <w:color w:val="000000"/>
@@ -3046,7 +3046,7 @@
         <w:shd w:val="clear" w:color="auto" w:fill="FFFFFF"/>
         <w:ind w:firstLine="851"/>
         <w:jc w:val="both"/>
-        <w:divId w:val="455637024"/>
+        <w:divId w:val="255748498"/>
         <w:rPr>
           <w:rFonts w:eastAsia="Times New Roman"/>
           <w:color w:val="000000"/>
@@ -3065,7 +3065,7 @@
         <w:shd w:val="clear" w:color="auto" w:fill="FFFFFF"/>
         <w:ind w:firstLine="851"/>
         <w:jc w:val="both"/>
-        <w:divId w:val="455637024"/>
+        <w:divId w:val="255748498"/>
         <w:rPr>
           <w:rFonts w:eastAsia="Times New Roman"/>
           <w:color w:val="000000"/>
@@ -3084,7 +3084,7 @@
         <w:shd w:val="clear" w:color="auto" w:fill="FFFFFF"/>
         <w:ind w:firstLine="851"/>
         <w:jc w:val="both"/>
-        <w:divId w:val="455637024"/>
+        <w:divId w:val="255748498"/>
         <w:rPr>
           <w:rFonts w:eastAsia="Times New Roman"/>
           <w:color w:val="000000"/>
@@ -3103,7 +3103,7 @@
         <w:shd w:val="clear" w:color="auto" w:fill="FFFFFF"/>
         <w:ind w:firstLine="851"/>
         <w:jc w:val="both"/>
-        <w:divId w:val="455637024"/>
+        <w:divId w:val="255748498"/>
         <w:rPr>
           <w:rFonts w:eastAsia="Times New Roman"/>
           <w:color w:val="000000"/>
@@ -3122,7 +3122,7 @@
         <w:shd w:val="clear" w:color="auto" w:fill="FFFFFF"/>
         <w:ind w:firstLine="851"/>
         <w:jc w:val="both"/>
-        <w:divId w:val="455637024"/>
+        <w:divId w:val="255748498"/>
         <w:rPr>
           <w:rFonts w:eastAsia="Times New Roman"/>
           <w:color w:val="000000"/>
@@ -3141,7 +3141,7 @@
         <w:shd w:val="clear" w:color="auto" w:fill="FFFFFF"/>
         <w:ind w:firstLine="851"/>
         <w:jc w:val="both"/>
-        <w:divId w:val="455637024"/>
+        <w:divId w:val="255748498"/>
         <w:rPr>
           <w:rFonts w:eastAsia="Times New Roman"/>
           <w:color w:val="000000"/>
@@ -3160,7 +3160,7 @@
         <w:shd w:val="clear" w:color="auto" w:fill="FFFFFF"/>
         <w:ind w:firstLine="851"/>
         <w:jc w:val="both"/>
-        <w:divId w:val="455637024"/>
+        <w:divId w:val="255748498"/>
         <w:rPr>
           <w:rFonts w:eastAsia="Times New Roman"/>
           <w:color w:val="000000"/>
@@ -3179,7 +3179,7 @@
         <w:shd w:val="clear" w:color="auto" w:fill="FFFFFF"/>
         <w:ind w:firstLine="851"/>
         <w:jc w:val="both"/>
-        <w:divId w:val="455637024"/>
+        <w:divId w:val="255748498"/>
         <w:rPr>
           <w:rFonts w:eastAsia="Times New Roman"/>
           <w:color w:val="000000"/>
@@ -3198,7 +3198,7 @@
         <w:shd w:val="clear" w:color="auto" w:fill="FFFFFF"/>
         <w:ind w:firstLine="851"/>
         <w:jc w:val="both"/>
-        <w:divId w:val="455637024"/>
+        <w:divId w:val="255748498"/>
         <w:rPr>
           <w:rFonts w:eastAsia="Times New Roman"/>
           <w:color w:val="000000"/>
@@ -3217,7 +3217,7 @@
         <w:shd w:val="clear" w:color="auto" w:fill="FFFFFF"/>
         <w:ind w:firstLine="851"/>
         <w:jc w:val="both"/>
-        <w:divId w:val="455637024"/>
+        <w:divId w:val="255748498"/>
         <w:rPr>
           <w:rFonts w:eastAsia="Times New Roman"/>
           <w:color w:val="000000"/>
@@ -3236,7 +3236,7 @@
         <w:shd w:val="clear" w:color="auto" w:fill="FFFFFF"/>
         <w:ind w:firstLine="851"/>
         <w:jc w:val="both"/>
-        <w:divId w:val="455637024"/>
+        <w:divId w:val="255748498"/>
         <w:rPr>
           <w:rFonts w:eastAsia="Times New Roman"/>
           <w:color w:val="000000"/>
@@ -3255,7 +3255,7 @@
         <w:shd w:val="clear" w:color="auto" w:fill="FFFFFF"/>
         <w:ind w:firstLine="851"/>
         <w:jc w:val="both"/>
-        <w:divId w:val="455637024"/>
+        <w:divId w:val="255748498"/>
         <w:rPr>
           <w:rFonts w:eastAsia="Times New Roman"/>
           <w:color w:val="000000"/>
@@ -3274,7 +3274,7 @@
         <w:shd w:val="clear" w:color="auto" w:fill="FFFFFF"/>
         <w:ind w:firstLine="851"/>
         <w:jc w:val="both"/>
-        <w:divId w:val="455637024"/>
+        <w:divId w:val="255748498"/>
         <w:rPr>
           <w:rFonts w:eastAsia="Times New Roman"/>
           <w:color w:val="000000"/>
@@ -3293,7 +3293,7 @@
         <w:shd w:val="clear" w:color="auto" w:fill="FFFFFF"/>
         <w:ind w:firstLine="851"/>
         <w:jc w:val="both"/>
-        <w:divId w:val="455637024"/>
+        <w:divId w:val="255748498"/>
         <w:rPr>
           <w:rFonts w:eastAsia="Times New Roman"/>
           <w:color w:val="000000"/>
@@ -3312,7 +3312,7 @@
         <w:shd w:val="clear" w:color="auto" w:fill="FFFFFF"/>
         <w:ind w:firstLine="851"/>
         <w:jc w:val="both"/>
-        <w:divId w:val="455637024"/>
+        <w:divId w:val="255748498"/>
         <w:rPr>
           <w:rFonts w:eastAsia="Times New Roman"/>
           <w:color w:val="000000"/>
@@ -3331,7 +3331,7 @@
         <w:shd w:val="clear" w:color="auto" w:fill="FFFFFF"/>
         <w:ind w:firstLine="851"/>
         <w:jc w:val="both"/>
-        <w:divId w:val="455637024"/>
+        <w:divId w:val="255748498"/>
         <w:rPr>
           <w:rFonts w:eastAsia="Times New Roman"/>
           <w:color w:val="000000"/>
@@ -3350,7 +3350,7 @@
         <w:shd w:val="clear" w:color="auto" w:fill="FFFFFF"/>
         <w:ind w:firstLine="851"/>
         <w:jc w:val="both"/>
-        <w:divId w:val="455637024"/>
+        <w:divId w:val="255748498"/>
         <w:rPr>
           <w:rFonts w:eastAsia="Times New Roman"/>
           <w:color w:val="000000"/>
@@ -3369,7 +3369,7 @@
         <w:shd w:val="clear" w:color="auto" w:fill="FFFFFF"/>
         <w:ind w:firstLine="851"/>
         <w:jc w:val="both"/>
-        <w:divId w:val="455637024"/>
+        <w:divId w:val="255748498"/>
         <w:rPr>
           <w:rFonts w:eastAsia="Times New Roman"/>
           <w:color w:val="000000"/>
@@ -3388,7 +3388,7 @@
         <w:shd w:val="clear" w:color="auto" w:fill="FFFFFF"/>
         <w:ind w:firstLine="851"/>
         <w:jc w:val="both"/>
-        <w:divId w:val="455637024"/>
+        <w:divId w:val="255748498"/>
         <w:rPr>
           <w:rFonts w:eastAsia="Times New Roman"/>
           <w:color w:val="000000"/>
@@ -3407,7 +3407,7 @@
         <w:shd w:val="clear" w:color="auto" w:fill="FFFFFF"/>
         <w:ind w:firstLine="851"/>
         <w:jc w:val="both"/>
-        <w:divId w:val="455637024"/>
+        <w:divId w:val="255748498"/>
         <w:rPr>
           <w:rFonts w:eastAsia="Times New Roman"/>
           <w:color w:val="000000"/>
@@ -3426,7 +3426,7 @@
         <w:shd w:val="clear" w:color="auto" w:fill="FFFFFF"/>
         <w:ind w:firstLine="851"/>
         <w:jc w:val="both"/>
-        <w:divId w:val="455637024"/>
+        <w:divId w:val="255748498"/>
         <w:rPr>
           <w:rFonts w:eastAsia="Times New Roman"/>
           <w:color w:val="000000"/>
@@ -3445,7 +3445,7 @@
         <w:shd w:val="clear" w:color="auto" w:fill="FFFFFF"/>
         <w:ind w:firstLine="851"/>
         <w:jc w:val="both"/>
-        <w:divId w:val="455637024"/>
+        <w:divId w:val="255748498"/>
         <w:rPr>
           <w:rFonts w:eastAsia="Times New Roman"/>
           <w:color w:val="000000"/>
@@ -3464,7 +3464,7 @@
         <w:shd w:val="clear" w:color="auto" w:fill="FFFFFF"/>
         <w:ind w:firstLine="851"/>
         <w:jc w:val="both"/>
-        <w:divId w:val="455637024"/>
+        <w:divId w:val="255748498"/>
         <w:rPr>
           <w:rFonts w:eastAsia="Times New Roman"/>
           <w:color w:val="000000"/>
@@ -3483,7 +3483,7 @@
         <w:shd w:val="clear" w:color="auto" w:fill="FFFFFF"/>
         <w:ind w:firstLine="851"/>
         <w:jc w:val="both"/>
-        <w:divId w:val="455637024"/>
+        <w:divId w:val="255748498"/>
         <w:rPr>
           <w:rFonts w:eastAsia="Times New Roman"/>
           <w:color w:val="000000"/>
@@ -3502,7 +3502,7 @@
         <w:shd w:val="clear" w:color="auto" w:fill="FFFFFF"/>
         <w:ind w:firstLine="851"/>
         <w:jc w:val="both"/>
-        <w:divId w:val="455637024"/>
+        <w:divId w:val="255748498"/>
         <w:rPr>
           <w:rFonts w:eastAsia="Times New Roman"/>
           <w:color w:val="000000"/>
@@ -3520,7 +3520,7 @@
       <w:pPr>
         <w:shd w:val="clear" w:color="auto" w:fill="FFFFFF"/>
         <w:jc w:val="center"/>
-        <w:divId w:val="473957202"/>
+        <w:divId w:val="1847817234"/>
         <w:rPr>
           <w:rFonts w:eastAsia="Times New Roman"/>
           <w:b/>
@@ -3563,7 +3563,7 @@
         <w:shd w:val="clear" w:color="auto" w:fill="FFFFFF"/>
         <w:ind w:firstLine="851"/>
         <w:jc w:val="both"/>
-        <w:divId w:val="455637024"/>
+        <w:divId w:val="255748498"/>
         <w:rPr>
           <w:rFonts w:eastAsia="Times New Roman"/>
           <w:color w:val="000000"/>
@@ -3582,7 +3582,7 @@
         <w:shd w:val="clear" w:color="auto" w:fill="FFFFFF"/>
         <w:ind w:firstLine="851"/>
         <w:jc w:val="both"/>
-        <w:divId w:val="455637024"/>
+        <w:divId w:val="255748498"/>
         <w:rPr>
           <w:rFonts w:eastAsia="Times New Roman"/>
           <w:color w:val="000000"/>
@@ -3601,7 +3601,7 @@
         <w:shd w:val="clear" w:color="auto" w:fill="FFFFFF"/>
         <w:ind w:firstLine="851"/>
         <w:jc w:val="both"/>
-        <w:divId w:val="455637024"/>
+        <w:divId w:val="255748498"/>
         <w:rPr>
           <w:rFonts w:eastAsia="Times New Roman"/>
           <w:color w:val="000000"/>
@@ -3620,7 +3620,7 @@
         <w:shd w:val="clear" w:color="auto" w:fill="FFFFFF"/>
         <w:ind w:firstLine="851"/>
         <w:jc w:val="both"/>
-        <w:divId w:val="455637024"/>
+        <w:divId w:val="255748498"/>
         <w:rPr>
           <w:rFonts w:eastAsia="Times New Roman"/>
           <w:color w:val="000000"/>
@@ -3639,7 +3639,7 @@
         <w:shd w:val="clear" w:color="auto" w:fill="FFFFFF"/>
         <w:ind w:firstLine="851"/>
         <w:jc w:val="both"/>
-        <w:divId w:val="455637024"/>
+        <w:divId w:val="255748498"/>
         <w:rPr>
           <w:rFonts w:eastAsia="Times New Roman"/>
           <w:color w:val="000000"/>
@@ -3658,7 +3658,7 @@
         <w:shd w:val="clear" w:color="auto" w:fill="FFFFFF"/>
         <w:ind w:firstLine="851"/>
         <w:jc w:val="both"/>
-        <w:divId w:val="455637024"/>
+        <w:divId w:val="255748498"/>
         <w:rPr>
           <w:rFonts w:eastAsia="Times New Roman"/>
           <w:color w:val="000000"/>
@@ -3677,7 +3677,7 @@
         <w:shd w:val="clear" w:color="auto" w:fill="FFFFFF"/>
         <w:ind w:firstLine="851"/>
         <w:jc w:val="both"/>
-        <w:divId w:val="455637024"/>
+        <w:divId w:val="255748498"/>
         <w:rPr>
           <w:rFonts w:eastAsia="Times New Roman"/>
           <w:color w:val="000000"/>
@@ -3696,7 +3696,7 @@
         <w:shd w:val="clear" w:color="auto" w:fill="FFFFFF"/>
         <w:ind w:firstLine="851"/>
         <w:jc w:val="both"/>
-        <w:divId w:val="455637024"/>
+        <w:divId w:val="255748498"/>
         <w:rPr>
           <w:rFonts w:eastAsia="Times New Roman"/>
           <w:color w:val="000000"/>
@@ -3715,7 +3715,7 @@
         <w:shd w:val="clear" w:color="auto" w:fill="FFFFFF"/>
         <w:ind w:firstLine="851"/>
         <w:jc w:val="both"/>
-        <w:divId w:val="455637024"/>
+        <w:divId w:val="255748498"/>
         <w:rPr>
           <w:rFonts w:eastAsia="Times New Roman"/>
           <w:color w:val="000000"/>
@@ -3734,7 +3734,7 @@
         <w:shd w:val="clear" w:color="auto" w:fill="FFFFFF"/>
         <w:ind w:firstLine="851"/>
         <w:jc w:val="both"/>
-        <w:divId w:val="455637024"/>
+        <w:divId w:val="255748498"/>
         <w:rPr>
           <w:rFonts w:eastAsia="Times New Roman"/>
           <w:color w:val="000000"/>
@@ -3753,7 +3753,7 @@
         <w:shd w:val="clear" w:color="auto" w:fill="FFFFFF"/>
         <w:ind w:firstLine="851"/>
         <w:jc w:val="both"/>
-        <w:divId w:val="455637024"/>
+        <w:divId w:val="255748498"/>
         <w:rPr>
           <w:rFonts w:eastAsia="Times New Roman"/>
           <w:color w:val="000000"/>
@@ -3772,7 +3772,7 @@
         <w:shd w:val="clear" w:color="auto" w:fill="FFFFFF"/>
         <w:ind w:firstLine="851"/>
         <w:jc w:val="both"/>
-        <w:divId w:val="455637024"/>
+        <w:divId w:val="255748498"/>
         <w:rPr>
           <w:rFonts w:eastAsia="Times New Roman"/>
           <w:color w:val="000000"/>
@@ -3791,7 +3791,7 @@
         <w:shd w:val="clear" w:color="auto" w:fill="FFFFFF"/>
         <w:ind w:firstLine="851"/>
         <w:jc w:val="both"/>
-        <w:divId w:val="455637024"/>
+        <w:divId w:val="255748498"/>
         <w:rPr>
           <w:rFonts w:eastAsia="Times New Roman"/>
           <w:color w:val="000000"/>
@@ -3810,7 +3810,7 @@
         <w:shd w:val="clear" w:color="auto" w:fill="FFFFFF"/>
         <w:ind w:firstLine="851"/>
         <w:jc w:val="both"/>
-        <w:divId w:val="455637024"/>
+        <w:divId w:val="255748498"/>
         <w:rPr>
           <w:rFonts w:eastAsia="Times New Roman"/>
           <w:color w:val="000000"/>
@@ -3829,7 +3829,7 @@
         <w:shd w:val="clear" w:color="auto" w:fill="FFFFFF"/>
         <w:ind w:firstLine="851"/>
         <w:jc w:val="both"/>
-        <w:divId w:val="455637024"/>
+        <w:divId w:val="255748498"/>
         <w:rPr>
           <w:rFonts w:eastAsia="Times New Roman"/>
           <w:color w:val="000000"/>
@@ -3848,7 +3848,7 @@
         <w:shd w:val="clear" w:color="auto" w:fill="FFFFFF"/>
         <w:ind w:firstLine="851"/>
         <w:jc w:val="both"/>
-        <w:divId w:val="455637024"/>
+        <w:divId w:val="255748498"/>
         <w:rPr>
           <w:rFonts w:eastAsia="Times New Roman"/>
           <w:color w:val="339966"/>
@@ -3871,7 +3871,7 @@
         <w:shd w:val="clear" w:color="auto" w:fill="FFFFFF"/>
         <w:ind w:firstLine="851"/>
         <w:jc w:val="both"/>
-        <w:divId w:val="455637024"/>
+        <w:divId w:val="255748498"/>
         <w:rPr>
           <w:rFonts w:eastAsia="Times New Roman"/>
           <w:color w:val="339966"/>
@@ -3895,7 +3895,7 @@
         <w:shd w:val="clear" w:color="auto" w:fill="FFFFFF"/>
         <w:ind w:firstLine="851"/>
         <w:jc w:val="both"/>
-        <w:divId w:val="455637024"/>
+        <w:divId w:val="255748498"/>
         <w:rPr>
           <w:rFonts w:eastAsia="Times New Roman"/>
           <w:color w:val="339966"/>
@@ -3919,7 +3919,7 @@
         <w:shd w:val="clear" w:color="auto" w:fill="FFFFFF"/>
         <w:ind w:firstLine="851"/>
         <w:jc w:val="both"/>
-        <w:divId w:val="455637024"/>
+        <w:divId w:val="255748498"/>
         <w:rPr>
           <w:rFonts w:eastAsia="Times New Roman"/>
           <w:color w:val="339966"/>
@@ -3942,7 +3942,7 @@
       <w:pPr>
         <w:shd w:val="clear" w:color="auto" w:fill="FFFFFF"/>
         <w:jc w:val="center"/>
-        <w:divId w:val="1988514938"/>
+        <w:divId w:val="1988388613"/>
         <w:rPr>
           <w:rFonts w:eastAsia="Times New Roman"/>
           <w:color w:val="000080"/>
@@ -3993,7 +3993,7 @@
       <w:pPr>
         <w:shd w:val="clear" w:color="auto" w:fill="FFFFFF"/>
         <w:jc w:val="center"/>
-        <w:divId w:val="1981690611"/>
+        <w:divId w:val="1122386121"/>
         <w:rPr>
           <w:rFonts w:eastAsia="Times New Roman"/>
           <w:b/>
@@ -4015,7 +4015,7 @@
       <w:pPr>
         <w:shd w:val="clear" w:color="auto" w:fill="FFFFFF"/>
         <w:jc w:val="center"/>
-        <w:divId w:val="455637024"/>
+        <w:divId w:val="255748498"/>
         <w:rPr>
           <w:rFonts w:eastAsia="Times New Roman"/>
           <w:caps/>
@@ -4035,7 +4035,7 @@
       <w:pPr>
         <w:shd w:val="clear" w:color="auto" w:fill="FFFFFF"/>
         <w:jc w:val="center"/>
-        <w:divId w:val="521209955"/>
+        <w:divId w:val="1740135115"/>
         <w:rPr>
           <w:rFonts w:eastAsia="Times New Roman"/>
           <w:b/>
@@ -4058,7 +4058,7 @@
         <w:shd w:val="clear" w:color="auto" w:fill="FFFFFF"/>
         <w:ind w:firstLine="851"/>
         <w:jc w:val="both"/>
-        <w:divId w:val="455637024"/>
+        <w:divId w:val="255748498"/>
         <w:rPr>
           <w:rFonts w:eastAsia="Times New Roman"/>
           <w:color w:val="000000"/>
@@ -4093,7 +4093,7 @@
         <w:shd w:val="clear" w:color="auto" w:fill="FFFFFF"/>
         <w:ind w:firstLine="851"/>
         <w:jc w:val="both"/>
-        <w:divId w:val="455637024"/>
+        <w:divId w:val="255748498"/>
         <w:rPr>
           <w:rFonts w:eastAsia="Times New Roman"/>
           <w:color w:val="000000"/>
@@ -4112,7 +4112,7 @@
         <w:shd w:val="clear" w:color="auto" w:fill="FFFFFF"/>
         <w:ind w:firstLine="851"/>
         <w:jc w:val="both"/>
-        <w:divId w:val="455637024"/>
+        <w:divId w:val="255748498"/>
         <w:rPr>
           <w:rFonts w:eastAsia="Times New Roman"/>
           <w:color w:val="000000"/>
@@ -4131,7 +4131,7 @@
         <w:shd w:val="clear" w:color="auto" w:fill="FFFFFF"/>
         <w:ind w:firstLine="851"/>
         <w:jc w:val="both"/>
-        <w:divId w:val="455637024"/>
+        <w:divId w:val="255748498"/>
         <w:rPr>
           <w:rFonts w:eastAsia="Times New Roman"/>
           <w:color w:val="000000"/>
@@ -4150,7 +4150,7 @@
         <w:shd w:val="clear" w:color="auto" w:fill="FFFFFF"/>
         <w:ind w:firstLine="851"/>
         <w:jc w:val="both"/>
-        <w:divId w:val="455637024"/>
+        <w:divId w:val="255748498"/>
         <w:rPr>
           <w:rFonts w:eastAsia="Times New Roman"/>
           <w:color w:val="000000"/>
@@ -4169,7 +4169,7 @@
         <w:shd w:val="clear" w:color="auto" w:fill="FFFFFF"/>
         <w:ind w:firstLine="851"/>
         <w:jc w:val="both"/>
-        <w:divId w:val="455637024"/>
+        <w:divId w:val="255748498"/>
         <w:rPr>
           <w:rFonts w:eastAsia="Times New Roman"/>
           <w:color w:val="000000"/>
@@ -4188,7 +4188,7 @@
         <w:shd w:val="clear" w:color="auto" w:fill="FFFFFF"/>
         <w:ind w:firstLine="851"/>
         <w:jc w:val="both"/>
-        <w:divId w:val="455637024"/>
+        <w:divId w:val="255748498"/>
         <w:rPr>
           <w:rFonts w:eastAsia="Times New Roman"/>
           <w:color w:val="000000"/>
@@ -4207,7 +4207,7 @@
         <w:shd w:val="clear" w:color="auto" w:fill="FFFFFF"/>
         <w:ind w:firstLine="851"/>
         <w:jc w:val="both"/>
-        <w:divId w:val="455637024"/>
+        <w:divId w:val="255748498"/>
         <w:rPr>
           <w:rFonts w:eastAsia="Times New Roman"/>
           <w:color w:val="000000"/>
@@ -4226,7 +4226,7 @@
         <w:shd w:val="clear" w:color="auto" w:fill="FFFFFF"/>
         <w:ind w:firstLine="851"/>
         <w:jc w:val="both"/>
-        <w:divId w:val="455637024"/>
+        <w:divId w:val="255748498"/>
         <w:rPr>
           <w:rFonts w:eastAsia="Times New Roman"/>
           <w:color w:val="000000"/>
@@ -4245,7 +4245,7 @@
         <w:shd w:val="clear" w:color="auto" w:fill="FFFFFF"/>
         <w:ind w:firstLine="851"/>
         <w:jc w:val="both"/>
-        <w:divId w:val="455637024"/>
+        <w:divId w:val="255748498"/>
         <w:rPr>
           <w:rFonts w:eastAsia="Times New Roman"/>
           <w:color w:val="000000"/>
@@ -4264,7 +4264,7 @@
         <w:shd w:val="clear" w:color="auto" w:fill="FFFFFF"/>
         <w:ind w:firstLine="851"/>
         <w:jc w:val="both"/>
-        <w:divId w:val="455637024"/>
+        <w:divId w:val="255748498"/>
         <w:rPr>
           <w:rFonts w:eastAsia="Times New Roman"/>
           <w:color w:val="000000"/>
@@ -4283,7 +4283,7 @@
         <w:shd w:val="clear" w:color="auto" w:fill="FFFFFF"/>
         <w:ind w:firstLine="851"/>
         <w:jc w:val="both"/>
-        <w:divId w:val="455637024"/>
+        <w:divId w:val="255748498"/>
         <w:rPr>
           <w:rFonts w:eastAsia="Times New Roman"/>
           <w:color w:val="000000"/>
@@ -4302,7 +4302,7 @@
         <w:shd w:val="clear" w:color="auto" w:fill="FFFFFF"/>
         <w:ind w:firstLine="851"/>
         <w:jc w:val="both"/>
-        <w:divId w:val="455637024"/>
+        <w:divId w:val="255748498"/>
         <w:rPr>
           <w:rFonts w:eastAsia="Times New Roman"/>
           <w:color w:val="000000"/>
@@ -4321,7 +4321,7 @@
         <w:shd w:val="clear" w:color="auto" w:fill="FFFFFF"/>
         <w:ind w:firstLine="851"/>
         <w:jc w:val="both"/>
-        <w:divId w:val="455637024"/>
+        <w:divId w:val="255748498"/>
         <w:rPr>
           <w:rFonts w:eastAsia="Times New Roman"/>
           <w:color w:val="000000"/>
@@ -4340,7 +4340,7 @@
         <w:shd w:val="clear" w:color="auto" w:fill="FFFFFF"/>
         <w:ind w:firstLine="851"/>
         <w:jc w:val="both"/>
-        <w:divId w:val="455637024"/>
+        <w:divId w:val="255748498"/>
         <w:rPr>
           <w:rFonts w:eastAsia="Times New Roman"/>
           <w:color w:val="000000"/>
@@ -4359,7 +4359,7 @@
         <w:shd w:val="clear" w:color="auto" w:fill="FFFFFF"/>
         <w:ind w:firstLine="851"/>
         <w:jc w:val="both"/>
-        <w:divId w:val="455637024"/>
+        <w:divId w:val="255748498"/>
         <w:rPr>
           <w:rFonts w:eastAsia="Times New Roman"/>
           <w:color w:val="000000"/>
@@ -4378,7 +4378,7 @@
         <w:shd w:val="clear" w:color="auto" w:fill="FFFFFF"/>
         <w:ind w:firstLine="851"/>
         <w:jc w:val="both"/>
-        <w:divId w:val="455637024"/>
+        <w:divId w:val="255748498"/>
         <w:rPr>
           <w:rFonts w:eastAsia="Times New Roman"/>
           <w:color w:val="000000"/>
@@ -4397,7 +4397,7 @@
         <w:shd w:val="clear" w:color="auto" w:fill="FFFFFF"/>
         <w:ind w:firstLine="851"/>
         <w:jc w:val="both"/>
-        <w:divId w:val="455637024"/>
+        <w:divId w:val="255748498"/>
         <w:rPr>
           <w:rFonts w:eastAsia="Times New Roman"/>
           <w:color w:val="000000"/>
@@ -4416,7 +4416,7 @@
         <w:shd w:val="clear" w:color="auto" w:fill="FFFFFF"/>
         <w:ind w:firstLine="851"/>
         <w:jc w:val="both"/>
-        <w:divId w:val="455637024"/>
+        <w:divId w:val="255748498"/>
         <w:rPr>
           <w:rFonts w:eastAsia="Times New Roman"/>
           <w:color w:val="000000"/>
@@ -4435,7 +4435,7 @@
         <w:shd w:val="clear" w:color="auto" w:fill="FFFFFF"/>
         <w:ind w:firstLine="851"/>
         <w:jc w:val="both"/>
-        <w:divId w:val="455637024"/>
+        <w:divId w:val="255748498"/>
         <w:rPr>
           <w:rFonts w:eastAsia="Times New Roman"/>
           <w:color w:val="000000"/>
@@ -4454,7 +4454,7 @@
         <w:shd w:val="clear" w:color="auto" w:fill="FFFFFF"/>
         <w:ind w:firstLine="851"/>
         <w:jc w:val="both"/>
-        <w:divId w:val="455637024"/>
+        <w:divId w:val="255748498"/>
         <w:rPr>
           <w:rFonts w:eastAsia="Times New Roman"/>
           <w:color w:val="000000"/>
@@ -4473,7 +4473,7 @@
         <w:shd w:val="clear" w:color="auto" w:fill="FFFFFF"/>
         <w:ind w:firstLine="851"/>
         <w:jc w:val="both"/>
-        <w:divId w:val="455637024"/>
+        <w:divId w:val="255748498"/>
         <w:rPr>
           <w:rFonts w:eastAsia="Times New Roman"/>
           <w:color w:val="000000"/>
@@ -4492,7 +4492,7 @@
         <w:shd w:val="clear" w:color="auto" w:fill="FFFFFF"/>
         <w:ind w:firstLine="851"/>
         <w:jc w:val="both"/>
-        <w:divId w:val="455637024"/>
+        <w:divId w:val="255748498"/>
         <w:rPr>
           <w:rFonts w:eastAsia="Times New Roman"/>
           <w:color w:val="000000"/>
@@ -4511,7 +4511,7 @@
         <w:shd w:val="clear" w:color="auto" w:fill="FFFFFF"/>
         <w:ind w:firstLine="851"/>
         <w:jc w:val="both"/>
-        <w:divId w:val="455637024"/>
+        <w:divId w:val="255748498"/>
         <w:rPr>
           <w:rFonts w:eastAsia="Times New Roman"/>
           <w:color w:val="000000"/>
@@ -4530,7 +4530,7 @@
         <w:shd w:val="clear" w:color="auto" w:fill="FFFFFF"/>
         <w:ind w:firstLine="851"/>
         <w:jc w:val="both"/>
-        <w:divId w:val="455637024"/>
+        <w:divId w:val="255748498"/>
         <w:rPr>
           <w:rFonts w:eastAsia="Times New Roman"/>
           <w:color w:val="000000"/>
@@ -4549,7 +4549,7 @@
         <w:shd w:val="clear" w:color="auto" w:fill="FFFFFF"/>
         <w:ind w:firstLine="851"/>
         <w:jc w:val="both"/>
-        <w:divId w:val="455637024"/>
+        <w:divId w:val="255748498"/>
         <w:rPr>
           <w:rFonts w:eastAsia="Times New Roman"/>
           <w:color w:val="000000"/>
@@ -4568,7 +4568,7 @@
         <w:shd w:val="clear" w:color="auto" w:fill="FFFFFF"/>
         <w:ind w:firstLine="851"/>
         <w:jc w:val="both"/>
-        <w:divId w:val="455637024"/>
+        <w:divId w:val="255748498"/>
         <w:rPr>
           <w:rFonts w:eastAsia="Times New Roman"/>
           <w:color w:val="000000"/>
@@ -4587,7 +4587,7 @@
         <w:shd w:val="clear" w:color="auto" w:fill="FFFFFF"/>
         <w:ind w:firstLine="851"/>
         <w:jc w:val="both"/>
-        <w:divId w:val="455637024"/>
+        <w:divId w:val="255748498"/>
         <w:rPr>
           <w:rFonts w:eastAsia="Times New Roman"/>
           <w:color w:val="000000"/>
@@ -4606,7 +4606,7 @@
         <w:shd w:val="clear" w:color="auto" w:fill="FFFFFF"/>
         <w:ind w:firstLine="851"/>
         <w:jc w:val="both"/>
-        <w:divId w:val="455637024"/>
+        <w:divId w:val="255748498"/>
         <w:rPr>
           <w:rFonts w:eastAsia="Times New Roman"/>
           <w:color w:val="000000"/>
@@ -4625,7 +4625,7 @@
         <w:shd w:val="clear" w:color="auto" w:fill="FFFFFF"/>
         <w:ind w:firstLine="851"/>
         <w:jc w:val="both"/>
-        <w:divId w:val="455637024"/>
+        <w:divId w:val="255748498"/>
         <w:rPr>
           <w:rFonts w:eastAsia="Times New Roman"/>
           <w:color w:val="000000"/>
@@ -4644,7 +4644,7 @@
         <w:shd w:val="clear" w:color="auto" w:fill="FFFFFF"/>
         <w:ind w:firstLine="851"/>
         <w:jc w:val="both"/>
-        <w:divId w:val="455637024"/>
+        <w:divId w:val="255748498"/>
         <w:rPr>
           <w:rFonts w:eastAsia="Times New Roman"/>
           <w:color w:val="000000"/>
@@ -4663,7 +4663,7 @@
         <w:shd w:val="clear" w:color="auto" w:fill="FFFFFF"/>
         <w:ind w:firstLine="851"/>
         <w:jc w:val="both"/>
-        <w:divId w:val="455637024"/>
+        <w:divId w:val="255748498"/>
         <w:rPr>
           <w:rFonts w:eastAsia="Times New Roman"/>
           <w:color w:val="000000"/>
@@ -4682,7 +4682,7 @@
         <w:shd w:val="clear" w:color="auto" w:fill="FFFFFF"/>
         <w:ind w:firstLine="851"/>
         <w:jc w:val="both"/>
-        <w:divId w:val="455637024"/>
+        <w:divId w:val="255748498"/>
         <w:rPr>
           <w:rFonts w:eastAsia="Times New Roman"/>
           <w:color w:val="000000"/>
@@ -4701,7 +4701,7 @@
         <w:shd w:val="clear" w:color="auto" w:fill="FFFFFF"/>
         <w:ind w:firstLine="851"/>
         <w:jc w:val="both"/>
-        <w:divId w:val="455637024"/>
+        <w:divId w:val="255748498"/>
         <w:rPr>
           <w:rFonts w:eastAsia="Times New Roman"/>
           <w:color w:val="000000"/>
@@ -4720,7 +4720,7 @@
         <w:shd w:val="clear" w:color="auto" w:fill="FFFFFF"/>
         <w:ind w:firstLine="851"/>
         <w:jc w:val="both"/>
-        <w:divId w:val="455637024"/>
+        <w:divId w:val="255748498"/>
         <w:rPr>
           <w:rFonts w:eastAsia="Times New Roman"/>
           <w:color w:val="000000"/>
@@ -4739,7 +4739,7 @@
         <w:shd w:val="clear" w:color="auto" w:fill="FFFFFF"/>
         <w:ind w:firstLine="851"/>
         <w:jc w:val="both"/>
-        <w:divId w:val="455637024"/>
+        <w:divId w:val="255748498"/>
         <w:rPr>
           <w:rFonts w:eastAsia="Times New Roman"/>
           <w:color w:val="000000"/>
@@ -4758,7 +4758,7 @@
         <w:shd w:val="clear" w:color="auto" w:fill="FFFFFF"/>
         <w:ind w:firstLine="851"/>
         <w:jc w:val="both"/>
-        <w:divId w:val="455637024"/>
+        <w:divId w:val="255748498"/>
         <w:rPr>
           <w:rFonts w:eastAsia="Times New Roman"/>
           <w:color w:val="000000"/>
@@ -4777,7 +4777,7 @@
         <w:shd w:val="clear" w:color="auto" w:fill="FFFFFF"/>
         <w:ind w:firstLine="851"/>
         <w:jc w:val="both"/>
-        <w:divId w:val="455637024"/>
+        <w:divId w:val="255748498"/>
         <w:rPr>
           <w:rFonts w:eastAsia="Times New Roman"/>
           <w:color w:val="000000"/>
@@ -4796,7 +4796,7 @@
         <w:shd w:val="clear" w:color="auto" w:fill="FFFFFF"/>
         <w:ind w:firstLine="851"/>
         <w:jc w:val="both"/>
-        <w:divId w:val="455637024"/>
+        <w:divId w:val="255748498"/>
         <w:rPr>
           <w:rFonts w:eastAsia="Times New Roman"/>
           <w:color w:val="000000"/>
@@ -4815,7 +4815,7 @@
         <w:shd w:val="clear" w:color="auto" w:fill="FFFFFF"/>
         <w:ind w:firstLine="851"/>
         <w:jc w:val="both"/>
-        <w:divId w:val="455637024"/>
+        <w:divId w:val="255748498"/>
         <w:rPr>
           <w:rFonts w:eastAsia="Times New Roman"/>
           <w:color w:val="000000"/>
@@ -4834,7 +4834,7 @@
         <w:shd w:val="clear" w:color="auto" w:fill="FFFFFF"/>
         <w:ind w:firstLine="851"/>
         <w:jc w:val="both"/>
-        <w:divId w:val="455637024"/>
+        <w:divId w:val="255748498"/>
         <w:rPr>
           <w:rFonts w:eastAsia="Times New Roman"/>
           <w:color w:val="000000"/>
@@ -4853,7 +4853,7 @@
         <w:shd w:val="clear" w:color="auto" w:fill="FFFFFF"/>
         <w:ind w:firstLine="851"/>
         <w:jc w:val="both"/>
-        <w:divId w:val="455637024"/>
+        <w:divId w:val="255748498"/>
         <w:rPr>
           <w:rFonts w:eastAsia="Times New Roman"/>
           <w:color w:val="000000"/>
@@ -4872,7 +4872,7 @@
         <w:shd w:val="clear" w:color="auto" w:fill="FFFFFF"/>
         <w:ind w:firstLine="851"/>
         <w:jc w:val="both"/>
-        <w:divId w:val="455637024"/>
+        <w:divId w:val="255748498"/>
         <w:rPr>
           <w:rFonts w:eastAsia="Times New Roman"/>
           <w:color w:val="000000"/>
@@ -4891,7 +4891,7 @@
         <w:shd w:val="clear" w:color="auto" w:fill="FFFFFF"/>
         <w:ind w:firstLine="851"/>
         <w:jc w:val="both"/>
-        <w:divId w:val="455637024"/>
+        <w:divId w:val="255748498"/>
         <w:rPr>
           <w:rFonts w:eastAsia="Times New Roman"/>
           <w:color w:val="000000"/>
@@ -4910,7 +4910,7 @@
         <w:shd w:val="clear" w:color="auto" w:fill="FFFFFF"/>
         <w:ind w:firstLine="851"/>
         <w:jc w:val="both"/>
-        <w:divId w:val="455637024"/>
+        <w:divId w:val="255748498"/>
         <w:rPr>
           <w:rFonts w:eastAsia="Times New Roman"/>
           <w:color w:val="000000"/>
@@ -4944,7 +4944,7 @@
         <w:shd w:val="clear" w:color="auto" w:fill="FFFFFF"/>
         <w:ind w:firstLine="851"/>
         <w:jc w:val="both"/>
-        <w:divId w:val="455637024"/>
+        <w:divId w:val="255748498"/>
         <w:rPr>
           <w:rFonts w:eastAsia="Times New Roman"/>
           <w:color w:val="000000"/>
@@ -4963,7 +4963,7 @@
         <w:shd w:val="clear" w:color="auto" w:fill="FFFFFF"/>
         <w:ind w:firstLine="851"/>
         <w:jc w:val="both"/>
-        <w:divId w:val="455637024"/>
+        <w:divId w:val="255748498"/>
         <w:rPr>
           <w:rFonts w:eastAsia="Times New Roman"/>
           <w:color w:val="000000"/>
@@ -4982,7 +4982,7 @@
         <w:shd w:val="clear" w:color="auto" w:fill="FFFFFF"/>
         <w:ind w:firstLine="851"/>
         <w:jc w:val="both"/>
-        <w:divId w:val="455637024"/>
+        <w:divId w:val="255748498"/>
         <w:rPr>
           <w:rFonts w:eastAsia="Times New Roman"/>
           <w:color w:val="000000"/>
@@ -5001,7 +5001,7 @@
         <w:shd w:val="clear" w:color="auto" w:fill="FFFFFF"/>
         <w:ind w:firstLine="851"/>
         <w:jc w:val="both"/>
-        <w:divId w:val="455637024"/>
+        <w:divId w:val="255748498"/>
         <w:rPr>
           <w:rFonts w:eastAsia="Times New Roman"/>
           <w:color w:val="000000"/>
@@ -5020,7 +5020,7 @@
         <w:shd w:val="clear" w:color="auto" w:fill="FFFFFF"/>
         <w:ind w:firstLine="851"/>
         <w:jc w:val="both"/>
-        <w:divId w:val="455637024"/>
+        <w:divId w:val="255748498"/>
         <w:rPr>
           <w:rFonts w:eastAsia="Times New Roman"/>
           <w:color w:val="000000"/>
@@ -5039,7 +5039,7 @@
         <w:shd w:val="clear" w:color="auto" w:fill="FFFFFF"/>
         <w:ind w:firstLine="851"/>
         <w:jc w:val="both"/>
-        <w:divId w:val="455637024"/>
+        <w:divId w:val="255748498"/>
         <w:rPr>
           <w:rFonts w:eastAsia="Times New Roman"/>
           <w:color w:val="000000"/>
@@ -5058,7 +5058,7 @@
         <w:shd w:val="clear" w:color="auto" w:fill="FFFFFF"/>
         <w:ind w:firstLine="851"/>
         <w:jc w:val="both"/>
-        <w:divId w:val="455637024"/>
+        <w:divId w:val="255748498"/>
         <w:rPr>
           <w:rFonts w:eastAsia="Times New Roman"/>
           <w:color w:val="000000"/>
@@ -5077,7 +5077,7 @@
         <w:shd w:val="clear" w:color="auto" w:fill="FFFFFF"/>
         <w:ind w:firstLine="851"/>
         <w:jc w:val="both"/>
-        <w:divId w:val="455637024"/>
+        <w:divId w:val="255748498"/>
         <w:rPr>
           <w:rFonts w:eastAsia="Times New Roman"/>
           <w:color w:val="000000"/>
@@ -5096,7 +5096,7 @@
         <w:shd w:val="clear" w:color="auto" w:fill="FFFFFF"/>
         <w:ind w:firstLine="851"/>
         <w:jc w:val="both"/>
-        <w:divId w:val="455637024"/>
+        <w:divId w:val="255748498"/>
         <w:rPr>
           <w:rFonts w:eastAsia="Times New Roman"/>
           <w:color w:val="000000"/>
@@ -5115,7 +5115,7 @@
         <w:shd w:val="clear" w:color="auto" w:fill="FFFFFF"/>
         <w:ind w:firstLine="851"/>
         <w:jc w:val="both"/>
-        <w:divId w:val="455637024"/>
+        <w:divId w:val="255748498"/>
         <w:rPr>
           <w:rFonts w:eastAsia="Times New Roman"/>
           <w:color w:val="000000"/>
@@ -5133,7 +5133,7 @@
       <w:pPr>
         <w:shd w:val="clear" w:color="auto" w:fill="FFFFFF"/>
         <w:jc w:val="center"/>
-        <w:divId w:val="1219518189"/>
+        <w:divId w:val="1354453596"/>
         <w:rPr>
           <w:rFonts w:eastAsia="Times New Roman"/>
           <w:b/>
@@ -5156,7 +5156,7 @@
         <w:shd w:val="clear" w:color="auto" w:fill="FFFFFF"/>
         <w:ind w:firstLine="851"/>
         <w:jc w:val="both"/>
-        <w:divId w:val="455637024"/>
+        <w:divId w:val="255748498"/>
         <w:rPr>
           <w:rFonts w:eastAsia="Times New Roman"/>
           <w:color w:val="000000"/>
@@ -5175,7 +5175,7 @@
         <w:shd w:val="clear" w:color="auto" w:fill="FFFFFF"/>
         <w:ind w:firstLine="851"/>
         <w:jc w:val="both"/>
-        <w:divId w:val="455637024"/>
+        <w:divId w:val="255748498"/>
         <w:rPr>
           <w:rFonts w:eastAsia="Times New Roman"/>
           <w:color w:val="000000"/>
@@ -5194,7 +5194,7 @@
         <w:shd w:val="clear" w:color="auto" w:fill="FFFFFF"/>
         <w:ind w:firstLine="851"/>
         <w:jc w:val="both"/>
-        <w:divId w:val="455637024"/>
+        <w:divId w:val="255748498"/>
         <w:rPr>
           <w:rFonts w:eastAsia="Times New Roman"/>
           <w:color w:val="000000"/>
@@ -5213,7 +5213,7 @@
         <w:shd w:val="clear" w:color="auto" w:fill="FFFFFF"/>
         <w:ind w:firstLine="851"/>
         <w:jc w:val="both"/>
-        <w:divId w:val="455637024"/>
+        <w:divId w:val="255748498"/>
         <w:rPr>
           <w:rFonts w:eastAsia="Times New Roman"/>
           <w:color w:val="000000"/>
@@ -5232,7 +5232,7 @@
         <w:shd w:val="clear" w:color="auto" w:fill="FFFFFF"/>
         <w:ind w:firstLine="851"/>
         <w:jc w:val="both"/>
-        <w:divId w:val="455637024"/>
+        <w:divId w:val="255748498"/>
         <w:rPr>
           <w:rFonts w:eastAsia="Times New Roman"/>
           <w:color w:val="000000"/>
@@ -5251,7 +5251,7 @@
         <w:shd w:val="clear" w:color="auto" w:fill="FFFFFF"/>
         <w:ind w:firstLine="851"/>
         <w:jc w:val="both"/>
-        <w:divId w:val="455637024"/>
+        <w:divId w:val="255748498"/>
         <w:rPr>
           <w:rFonts w:eastAsia="Times New Roman"/>
           <w:color w:val="000000"/>
@@ -5286,7 +5286,7 @@
         <w:shd w:val="clear" w:color="auto" w:fill="FFFFFF"/>
         <w:ind w:firstLine="851"/>
         <w:jc w:val="both"/>
-        <w:divId w:val="455637024"/>
+        <w:divId w:val="255748498"/>
         <w:rPr>
           <w:rFonts w:eastAsia="Times New Roman"/>
           <w:color w:val="000000"/>
@@ -5305,7 +5305,7 @@
         <w:shd w:val="clear" w:color="auto" w:fill="FFFFFF"/>
         <w:ind w:firstLine="851"/>
         <w:jc w:val="both"/>
-        <w:divId w:val="455637024"/>
+        <w:divId w:val="255748498"/>
         <w:rPr>
           <w:rFonts w:eastAsia="Times New Roman"/>
           <w:color w:val="000000"/>
@@ -5324,7 +5324,7 @@
         <w:shd w:val="clear" w:color="auto" w:fill="FFFFFF"/>
         <w:ind w:firstLine="851"/>
         <w:jc w:val="both"/>
-        <w:divId w:val="455637024"/>
+        <w:divId w:val="255748498"/>
         <w:rPr>
           <w:rFonts w:eastAsia="Times New Roman"/>
           <w:color w:val="000000"/>
@@ -5343,7 +5343,7 @@
         <w:shd w:val="clear" w:color="auto" w:fill="FFFFFF"/>
         <w:ind w:firstLine="851"/>
         <w:jc w:val="both"/>
-        <w:divId w:val="455637024"/>
+        <w:divId w:val="255748498"/>
         <w:rPr>
           <w:rFonts w:eastAsia="Times New Roman"/>
           <w:color w:val="000000"/>
@@ -5362,7 +5362,7 @@
         <w:shd w:val="clear" w:color="auto" w:fill="FFFFFF"/>
         <w:ind w:firstLine="851"/>
         <w:jc w:val="both"/>
-        <w:divId w:val="455637024"/>
+        <w:divId w:val="255748498"/>
         <w:rPr>
           <w:rFonts w:eastAsia="Times New Roman"/>
           <w:color w:val="000000"/>
@@ -5381,7 +5381,7 @@
         <w:shd w:val="clear" w:color="auto" w:fill="FFFFFF"/>
         <w:ind w:firstLine="851"/>
         <w:jc w:val="both"/>
-        <w:divId w:val="455637024"/>
+        <w:divId w:val="255748498"/>
         <w:rPr>
           <w:rFonts w:eastAsia="Times New Roman"/>
           <w:color w:val="000000"/>
@@ -5400,7 +5400,7 @@
         <w:shd w:val="clear" w:color="auto" w:fill="FFFFFF"/>
         <w:ind w:firstLine="851"/>
         <w:jc w:val="both"/>
-        <w:divId w:val="455637024"/>
+        <w:divId w:val="255748498"/>
         <w:rPr>
           <w:rFonts w:eastAsia="Times New Roman"/>
           <w:color w:val="000000"/>
@@ -5419,7 +5419,7 @@
         <w:shd w:val="clear" w:color="auto" w:fill="FFFFFF"/>
         <w:ind w:firstLine="851"/>
         <w:jc w:val="both"/>
-        <w:divId w:val="455637024"/>
+        <w:divId w:val="255748498"/>
         <w:rPr>
           <w:rFonts w:eastAsia="Times New Roman"/>
           <w:color w:val="000000"/>
@@ -5438,7 +5438,7 @@
         <w:shd w:val="clear" w:color="auto" w:fill="FFFFFF"/>
         <w:ind w:firstLine="851"/>
         <w:jc w:val="both"/>
-        <w:divId w:val="455637024"/>
+        <w:divId w:val="255748498"/>
         <w:rPr>
           <w:rFonts w:eastAsia="Times New Roman"/>
           <w:color w:val="000000"/>
@@ -5457,7 +5457,7 @@
         <w:shd w:val="clear" w:color="auto" w:fill="FFFFFF"/>
         <w:ind w:firstLine="851"/>
         <w:jc w:val="both"/>
-        <w:divId w:val="455637024"/>
+        <w:divId w:val="255748498"/>
         <w:rPr>
           <w:rFonts w:eastAsia="Times New Roman"/>
           <w:color w:val="000000"/>
@@ -5476,7 +5476,7 @@
         <w:shd w:val="clear" w:color="auto" w:fill="FFFFFF"/>
         <w:ind w:firstLine="851"/>
         <w:jc w:val="both"/>
-        <w:divId w:val="455637024"/>
+        <w:divId w:val="255748498"/>
         <w:rPr>
           <w:rFonts w:eastAsia="Times New Roman"/>
           <w:color w:val="000000"/>
@@ -5495,7 +5495,7 @@
         <w:shd w:val="clear" w:color="auto" w:fill="FFFFFF"/>
         <w:ind w:firstLine="851"/>
         <w:jc w:val="both"/>
-        <w:divId w:val="455637024"/>
+        <w:divId w:val="255748498"/>
         <w:rPr>
           <w:rFonts w:eastAsia="Times New Roman"/>
           <w:color w:val="000000"/>
@@ -5514,7 +5514,7 @@
         <w:shd w:val="clear" w:color="auto" w:fill="FFFFFF"/>
         <w:ind w:firstLine="851"/>
         <w:jc w:val="both"/>
-        <w:divId w:val="455637024"/>
+        <w:divId w:val="255748498"/>
         <w:rPr>
           <w:rFonts w:eastAsia="Times New Roman"/>
           <w:color w:val="000000"/>
@@ -5533,7 +5533,7 @@
         <w:shd w:val="clear" w:color="auto" w:fill="FFFFFF"/>
         <w:ind w:firstLine="851"/>
         <w:jc w:val="both"/>
-        <w:divId w:val="455637024"/>
+        <w:divId w:val="255748498"/>
         <w:rPr>
           <w:rFonts w:eastAsia="Times New Roman"/>
           <w:color w:val="000000"/>
@@ -5552,7 +5552,7 @@
         <w:shd w:val="clear" w:color="auto" w:fill="FFFFFF"/>
         <w:ind w:firstLine="851"/>
         <w:jc w:val="both"/>
-        <w:divId w:val="455637024"/>
+        <w:divId w:val="255748498"/>
         <w:rPr>
           <w:rFonts w:eastAsia="Times New Roman"/>
           <w:color w:val="000000"/>
@@ -5571,7 +5571,7 @@
         <w:shd w:val="clear" w:color="auto" w:fill="FFFFFF"/>
         <w:ind w:firstLine="851"/>
         <w:jc w:val="both"/>
-        <w:divId w:val="455637024"/>
+        <w:divId w:val="255748498"/>
         <w:rPr>
           <w:rFonts w:eastAsia="Times New Roman"/>
           <w:color w:val="000000"/>
@@ -5590,7 +5590,7 @@
         <w:shd w:val="clear" w:color="auto" w:fill="FFFFFF"/>
         <w:ind w:firstLine="851"/>
         <w:jc w:val="both"/>
-        <w:divId w:val="455637024"/>
+        <w:divId w:val="255748498"/>
         <w:rPr>
           <w:rFonts w:eastAsia="Times New Roman"/>
           <w:color w:val="000000"/>
@@ -5609,7 +5609,7 @@
         <w:shd w:val="clear" w:color="auto" w:fill="FFFFFF"/>
         <w:ind w:firstLine="851"/>
         <w:jc w:val="both"/>
-        <w:divId w:val="455637024"/>
+        <w:divId w:val="255748498"/>
         <w:rPr>
           <w:rFonts w:eastAsia="Times New Roman"/>
           <w:color w:val="000000"/>
@@ -5628,7 +5628,7 @@
         <w:shd w:val="clear" w:color="auto" w:fill="FFFFFF"/>
         <w:ind w:firstLine="851"/>
         <w:jc w:val="both"/>
-        <w:divId w:val="455637024"/>
+        <w:divId w:val="255748498"/>
         <w:rPr>
           <w:rFonts w:eastAsia="Times New Roman"/>
           <w:color w:val="000000"/>
@@ -5647,7 +5647,7 @@
         <w:shd w:val="clear" w:color="auto" w:fill="FFFFFF"/>
         <w:ind w:firstLine="851"/>
         <w:jc w:val="both"/>
-        <w:divId w:val="455637024"/>
+        <w:divId w:val="255748498"/>
         <w:rPr>
           <w:rFonts w:eastAsia="Times New Roman"/>
           <w:color w:val="000000"/>
@@ -5666,7 +5666,7 @@
         <w:shd w:val="clear" w:color="auto" w:fill="FFFFFF"/>
         <w:ind w:firstLine="851"/>
         <w:jc w:val="both"/>
-        <w:divId w:val="455637024"/>
+        <w:divId w:val="255748498"/>
         <w:rPr>
           <w:rFonts w:eastAsia="Times New Roman"/>
           <w:color w:val="000000"/>
@@ -5685,7 +5685,7 @@
         <w:shd w:val="clear" w:color="auto" w:fill="FFFFFF"/>
         <w:ind w:firstLine="851"/>
         <w:jc w:val="both"/>
-        <w:divId w:val="455637024"/>
+        <w:divId w:val="255748498"/>
         <w:rPr>
           <w:rFonts w:eastAsia="Times New Roman"/>
           <w:color w:val="000000"/>
@@ -5704,7 +5704,7 @@
         <w:shd w:val="clear" w:color="auto" w:fill="FFFFFF"/>
         <w:ind w:firstLine="851"/>
         <w:jc w:val="both"/>
-        <w:divId w:val="455637024"/>
+        <w:divId w:val="255748498"/>
         <w:rPr>
           <w:rFonts w:eastAsia="Times New Roman"/>
           <w:color w:val="000000"/>
@@ -5723,7 +5723,7 @@
         <w:shd w:val="clear" w:color="auto" w:fill="FFFFFF"/>
         <w:ind w:firstLine="851"/>
         <w:jc w:val="both"/>
-        <w:divId w:val="455637024"/>
+        <w:divId w:val="255748498"/>
         <w:rPr>
           <w:rFonts w:eastAsia="Times New Roman"/>
           <w:color w:val="000000"/>
@@ -5742,7 +5742,7 @@
         <w:shd w:val="clear" w:color="auto" w:fill="FFFFFF"/>
         <w:ind w:firstLine="851"/>
         <w:jc w:val="both"/>
-        <w:divId w:val="455637024"/>
+        <w:divId w:val="255748498"/>
         <w:rPr>
           <w:rFonts w:eastAsia="Times New Roman"/>
           <w:color w:val="000000"/>
@@ -5761,7 +5761,7 @@
         <w:shd w:val="clear" w:color="auto" w:fill="FFFFFF"/>
         <w:ind w:firstLine="851"/>
         <w:jc w:val="both"/>
-        <w:divId w:val="455637024"/>
+        <w:divId w:val="255748498"/>
         <w:rPr>
           <w:rFonts w:eastAsia="Times New Roman"/>
           <w:color w:val="000000"/>
@@ -5780,7 +5780,7 @@
         <w:shd w:val="clear" w:color="auto" w:fill="FFFFFF"/>
         <w:ind w:firstLine="851"/>
         <w:jc w:val="both"/>
-        <w:divId w:val="455637024"/>
+        <w:divId w:val="255748498"/>
         <w:rPr>
           <w:rFonts w:eastAsia="Times New Roman"/>
           <w:color w:val="000000"/>
@@ -5799,7 +5799,7 @@
         <w:shd w:val="clear" w:color="auto" w:fill="FFFFFF"/>
         <w:ind w:firstLine="851"/>
         <w:jc w:val="both"/>
-        <w:divId w:val="455637024"/>
+        <w:divId w:val="255748498"/>
         <w:rPr>
           <w:rFonts w:eastAsia="Times New Roman"/>
           <w:color w:val="000000"/>
@@ -5818,7 +5818,7 @@
         <w:shd w:val="clear" w:color="auto" w:fill="FFFFFF"/>
         <w:ind w:firstLine="851"/>
         <w:jc w:val="both"/>
-        <w:divId w:val="455637024"/>
+        <w:divId w:val="255748498"/>
         <w:rPr>
           <w:rFonts w:eastAsia="Times New Roman"/>
           <w:color w:val="000000"/>
@@ -5837,7 +5837,7 @@
         <w:shd w:val="clear" w:color="auto" w:fill="FFFFFF"/>
         <w:ind w:firstLine="851"/>
         <w:jc w:val="both"/>
-        <w:divId w:val="455637024"/>
+        <w:divId w:val="255748498"/>
         <w:rPr>
           <w:rFonts w:eastAsia="Times New Roman"/>
           <w:color w:val="000000"/>
@@ -5856,7 +5856,7 @@
         <w:shd w:val="clear" w:color="auto" w:fill="FFFFFF"/>
         <w:ind w:firstLine="851"/>
         <w:jc w:val="both"/>
-        <w:divId w:val="455637024"/>
+        <w:divId w:val="255748498"/>
         <w:rPr>
           <w:rFonts w:eastAsia="Times New Roman"/>
           <w:color w:val="000000"/>
@@ -5875,7 +5875,7 @@
         <w:shd w:val="clear" w:color="auto" w:fill="FFFFFF"/>
         <w:ind w:firstLine="851"/>
         <w:jc w:val="both"/>
-        <w:divId w:val="455637024"/>
+        <w:divId w:val="255748498"/>
         <w:rPr>
           <w:rFonts w:eastAsia="Times New Roman"/>
           <w:color w:val="000000"/>
@@ -5894,7 +5894,7 @@
         <w:shd w:val="clear" w:color="auto" w:fill="FFFFFF"/>
         <w:ind w:firstLine="851"/>
         <w:jc w:val="both"/>
-        <w:divId w:val="455637024"/>
+        <w:divId w:val="255748498"/>
         <w:rPr>
           <w:rFonts w:eastAsia="Times New Roman"/>
           <w:color w:val="000000"/>
@@ -5913,7 +5913,7 @@
         <w:shd w:val="clear" w:color="auto" w:fill="FFFFFF"/>
         <w:ind w:firstLine="851"/>
         <w:jc w:val="both"/>
-        <w:divId w:val="455637024"/>
+        <w:divId w:val="255748498"/>
         <w:rPr>
           <w:rFonts w:eastAsia="Times New Roman"/>
           <w:color w:val="000000"/>
@@ -5932,7 +5932,7 @@
         <w:shd w:val="clear" w:color="auto" w:fill="FFFFFF"/>
         <w:ind w:firstLine="851"/>
         <w:jc w:val="both"/>
-        <w:divId w:val="455637024"/>
+        <w:divId w:val="255748498"/>
         <w:rPr>
           <w:rFonts w:eastAsia="Times New Roman"/>
           <w:color w:val="000000"/>
@@ -5951,7 +5951,7 @@
         <w:shd w:val="clear" w:color="auto" w:fill="FFFFFF"/>
         <w:ind w:firstLine="851"/>
         <w:jc w:val="both"/>
-        <w:divId w:val="455637024"/>
+        <w:divId w:val="255748498"/>
         <w:rPr>
           <w:rFonts w:eastAsia="Times New Roman"/>
           <w:color w:val="000000"/>
@@ -5970,7 +5970,7 @@
         <w:shd w:val="clear" w:color="auto" w:fill="FFFFFF"/>
         <w:ind w:firstLine="851"/>
         <w:jc w:val="both"/>
-        <w:divId w:val="455637024"/>
+        <w:divId w:val="255748498"/>
         <w:rPr>
           <w:rFonts w:eastAsia="Times New Roman"/>
           <w:color w:val="000000"/>
@@ -5988,7 +5988,7 @@
       <w:pPr>
         <w:shd w:val="clear" w:color="auto" w:fill="FFFFFF"/>
         <w:jc w:val="center"/>
-        <w:divId w:val="1370296768"/>
+        <w:divId w:val="739786927"/>
         <w:rPr>
           <w:rFonts w:eastAsia="Times New Roman"/>
           <w:b/>
@@ -6011,7 +6011,7 @@
         <w:shd w:val="clear" w:color="auto" w:fill="FFFFFF"/>
         <w:ind w:firstLine="851"/>
         <w:jc w:val="both"/>
-        <w:divId w:val="455637024"/>
+        <w:divId w:val="255748498"/>
         <w:rPr>
           <w:rFonts w:eastAsia="Times New Roman"/>
           <w:color w:val="000000"/>
@@ -6030,7 +6030,7 @@
         <w:shd w:val="clear" w:color="auto" w:fill="FFFFFF"/>
         <w:ind w:firstLine="851"/>
         <w:jc w:val="both"/>
-        <w:divId w:val="455637024"/>
+        <w:divId w:val="255748498"/>
         <w:rPr>
           <w:rFonts w:eastAsia="Times New Roman"/>
           <w:color w:val="000000"/>
@@ -6049,7 +6049,7 @@
         <w:shd w:val="clear" w:color="auto" w:fill="FFFFFF"/>
         <w:ind w:firstLine="851"/>
         <w:jc w:val="both"/>
-        <w:divId w:val="455637024"/>
+        <w:divId w:val="255748498"/>
         <w:rPr>
           <w:rFonts w:eastAsia="Times New Roman"/>
           <w:color w:val="000000"/>
@@ -6068,7 +6068,7 @@
         <w:shd w:val="clear" w:color="auto" w:fill="FFFFFF"/>
         <w:ind w:firstLine="851"/>
         <w:jc w:val="both"/>
-        <w:divId w:val="455637024"/>
+        <w:divId w:val="255748498"/>
         <w:rPr>
           <w:rFonts w:eastAsia="Times New Roman"/>
           <w:color w:val="000000"/>
@@ -6087,7 +6087,7 @@
         <w:shd w:val="clear" w:color="auto" w:fill="FFFFFF"/>
         <w:ind w:firstLine="851"/>
         <w:jc w:val="both"/>
-        <w:divId w:val="455637024"/>
+        <w:divId w:val="255748498"/>
         <w:rPr>
           <w:rFonts w:eastAsia="Times New Roman"/>
           <w:color w:val="000000"/>
@@ -6106,7 +6106,7 @@
         <w:shd w:val="clear" w:color="auto" w:fill="FFFFFF"/>
         <w:ind w:firstLine="851"/>
         <w:jc w:val="both"/>
-        <w:divId w:val="455637024"/>
+        <w:divId w:val="255748498"/>
         <w:rPr>
           <w:rFonts w:eastAsia="Times New Roman"/>
           <w:color w:val="000000"/>
@@ -6125,7 +6125,7 @@
         <w:shd w:val="clear" w:color="auto" w:fill="FFFFFF"/>
         <w:ind w:firstLine="851"/>
         <w:jc w:val="both"/>
-        <w:divId w:val="455637024"/>
+        <w:divId w:val="255748498"/>
         <w:rPr>
           <w:rFonts w:eastAsia="Times New Roman"/>
           <w:color w:val="000000"/>
@@ -6144,7 +6144,7 @@
         <w:shd w:val="clear" w:color="auto" w:fill="FFFFFF"/>
         <w:ind w:firstLine="851"/>
         <w:jc w:val="both"/>
-        <w:divId w:val="455637024"/>
+        <w:divId w:val="255748498"/>
         <w:rPr>
           <w:rFonts w:eastAsia="Times New Roman"/>
           <w:color w:val="000000"/>
@@ -6163,7 +6163,7 @@
         <w:shd w:val="clear" w:color="auto" w:fill="FFFFFF"/>
         <w:ind w:firstLine="851"/>
         <w:jc w:val="both"/>
-        <w:divId w:val="455637024"/>
+        <w:divId w:val="255748498"/>
         <w:rPr>
           <w:rFonts w:eastAsia="Times New Roman"/>
           <w:color w:val="000000"/>
@@ -6182,7 +6182,7 @@
         <w:shd w:val="clear" w:color="auto" w:fill="FFFFFF"/>
         <w:ind w:firstLine="851"/>
         <w:jc w:val="both"/>
-        <w:divId w:val="455637024"/>
+        <w:divId w:val="255748498"/>
         <w:rPr>
           <w:rFonts w:eastAsia="Times New Roman"/>
           <w:color w:val="000000"/>
@@ -6201,7 +6201,7 @@
         <w:shd w:val="clear" w:color="auto" w:fill="FFFFFF"/>
         <w:ind w:firstLine="851"/>
         <w:jc w:val="both"/>
-        <w:divId w:val="455637024"/>
+        <w:divId w:val="255748498"/>
         <w:rPr>
           <w:rFonts w:eastAsia="Times New Roman"/>
           <w:color w:val="000000"/>
@@ -6220,7 +6220,7 @@
         <w:shd w:val="clear" w:color="auto" w:fill="FFFFFF"/>
         <w:ind w:firstLine="851"/>
         <w:jc w:val="both"/>
-        <w:divId w:val="455637024"/>
+        <w:divId w:val="255748498"/>
         <w:rPr>
           <w:rFonts w:eastAsia="Times New Roman"/>
           <w:color w:val="000000"/>
@@ -6239,7 +6239,7 @@
         <w:shd w:val="clear" w:color="auto" w:fill="FFFFFF"/>
         <w:ind w:firstLine="851"/>
         <w:jc w:val="both"/>
-        <w:divId w:val="455637024"/>
+        <w:divId w:val="255748498"/>
         <w:rPr>
           <w:rFonts w:eastAsia="Times New Roman"/>
           <w:color w:val="000000"/>
@@ -6258,7 +6258,7 @@
         <w:shd w:val="clear" w:color="auto" w:fill="FFFFFF"/>
         <w:ind w:firstLine="851"/>
         <w:jc w:val="both"/>
-        <w:divId w:val="455637024"/>
+        <w:divId w:val="255748498"/>
         <w:rPr>
           <w:rFonts w:eastAsia="Times New Roman"/>
           <w:color w:val="000000"/>
@@ -6277,7 +6277,7 @@
         <w:shd w:val="clear" w:color="auto" w:fill="FFFFFF"/>
         <w:ind w:firstLine="851"/>
         <w:jc w:val="both"/>
-        <w:divId w:val="455637024"/>
+        <w:divId w:val="255748498"/>
         <w:rPr>
           <w:rFonts w:eastAsia="Times New Roman"/>
           <w:color w:val="000000"/>
@@ -6296,7 +6296,7 @@
         <w:shd w:val="clear" w:color="auto" w:fill="FFFFFF"/>
         <w:ind w:firstLine="851"/>
         <w:jc w:val="both"/>
-        <w:divId w:val="455637024"/>
+        <w:divId w:val="255748498"/>
         <w:rPr>
           <w:rFonts w:eastAsia="Times New Roman"/>
           <w:color w:val="000000"/>
@@ -6315,7 +6315,7 @@
         <w:shd w:val="clear" w:color="auto" w:fill="FFFFFF"/>
         <w:ind w:firstLine="851"/>
         <w:jc w:val="both"/>
-        <w:divId w:val="455637024"/>
+        <w:divId w:val="255748498"/>
         <w:rPr>
           <w:rFonts w:eastAsia="Times New Roman"/>
           <w:color w:val="000000"/>
@@ -6334,7 +6334,7 @@
         <w:shd w:val="clear" w:color="auto" w:fill="FFFFFF"/>
         <w:ind w:firstLine="851"/>
         <w:jc w:val="both"/>
-        <w:divId w:val="455637024"/>
+        <w:divId w:val="255748498"/>
         <w:rPr>
           <w:rFonts w:eastAsia="Times New Roman"/>
           <w:color w:val="000000"/>
@@ -6353,7 +6353,7 @@
         <w:shd w:val="clear" w:color="auto" w:fill="FFFFFF"/>
         <w:ind w:firstLine="851"/>
         <w:jc w:val="both"/>
-        <w:divId w:val="455637024"/>
+        <w:divId w:val="255748498"/>
         <w:rPr>
           <w:rFonts w:eastAsia="Times New Roman"/>
           <w:color w:val="000000"/>
@@ -6372,7 +6372,7 @@
         <w:shd w:val="clear" w:color="auto" w:fill="FFFFFF"/>
         <w:ind w:firstLine="851"/>
         <w:jc w:val="both"/>
-        <w:divId w:val="455637024"/>
+        <w:divId w:val="255748498"/>
         <w:rPr>
           <w:rFonts w:eastAsia="Times New Roman"/>
           <w:color w:val="000000"/>
@@ -6391,7 +6391,7 @@
         <w:shd w:val="clear" w:color="auto" w:fill="FFFFFF"/>
         <w:ind w:firstLine="851"/>
         <w:jc w:val="both"/>
-        <w:divId w:val="455637024"/>
+        <w:divId w:val="255748498"/>
         <w:rPr>
           <w:rFonts w:eastAsia="Times New Roman"/>
           <w:color w:val="000000"/>
@@ -6410,7 +6410,7 @@
         <w:shd w:val="clear" w:color="auto" w:fill="FFFFFF"/>
         <w:ind w:firstLine="851"/>
         <w:jc w:val="both"/>
-        <w:divId w:val="455637024"/>
+        <w:divId w:val="255748498"/>
         <w:rPr>
           <w:rFonts w:eastAsia="Times New Roman"/>
           <w:color w:val="000000"/>
@@ -6429,7 +6429,7 @@
         <w:shd w:val="clear" w:color="auto" w:fill="FFFFFF"/>
         <w:ind w:firstLine="851"/>
         <w:jc w:val="both"/>
-        <w:divId w:val="455637024"/>
+        <w:divId w:val="255748498"/>
         <w:rPr>
           <w:rFonts w:eastAsia="Times New Roman"/>
           <w:color w:val="000000"/>
@@ -6448,7 +6448,7 @@
         <w:shd w:val="clear" w:color="auto" w:fill="FFFFFF"/>
         <w:ind w:firstLine="851"/>
         <w:jc w:val="both"/>
-        <w:divId w:val="455637024"/>
+        <w:divId w:val="255748498"/>
         <w:rPr>
           <w:rFonts w:eastAsia="Times New Roman"/>
           <w:color w:val="000000"/>
@@ -6467,7 +6467,7 @@
         <w:shd w:val="clear" w:color="auto" w:fill="FFFFFF"/>
         <w:ind w:firstLine="851"/>
         <w:jc w:val="both"/>
-        <w:divId w:val="455637024"/>
+        <w:divId w:val="255748498"/>
         <w:rPr>
           <w:rFonts w:eastAsia="Times New Roman"/>
           <w:color w:val="000000"/>
@@ -6486,7 +6486,7 @@
         <w:shd w:val="clear" w:color="auto" w:fill="FFFFFF"/>
         <w:ind w:firstLine="851"/>
         <w:jc w:val="both"/>
-        <w:divId w:val="455637024"/>
+        <w:divId w:val="255748498"/>
         <w:rPr>
           <w:rFonts w:eastAsia="Times New Roman"/>
           <w:color w:val="000000"/>
@@ -6505,7 +6505,7 @@
         <w:shd w:val="clear" w:color="auto" w:fill="FFFFFF"/>
         <w:ind w:firstLine="851"/>
         <w:jc w:val="both"/>
-        <w:divId w:val="455637024"/>
+        <w:divId w:val="255748498"/>
         <w:rPr>
           <w:rFonts w:eastAsia="Times New Roman"/>
           <w:color w:val="000000"/>
@@ -6524,7 +6524,7 @@
         <w:shd w:val="clear" w:color="auto" w:fill="FFFFFF"/>
         <w:ind w:firstLine="851"/>
         <w:jc w:val="both"/>
-        <w:divId w:val="455637024"/>
+        <w:divId w:val="255748498"/>
         <w:rPr>
           <w:rFonts w:eastAsia="Times New Roman"/>
           <w:color w:val="000000"/>
@@ -6543,7 +6543,7 @@
         <w:shd w:val="clear" w:color="auto" w:fill="FFFFFF"/>
         <w:ind w:firstLine="851"/>
         <w:jc w:val="both"/>
-        <w:divId w:val="455637024"/>
+        <w:divId w:val="255748498"/>
         <w:rPr>
           <w:rFonts w:eastAsia="Times New Roman"/>
           <w:color w:val="000000"/>
@@ -6562,7 +6562,7 @@
         <w:shd w:val="clear" w:color="auto" w:fill="FFFFFF"/>
         <w:ind w:firstLine="851"/>
         <w:jc w:val="both"/>
-        <w:divId w:val="455637024"/>
+        <w:divId w:val="255748498"/>
         <w:rPr>
           <w:rFonts w:eastAsia="Times New Roman"/>
           <w:color w:val="000000"/>
@@ -6581,7 +6581,7 @@
         <w:shd w:val="clear" w:color="auto" w:fill="FFFFFF"/>
         <w:ind w:firstLine="851"/>
         <w:jc w:val="both"/>
-        <w:divId w:val="455637024"/>
+        <w:divId w:val="255748498"/>
         <w:rPr>
           <w:rFonts w:eastAsia="Times New Roman"/>
           <w:color w:val="000000"/>
@@ -6600,7 +6600,7 @@
         <w:shd w:val="clear" w:color="auto" w:fill="FFFFFF"/>
         <w:ind w:firstLine="851"/>
         <w:jc w:val="both"/>
-        <w:divId w:val="455637024"/>
+        <w:divId w:val="255748498"/>
         <w:rPr>
           <w:rFonts w:eastAsia="Times New Roman"/>
           <w:color w:val="000000"/>
@@ -6619,7 +6619,7 @@
         <w:shd w:val="clear" w:color="auto" w:fill="FFFFFF"/>
         <w:ind w:firstLine="851"/>
         <w:jc w:val="both"/>
-        <w:divId w:val="455637024"/>
+        <w:divId w:val="255748498"/>
         <w:rPr>
           <w:rFonts w:eastAsia="Times New Roman"/>
           <w:color w:val="000000"/>
@@ -6638,7 +6638,7 @@
         <w:shd w:val="clear" w:color="auto" w:fill="FFFFFF"/>
         <w:ind w:firstLine="851"/>
         <w:jc w:val="both"/>
-        <w:divId w:val="455637024"/>
+        <w:divId w:val="255748498"/>
         <w:rPr>
           <w:rFonts w:eastAsia="Times New Roman"/>
           <w:color w:val="000000"/>
@@ -6657,7 +6657,7 @@
         <w:shd w:val="clear" w:color="auto" w:fill="FFFFFF"/>
         <w:ind w:firstLine="851"/>
         <w:jc w:val="both"/>
-        <w:divId w:val="455637024"/>
+        <w:divId w:val="255748498"/>
         <w:rPr>
           <w:rFonts w:eastAsia="Times New Roman"/>
           <w:color w:val="000000"/>
@@ -6676,7 +6676,7 @@
         <w:shd w:val="clear" w:color="auto" w:fill="FFFFFF"/>
         <w:ind w:firstLine="851"/>
         <w:jc w:val="both"/>
-        <w:divId w:val="455637024"/>
+        <w:divId w:val="255748498"/>
         <w:rPr>
           <w:rFonts w:eastAsia="Times New Roman"/>
           <w:color w:val="000000"/>
@@ -6695,7 +6695,7 @@
         <w:shd w:val="clear" w:color="auto" w:fill="FFFFFF"/>
         <w:ind w:firstLine="851"/>
         <w:jc w:val="both"/>
-        <w:divId w:val="455637024"/>
+        <w:divId w:val="255748498"/>
         <w:rPr>
           <w:rFonts w:eastAsia="Times New Roman"/>
           <w:color w:val="000000"/>
@@ -6714,7 +6714,7 @@
         <w:shd w:val="clear" w:color="auto" w:fill="FFFFFF"/>
         <w:ind w:firstLine="851"/>
         <w:jc w:val="both"/>
-        <w:divId w:val="455637024"/>
+        <w:divId w:val="255748498"/>
         <w:rPr>
           <w:rFonts w:eastAsia="Times New Roman"/>
           <w:color w:val="000000"/>
@@ -6733,7 +6733,7 @@
         <w:shd w:val="clear" w:color="auto" w:fill="FFFFFF"/>
         <w:ind w:firstLine="851"/>
         <w:jc w:val="both"/>
-        <w:divId w:val="455637024"/>
+        <w:divId w:val="255748498"/>
         <w:rPr>
           <w:rFonts w:eastAsia="Times New Roman"/>
           <w:color w:val="000000"/>
@@ -6752,7 +6752,7 @@
         <w:shd w:val="clear" w:color="auto" w:fill="FFFFFF"/>
         <w:ind w:firstLine="851"/>
         <w:jc w:val="both"/>
-        <w:divId w:val="455637024"/>
+        <w:divId w:val="255748498"/>
         <w:rPr>
           <w:rFonts w:eastAsia="Times New Roman"/>
           <w:color w:val="000000"/>
@@ -6771,7 +6771,7 @@
         <w:shd w:val="clear" w:color="auto" w:fill="FFFFFF"/>
         <w:ind w:firstLine="851"/>
         <w:jc w:val="both"/>
-        <w:divId w:val="455637024"/>
+        <w:divId w:val="255748498"/>
         <w:rPr>
           <w:rFonts w:eastAsia="Times New Roman"/>
           <w:color w:val="000000"/>
@@ -6790,7 +6790,7 @@
         <w:shd w:val="clear" w:color="auto" w:fill="FFFFFF"/>
         <w:ind w:firstLine="851"/>
         <w:jc w:val="both"/>
-        <w:divId w:val="455637024"/>
+        <w:divId w:val="255748498"/>
         <w:rPr>
           <w:rFonts w:eastAsia="Times New Roman"/>
           <w:color w:val="000000"/>
@@ -6809,7 +6809,7 @@
         <w:shd w:val="clear" w:color="auto" w:fill="FFFFFF"/>
         <w:ind w:firstLine="851"/>
         <w:jc w:val="both"/>
-        <w:divId w:val="455637024"/>
+        <w:divId w:val="255748498"/>
         <w:rPr>
           <w:rFonts w:eastAsia="Times New Roman"/>
           <w:color w:val="000000"/>
@@ -6828,7 +6828,7 @@
         <w:shd w:val="clear" w:color="auto" w:fill="FFFFFF"/>
         <w:ind w:firstLine="851"/>
         <w:jc w:val="both"/>
-        <w:divId w:val="455637024"/>
+        <w:divId w:val="255748498"/>
         <w:rPr>
           <w:rFonts w:eastAsia="Times New Roman"/>
           <w:color w:val="000000"/>
@@ -6847,7 +6847,7 @@
         <w:shd w:val="clear" w:color="auto" w:fill="FFFFFF"/>
         <w:ind w:firstLine="851"/>
         <w:jc w:val="both"/>
-        <w:divId w:val="455637024"/>
+        <w:divId w:val="255748498"/>
         <w:rPr>
           <w:rFonts w:eastAsia="Times New Roman"/>
           <w:color w:val="000000"/>
@@ -6866,7 +6866,7 @@
         <w:shd w:val="clear" w:color="auto" w:fill="FFFFFF"/>
         <w:ind w:firstLine="851"/>
         <w:jc w:val="both"/>
-        <w:divId w:val="455637024"/>
+        <w:divId w:val="255748498"/>
         <w:rPr>
           <w:rFonts w:eastAsia="Times New Roman"/>
           <w:color w:val="000000"/>
@@ -6885,7 +6885,7 @@
         <w:shd w:val="clear" w:color="auto" w:fill="FFFFFF"/>
         <w:ind w:firstLine="851"/>
         <w:jc w:val="both"/>
-        <w:divId w:val="455637024"/>
+        <w:divId w:val="255748498"/>
         <w:rPr>
           <w:rFonts w:eastAsia="Times New Roman"/>
           <w:color w:val="000000"/>
@@ -6904,7 +6904,7 @@
         <w:shd w:val="clear" w:color="auto" w:fill="FFFFFF"/>
         <w:ind w:firstLine="851"/>
         <w:jc w:val="both"/>
-        <w:divId w:val="455637024"/>
+        <w:divId w:val="255748498"/>
         <w:rPr>
           <w:rFonts w:eastAsia="Times New Roman"/>
           <w:color w:val="000000"/>
@@ -6923,7 +6923,7 @@
         <w:shd w:val="clear" w:color="auto" w:fill="FFFFFF"/>
         <w:ind w:firstLine="851"/>
         <w:jc w:val="both"/>
-        <w:divId w:val="455637024"/>
+        <w:divId w:val="255748498"/>
         <w:rPr>
           <w:rFonts w:eastAsia="Times New Roman"/>
           <w:color w:val="000000"/>
@@ -6942,7 +6942,7 @@
         <w:shd w:val="clear" w:color="auto" w:fill="FFFFFF"/>
         <w:ind w:firstLine="851"/>
         <w:jc w:val="both"/>
-        <w:divId w:val="455637024"/>
+        <w:divId w:val="255748498"/>
         <w:rPr>
           <w:rFonts w:eastAsia="Times New Roman"/>
           <w:color w:val="000000"/>
@@ -6961,7 +6961,7 @@
         <w:shd w:val="clear" w:color="auto" w:fill="FFFFFF"/>
         <w:ind w:firstLine="851"/>
         <w:jc w:val="both"/>
-        <w:divId w:val="455637024"/>
+        <w:divId w:val="255748498"/>
         <w:rPr>
           <w:rFonts w:eastAsia="Times New Roman"/>
           <w:color w:val="000000"/>
@@ -6980,7 +6980,7 @@
         <w:shd w:val="clear" w:color="auto" w:fill="FFFFFF"/>
         <w:ind w:firstLine="851"/>
         <w:jc w:val="both"/>
-        <w:divId w:val="455637024"/>
+        <w:divId w:val="255748498"/>
         <w:rPr>
           <w:rFonts w:eastAsia="Times New Roman"/>
           <w:color w:val="000000"/>
@@ -6999,7 +6999,7 @@
         <w:shd w:val="clear" w:color="auto" w:fill="FFFFFF"/>
         <w:ind w:firstLine="851"/>
         <w:jc w:val="both"/>
-        <w:divId w:val="455637024"/>
+        <w:divId w:val="255748498"/>
         <w:rPr>
           <w:rFonts w:eastAsia="Times New Roman"/>
           <w:color w:val="000000"/>
@@ -7018,7 +7018,7 @@
         <w:shd w:val="clear" w:color="auto" w:fill="FFFFFF"/>
         <w:ind w:firstLine="851"/>
         <w:jc w:val="both"/>
-        <w:divId w:val="455637024"/>
+        <w:divId w:val="255748498"/>
         <w:rPr>
           <w:rFonts w:eastAsia="Times New Roman"/>
           <w:color w:val="000000"/>
@@ -7069,7 +7069,7 @@
         <w:shd w:val="clear" w:color="auto" w:fill="FFFFFF"/>
         <w:ind w:firstLine="851"/>
         <w:jc w:val="both"/>
-        <w:divId w:val="455637024"/>
+        <w:divId w:val="255748498"/>
         <w:rPr>
           <w:rFonts w:eastAsia="Times New Roman"/>
           <w:color w:val="000000"/>
@@ -7088,7 +7088,7 @@
         <w:shd w:val="clear" w:color="auto" w:fill="FFFFFF"/>
         <w:ind w:firstLine="851"/>
         <w:jc w:val="both"/>
-        <w:divId w:val="455637024"/>
+        <w:divId w:val="255748498"/>
         <w:rPr>
           <w:rFonts w:eastAsia="Times New Roman"/>
           <w:color w:val="000000"/>
@@ -7139,7 +7139,7 @@
         <w:shd w:val="clear" w:color="auto" w:fill="FFFFFF"/>
         <w:ind w:firstLine="851"/>
         <w:jc w:val="both"/>
-        <w:divId w:val="455637024"/>
+        <w:divId w:val="255748498"/>
         <w:rPr>
           <w:rFonts w:eastAsia="Times New Roman"/>
           <w:color w:val="000000"/>
@@ -7158,7 +7158,7 @@
         <w:shd w:val="clear" w:color="auto" w:fill="FFFFFF"/>
         <w:ind w:firstLine="851"/>
         <w:jc w:val="both"/>
-        <w:divId w:val="455637024"/>
+        <w:divId w:val="255748498"/>
         <w:rPr>
           <w:rFonts w:eastAsia="Times New Roman"/>
           <w:color w:val="000000"/>
@@ -7177,7 +7177,7 @@
         <w:shd w:val="clear" w:color="auto" w:fill="FFFFFF"/>
         <w:ind w:firstLine="851"/>
         <w:jc w:val="both"/>
-        <w:divId w:val="455637024"/>
+        <w:divId w:val="255748498"/>
         <w:rPr>
           <w:rFonts w:eastAsia="Times New Roman"/>
           <w:color w:val="000000"/>
@@ -7196,7 +7196,7 @@
         <w:shd w:val="clear" w:color="auto" w:fill="FFFFFF"/>
         <w:ind w:firstLine="851"/>
         <w:jc w:val="both"/>
-        <w:divId w:val="455637024"/>
+        <w:divId w:val="255748498"/>
         <w:rPr>
           <w:rFonts w:eastAsia="Times New Roman"/>
           <w:color w:val="000000"/>
@@ -7214,7 +7214,7 @@
       <w:pPr>
         <w:shd w:val="clear" w:color="auto" w:fill="FFFFFF"/>
         <w:jc w:val="center"/>
-        <w:divId w:val="2087992245"/>
+        <w:divId w:val="174198465"/>
         <w:rPr>
           <w:rFonts w:eastAsia="Times New Roman"/>
           <w:b/>
@@ -7237,7 +7237,7 @@
         <w:shd w:val="clear" w:color="auto" w:fill="FFFFFF"/>
         <w:ind w:firstLine="851"/>
         <w:jc w:val="both"/>
-        <w:divId w:val="455637024"/>
+        <w:divId w:val="255748498"/>
         <w:rPr>
           <w:rFonts w:eastAsia="Times New Roman"/>
           <w:color w:val="000000"/>
@@ -7256,7 +7256,7 @@
         <w:shd w:val="clear" w:color="auto" w:fill="FFFFFF"/>
         <w:ind w:firstLine="851"/>
         <w:jc w:val="both"/>
-        <w:divId w:val="455637024"/>
+        <w:divId w:val="255748498"/>
         <w:rPr>
           <w:rFonts w:eastAsia="Times New Roman"/>
           <w:color w:val="000000"/>
@@ -7275,7 +7275,7 @@
         <w:shd w:val="clear" w:color="auto" w:fill="FFFFFF"/>
         <w:ind w:firstLine="851"/>
         <w:jc w:val="both"/>
-        <w:divId w:val="455637024"/>
+        <w:divId w:val="255748498"/>
         <w:rPr>
           <w:rFonts w:eastAsia="Times New Roman"/>
           <w:color w:val="000000"/>
@@ -7294,7 +7294,7 @@
         <w:shd w:val="clear" w:color="auto" w:fill="FFFFFF"/>
         <w:ind w:firstLine="851"/>
         <w:jc w:val="both"/>
-        <w:divId w:val="455637024"/>
+        <w:divId w:val="255748498"/>
         <w:rPr>
           <w:rFonts w:eastAsia="Times New Roman"/>
           <w:color w:val="000000"/>
@@ -7313,7 +7313,7 @@
         <w:shd w:val="clear" w:color="auto" w:fill="FFFFFF"/>
         <w:ind w:firstLine="851"/>
         <w:jc w:val="both"/>
-        <w:divId w:val="455637024"/>
+        <w:divId w:val="255748498"/>
         <w:rPr>
           <w:rFonts w:eastAsia="Times New Roman"/>
           <w:color w:val="000000"/>
@@ -7332,7 +7332,7 @@
         <w:shd w:val="clear" w:color="auto" w:fill="FFFFFF"/>
         <w:ind w:firstLine="851"/>
         <w:jc w:val="both"/>
-        <w:divId w:val="455637024"/>
+        <w:divId w:val="255748498"/>
         <w:rPr>
           <w:rFonts w:eastAsia="Times New Roman"/>
           <w:color w:val="000000"/>
@@ -7351,7 +7351,7 @@
         <w:shd w:val="clear" w:color="auto" w:fill="FFFFFF"/>
         <w:ind w:firstLine="851"/>
         <w:jc w:val="both"/>
-        <w:divId w:val="455637024"/>
+        <w:divId w:val="255748498"/>
         <w:rPr>
           <w:rFonts w:eastAsia="Times New Roman"/>
           <w:color w:val="000000"/>
@@ -7370,7 +7370,7 @@
         <w:shd w:val="clear" w:color="auto" w:fill="FFFFFF"/>
         <w:ind w:firstLine="851"/>
         <w:jc w:val="both"/>
-        <w:divId w:val="455637024"/>
+        <w:divId w:val="255748498"/>
         <w:rPr>
           <w:rFonts w:eastAsia="Times New Roman"/>
           <w:color w:val="000000"/>
@@ -7388,7 +7388,7 @@
       <w:pPr>
         <w:shd w:val="clear" w:color="auto" w:fill="FFFFFF"/>
         <w:jc w:val="center"/>
-        <w:divId w:val="531067656"/>
+        <w:divId w:val="2082212492"/>
         <w:rPr>
           <w:rFonts w:eastAsia="Times New Roman"/>
           <w:b/>
@@ -7411,7 +7411,7 @@
         <w:shd w:val="clear" w:color="auto" w:fill="FFFFFF"/>
         <w:ind w:firstLine="851"/>
         <w:jc w:val="both"/>
-        <w:divId w:val="455637024"/>
+        <w:divId w:val="255748498"/>
         <w:rPr>
           <w:rFonts w:eastAsia="Times New Roman"/>
           <w:color w:val="000000"/>
@@ -7430,7 +7430,7 @@
         <w:shd w:val="clear" w:color="auto" w:fill="FFFFFF"/>
         <w:ind w:firstLine="851"/>
         <w:jc w:val="both"/>
-        <w:divId w:val="455637024"/>
+        <w:divId w:val="255748498"/>
         <w:rPr>
           <w:rFonts w:eastAsia="Times New Roman"/>
           <w:color w:val="000000"/>
@@ -7449,7 +7449,7 @@
         <w:shd w:val="clear" w:color="auto" w:fill="FFFFFF"/>
         <w:ind w:firstLine="851"/>
         <w:jc w:val="both"/>
-        <w:divId w:val="455637024"/>
+        <w:divId w:val="255748498"/>
         <w:rPr>
           <w:rFonts w:eastAsia="Times New Roman"/>
           <w:color w:val="000000"/>
@@ -7468,7 +7468,7 @@
         <w:shd w:val="clear" w:color="auto" w:fill="FFFFFF"/>
         <w:ind w:firstLine="851"/>
         <w:jc w:val="both"/>
-        <w:divId w:val="455637024"/>
+        <w:divId w:val="255748498"/>
         <w:rPr>
           <w:rFonts w:eastAsia="Times New Roman"/>
           <w:color w:val="000000"/>
@@ -7487,7 +7487,7 @@
         <w:shd w:val="clear" w:color="auto" w:fill="FFFFFF"/>
         <w:ind w:firstLine="851"/>
         <w:jc w:val="both"/>
-        <w:divId w:val="455637024"/>
+        <w:divId w:val="255748498"/>
         <w:rPr>
           <w:rFonts w:eastAsia="Times New Roman"/>
           <w:color w:val="000000"/>
@@ -7506,7 +7506,7 @@
         <w:shd w:val="clear" w:color="auto" w:fill="FFFFFF"/>
         <w:ind w:firstLine="851"/>
         <w:jc w:val="both"/>
-        <w:divId w:val="455637024"/>
+        <w:divId w:val="255748498"/>
         <w:rPr>
           <w:rFonts w:eastAsia="Times New Roman"/>
           <w:color w:val="000000"/>
@@ -7525,7 +7525,7 @@
         <w:shd w:val="clear" w:color="auto" w:fill="FFFFFF"/>
         <w:ind w:firstLine="851"/>
         <w:jc w:val="both"/>
-        <w:divId w:val="455637024"/>
+        <w:divId w:val="255748498"/>
         <w:rPr>
           <w:rFonts w:eastAsia="Times New Roman"/>
           <w:color w:val="000000"/>
@@ -7544,7 +7544,7 @@
         <w:shd w:val="clear" w:color="auto" w:fill="FFFFFF"/>
         <w:ind w:firstLine="851"/>
         <w:jc w:val="both"/>
-        <w:divId w:val="455637024"/>
+        <w:divId w:val="255748498"/>
         <w:rPr>
           <w:rFonts w:eastAsia="Times New Roman"/>
           <w:color w:val="000000"/>
@@ -7563,7 +7563,7 @@
         <w:shd w:val="clear" w:color="auto" w:fill="FFFFFF"/>
         <w:ind w:firstLine="851"/>
         <w:jc w:val="both"/>
-        <w:divId w:val="455637024"/>
+        <w:divId w:val="255748498"/>
         <w:rPr>
           <w:rFonts w:eastAsia="Times New Roman"/>
           <w:color w:val="000000"/>
@@ -7582,7 +7582,7 @@
         <w:shd w:val="clear" w:color="auto" w:fill="FFFFFF"/>
         <w:ind w:firstLine="851"/>
         <w:jc w:val="both"/>
-        <w:divId w:val="455637024"/>
+        <w:divId w:val="255748498"/>
         <w:rPr>
           <w:rFonts w:eastAsia="Times New Roman"/>
           <w:color w:val="000000"/>
@@ -7601,7 +7601,7 @@
         <w:shd w:val="clear" w:color="auto" w:fill="FFFFFF"/>
         <w:ind w:firstLine="851"/>
         <w:jc w:val="both"/>
-        <w:divId w:val="455637024"/>
+        <w:divId w:val="255748498"/>
         <w:rPr>
           <w:rFonts w:eastAsia="Times New Roman"/>
           <w:color w:val="000000"/>
@@ -7620,7 +7620,7 @@
         <w:shd w:val="clear" w:color="auto" w:fill="FFFFFF"/>
         <w:ind w:firstLine="851"/>
         <w:jc w:val="both"/>
-        <w:divId w:val="455637024"/>
+        <w:divId w:val="255748498"/>
         <w:rPr>
           <w:rFonts w:eastAsia="Times New Roman"/>
           <w:color w:val="000000"/>
@@ -7639,7 +7639,7 @@
         <w:shd w:val="clear" w:color="auto" w:fill="FFFFFF"/>
         <w:ind w:firstLine="851"/>
         <w:jc w:val="both"/>
-        <w:divId w:val="455637024"/>
+        <w:divId w:val="255748498"/>
         <w:rPr>
           <w:rFonts w:eastAsia="Times New Roman"/>
           <w:color w:val="000000"/>
@@ -7658,7 +7658,7 @@
         <w:shd w:val="clear" w:color="auto" w:fill="FFFFFF"/>
         <w:ind w:firstLine="851"/>
         <w:jc w:val="both"/>
-        <w:divId w:val="455637024"/>
+        <w:divId w:val="255748498"/>
         <w:rPr>
           <w:rFonts w:eastAsia="Times New Roman"/>
           <w:color w:val="000000"/>
@@ -7677,7 +7677,7 @@
         <w:shd w:val="clear" w:color="auto" w:fill="FFFFFF"/>
         <w:ind w:firstLine="851"/>
         <w:jc w:val="both"/>
-        <w:divId w:val="455637024"/>
+        <w:divId w:val="255748498"/>
         <w:rPr>
           <w:rFonts w:eastAsia="Times New Roman"/>
           <w:color w:val="000000"/>
@@ -7696,7 +7696,7 @@
         <w:shd w:val="clear" w:color="auto" w:fill="FFFFFF"/>
         <w:ind w:firstLine="851"/>
         <w:jc w:val="both"/>
-        <w:divId w:val="455637024"/>
+        <w:divId w:val="255748498"/>
         <w:rPr>
           <w:rFonts w:eastAsia="Times New Roman"/>
           <w:color w:val="000000"/>
@@ -7715,7 +7715,7 @@
         <w:shd w:val="clear" w:color="auto" w:fill="FFFFFF"/>
         <w:ind w:firstLine="851"/>
         <w:jc w:val="both"/>
-        <w:divId w:val="455637024"/>
+        <w:divId w:val="255748498"/>
         <w:rPr>
           <w:rFonts w:eastAsia="Times New Roman"/>
           <w:color w:val="000000"/>
@@ -7734,7 +7734,7 @@
         <w:shd w:val="clear" w:color="auto" w:fill="FFFFFF"/>
         <w:ind w:firstLine="851"/>
         <w:jc w:val="both"/>
-        <w:divId w:val="455637024"/>
+        <w:divId w:val="255748498"/>
         <w:rPr>
           <w:rFonts w:eastAsia="Times New Roman"/>
           <w:color w:val="000000"/>
@@ -7753,7 +7753,7 @@
         <w:shd w:val="clear" w:color="auto" w:fill="FFFFFF"/>
         <w:ind w:firstLine="851"/>
         <w:jc w:val="both"/>
-        <w:divId w:val="455637024"/>
+        <w:divId w:val="255748498"/>
         <w:rPr>
           <w:rFonts w:eastAsia="Times New Roman"/>
           <w:color w:val="000000"/>
@@ -7772,7 +7772,7 @@
         <w:shd w:val="clear" w:color="auto" w:fill="FFFFFF"/>
         <w:ind w:firstLine="851"/>
         <w:jc w:val="both"/>
-        <w:divId w:val="455637024"/>
+        <w:divId w:val="255748498"/>
         <w:rPr>
           <w:rFonts w:eastAsia="Times New Roman"/>
           <w:color w:val="000000"/>
@@ -7791,7 +7791,7 @@
         <w:shd w:val="clear" w:color="auto" w:fill="FFFFFF"/>
         <w:ind w:firstLine="851"/>
         <w:jc w:val="both"/>
-        <w:divId w:val="455637024"/>
+        <w:divId w:val="255748498"/>
         <w:rPr>
           <w:rFonts w:eastAsia="Times New Roman"/>
           <w:color w:val="000000"/>
@@ -7810,7 +7810,7 @@
         <w:shd w:val="clear" w:color="auto" w:fill="FFFFFF"/>
         <w:ind w:firstLine="851"/>
         <w:jc w:val="both"/>
-        <w:divId w:val="455637024"/>
+        <w:divId w:val="255748498"/>
         <w:rPr>
           <w:rFonts w:eastAsia="Times New Roman"/>
           <w:color w:val="000000"/>
@@ -7829,7 +7829,7 @@
         <w:shd w:val="clear" w:color="auto" w:fill="FFFFFF"/>
         <w:ind w:firstLine="851"/>
         <w:jc w:val="both"/>
-        <w:divId w:val="455637024"/>
+        <w:divId w:val="255748498"/>
         <w:rPr>
           <w:rFonts w:eastAsia="Times New Roman"/>
           <w:color w:val="000000"/>
@@ -7848,7 +7848,7 @@
         <w:shd w:val="clear" w:color="auto" w:fill="FFFFFF"/>
         <w:ind w:firstLine="851"/>
         <w:jc w:val="both"/>
-        <w:divId w:val="455637024"/>
+        <w:divId w:val="255748498"/>
         <w:rPr>
           <w:rFonts w:eastAsia="Times New Roman"/>
           <w:color w:val="000000"/>
@@ -7867,7 +7867,7 @@
         <w:shd w:val="clear" w:color="auto" w:fill="FFFFFF"/>
         <w:ind w:firstLine="851"/>
         <w:jc w:val="both"/>
-        <w:divId w:val="455637024"/>
+        <w:divId w:val="255748498"/>
         <w:rPr>
           <w:rFonts w:eastAsia="Times New Roman"/>
           <w:color w:val="000000"/>
@@ -7886,7 +7886,7 @@
         <w:shd w:val="clear" w:color="auto" w:fill="FFFFFF"/>
         <w:ind w:firstLine="851"/>
         <w:jc w:val="both"/>
-        <w:divId w:val="455637024"/>
+        <w:divId w:val="255748498"/>
         <w:rPr>
           <w:rFonts w:eastAsia="Times New Roman"/>
           <w:color w:val="000000"/>
@@ -7905,7 +7905,7 @@
         <w:shd w:val="clear" w:color="auto" w:fill="FFFFFF"/>
         <w:ind w:firstLine="851"/>
         <w:jc w:val="both"/>
-        <w:divId w:val="455637024"/>
+        <w:divId w:val="255748498"/>
         <w:rPr>
           <w:rFonts w:eastAsia="Times New Roman"/>
           <w:color w:val="000000"/>
@@ -7924,7 +7924,7 @@
         <w:shd w:val="clear" w:color="auto" w:fill="FFFFFF"/>
         <w:ind w:firstLine="851"/>
         <w:jc w:val="both"/>
-        <w:divId w:val="455637024"/>
+        <w:divId w:val="255748498"/>
         <w:rPr>
           <w:rFonts w:eastAsia="Times New Roman"/>
           <w:color w:val="000000"/>
@@ -7943,7 +7943,7 @@
         <w:shd w:val="clear" w:color="auto" w:fill="FFFFFF"/>
         <w:ind w:firstLine="851"/>
         <w:jc w:val="both"/>
-        <w:divId w:val="455637024"/>
+        <w:divId w:val="255748498"/>
         <w:rPr>
           <w:rFonts w:eastAsia="Times New Roman"/>
           <w:color w:val="000000"/>
@@ -7962,7 +7962,7 @@
         <w:shd w:val="clear" w:color="auto" w:fill="FFFFFF"/>
         <w:ind w:firstLine="851"/>
         <w:jc w:val="both"/>
-        <w:divId w:val="455637024"/>
+        <w:divId w:val="255748498"/>
         <w:rPr>
           <w:rFonts w:eastAsia="Times New Roman"/>
           <w:color w:val="000000"/>
@@ -7981,7 +7981,7 @@
         <w:shd w:val="clear" w:color="auto" w:fill="FFFFFF"/>
         <w:ind w:firstLine="851"/>
         <w:jc w:val="both"/>
-        <w:divId w:val="455637024"/>
+        <w:divId w:val="255748498"/>
         <w:rPr>
           <w:rFonts w:eastAsia="Times New Roman"/>
           <w:color w:val="000000"/>
@@ -8000,7 +8000,7 @@
         <w:shd w:val="clear" w:color="auto" w:fill="FFFFFF"/>
         <w:ind w:firstLine="851"/>
         <w:jc w:val="both"/>
-        <w:divId w:val="455637024"/>
+        <w:divId w:val="255748498"/>
         <w:rPr>
           <w:rFonts w:eastAsia="Times New Roman"/>
           <w:color w:val="000000"/>
@@ -8018,7 +8018,7 @@
       <w:pPr>
         <w:shd w:val="clear" w:color="auto" w:fill="FFFFFF"/>
         <w:jc w:val="center"/>
-        <w:divId w:val="886183013"/>
+        <w:divId w:val="948320835"/>
         <w:rPr>
           <w:rFonts w:eastAsia="Times New Roman"/>
           <w:b/>
@@ -8041,7 +8041,7 @@
         <w:shd w:val="clear" w:color="auto" w:fill="FFFFFF"/>
         <w:ind w:firstLine="851"/>
         <w:jc w:val="both"/>
-        <w:divId w:val="455637024"/>
+        <w:divId w:val="255748498"/>
         <w:rPr>
           <w:rFonts w:eastAsia="Times New Roman"/>
           <w:color w:val="000000"/>
@@ -8060,7 +8060,7 @@
         <w:shd w:val="clear" w:color="auto" w:fill="FFFFFF"/>
         <w:ind w:firstLine="851"/>
         <w:jc w:val="both"/>
-        <w:divId w:val="455637024"/>
+        <w:divId w:val="255748498"/>
         <w:rPr>
           <w:rFonts w:eastAsia="Times New Roman"/>
           <w:color w:val="000000"/>
@@ -8079,7 +8079,7 @@
         <w:shd w:val="clear" w:color="auto" w:fill="FFFFFF"/>
         <w:ind w:firstLine="851"/>
         <w:jc w:val="both"/>
-        <w:divId w:val="455637024"/>
+        <w:divId w:val="255748498"/>
         <w:rPr>
           <w:rFonts w:eastAsia="Times New Roman"/>
           <w:color w:val="000000"/>
@@ -8130,7 +8130,7 @@
         <w:shd w:val="clear" w:color="auto" w:fill="FFFFFF"/>
         <w:ind w:firstLine="851"/>
         <w:jc w:val="both"/>
-        <w:divId w:val="455637024"/>
+        <w:divId w:val="255748498"/>
         <w:rPr>
           <w:rFonts w:eastAsia="Times New Roman"/>
           <w:color w:val="000000"/>
@@ -8149,7 +8149,7 @@
         <w:shd w:val="clear" w:color="auto" w:fill="FFFFFF"/>
         <w:ind w:firstLine="851"/>
         <w:jc w:val="both"/>
-        <w:divId w:val="455637024"/>
+        <w:divId w:val="255748498"/>
         <w:rPr>
           <w:rFonts w:eastAsia="Times New Roman"/>
           <w:color w:val="000000"/>
@@ -8168,7 +8168,7 @@
         <w:shd w:val="clear" w:color="auto" w:fill="FFFFFF"/>
         <w:ind w:firstLine="851"/>
         <w:jc w:val="both"/>
-        <w:divId w:val="455637024"/>
+        <w:divId w:val="255748498"/>
         <w:rPr>
           <w:rFonts w:eastAsia="Times New Roman"/>
           <w:color w:val="000000"/>
@@ -8187,7 +8187,7 @@
         <w:shd w:val="clear" w:color="auto" w:fill="FFFFFF"/>
         <w:ind w:firstLine="851"/>
         <w:jc w:val="both"/>
-        <w:divId w:val="455637024"/>
+        <w:divId w:val="255748498"/>
         <w:rPr>
           <w:rFonts w:eastAsia="Times New Roman"/>
           <w:color w:val="000000"/>
@@ -8206,7 +8206,7 @@
         <w:shd w:val="clear" w:color="auto" w:fill="FFFFFF"/>
         <w:ind w:firstLine="851"/>
         <w:jc w:val="both"/>
-        <w:divId w:val="455637024"/>
+        <w:divId w:val="255748498"/>
         <w:rPr>
           <w:rFonts w:eastAsia="Times New Roman"/>
           <w:color w:val="000000"/>
@@ -8225,7 +8225,7 @@
         <w:shd w:val="clear" w:color="auto" w:fill="FFFFFF"/>
         <w:ind w:firstLine="851"/>
         <w:jc w:val="both"/>
-        <w:divId w:val="455637024"/>
+        <w:divId w:val="255748498"/>
         <w:rPr>
           <w:rFonts w:eastAsia="Times New Roman"/>
           <w:color w:val="000000"/>
@@ -8244,7 +8244,7 @@
         <w:shd w:val="clear" w:color="auto" w:fill="FFFFFF"/>
         <w:ind w:firstLine="851"/>
         <w:jc w:val="both"/>
-        <w:divId w:val="455637024"/>
+        <w:divId w:val="255748498"/>
         <w:rPr>
           <w:rFonts w:eastAsia="Times New Roman"/>
           <w:color w:val="000000"/>
@@ -8263,7 +8263,7 @@
         <w:shd w:val="clear" w:color="auto" w:fill="FFFFFF"/>
         <w:ind w:firstLine="851"/>
         <w:jc w:val="both"/>
-        <w:divId w:val="455637024"/>
+        <w:divId w:val="255748498"/>
         <w:rPr>
           <w:rFonts w:eastAsia="Times New Roman"/>
           <w:color w:val="000000"/>
@@ -8282,7 +8282,7 @@
         <w:shd w:val="clear" w:color="auto" w:fill="FFFFFF"/>
         <w:ind w:firstLine="851"/>
         <w:jc w:val="both"/>
-        <w:divId w:val="455637024"/>
+        <w:divId w:val="255748498"/>
         <w:rPr>
           <w:rFonts w:eastAsia="Times New Roman"/>
           <w:color w:val="000000"/>
@@ -8301,7 +8301,7 @@
         <w:shd w:val="clear" w:color="auto" w:fill="FFFFFF"/>
         <w:ind w:firstLine="851"/>
         <w:jc w:val="both"/>
-        <w:divId w:val="455637024"/>
+        <w:divId w:val="255748498"/>
         <w:rPr>
           <w:rFonts w:eastAsia="Times New Roman"/>
           <w:color w:val="000000"/>
@@ -8320,7 +8320,7 @@
         <w:shd w:val="clear" w:color="auto" w:fill="FFFFFF"/>
         <w:ind w:firstLine="851"/>
         <w:jc w:val="both"/>
-        <w:divId w:val="455637024"/>
+        <w:divId w:val="255748498"/>
         <w:rPr>
           <w:rFonts w:eastAsia="Times New Roman"/>
           <w:color w:val="000000"/>
@@ -8339,7 +8339,7 @@
         <w:shd w:val="clear" w:color="auto" w:fill="FFFFFF"/>
         <w:ind w:firstLine="851"/>
         <w:jc w:val="both"/>
-        <w:divId w:val="455637024"/>
+        <w:divId w:val="255748498"/>
         <w:rPr>
           <w:rFonts w:eastAsia="Times New Roman"/>
           <w:color w:val="000000"/>
@@ -8358,7 +8358,7 @@
         <w:shd w:val="clear" w:color="auto" w:fill="FFFFFF"/>
         <w:ind w:firstLine="851"/>
         <w:jc w:val="both"/>
-        <w:divId w:val="455637024"/>
+        <w:divId w:val="255748498"/>
         <w:rPr>
           <w:rFonts w:eastAsia="Times New Roman"/>
           <w:color w:val="000000"/>
@@ -8377,7 +8377,7 @@
         <w:shd w:val="clear" w:color="auto" w:fill="FFFFFF"/>
         <w:ind w:firstLine="851"/>
         <w:jc w:val="both"/>
-        <w:divId w:val="455637024"/>
+        <w:divId w:val="255748498"/>
         <w:rPr>
           <w:rFonts w:eastAsia="Times New Roman"/>
           <w:color w:val="000000"/>
@@ -8396,7 +8396,7 @@
         <w:shd w:val="clear" w:color="auto" w:fill="FFFFFF"/>
         <w:ind w:firstLine="851"/>
         <w:jc w:val="both"/>
-        <w:divId w:val="455637024"/>
+        <w:divId w:val="255748498"/>
         <w:rPr>
           <w:rFonts w:eastAsia="Times New Roman"/>
           <w:color w:val="000000"/>
@@ -8415,7 +8415,7 @@
         <w:shd w:val="clear" w:color="auto" w:fill="FFFFFF"/>
         <w:ind w:firstLine="851"/>
         <w:jc w:val="both"/>
-        <w:divId w:val="455637024"/>
+        <w:divId w:val="255748498"/>
         <w:rPr>
           <w:rFonts w:eastAsia="Times New Roman"/>
           <w:color w:val="000000"/>
@@ -8434,7 +8434,7 @@
         <w:shd w:val="clear" w:color="auto" w:fill="FFFFFF"/>
         <w:ind w:firstLine="851"/>
         <w:jc w:val="both"/>
-        <w:divId w:val="455637024"/>
+        <w:divId w:val="255748498"/>
         <w:rPr>
           <w:rFonts w:eastAsia="Times New Roman"/>
           <w:color w:val="000000"/>
@@ -8453,7 +8453,7 @@
         <w:shd w:val="clear" w:color="auto" w:fill="FFFFFF"/>
         <w:ind w:firstLine="851"/>
         <w:jc w:val="both"/>
-        <w:divId w:val="455637024"/>
+        <w:divId w:val="255748498"/>
         <w:rPr>
           <w:rFonts w:eastAsia="Times New Roman"/>
           <w:color w:val="000000"/>
@@ -8472,7 +8472,7 @@
         <w:shd w:val="clear" w:color="auto" w:fill="FFFFFF"/>
         <w:ind w:firstLine="851"/>
         <w:jc w:val="both"/>
-        <w:divId w:val="455637024"/>
+        <w:divId w:val="255748498"/>
         <w:rPr>
           <w:rFonts w:eastAsia="Times New Roman"/>
           <w:color w:val="000000"/>
@@ -8491,7 +8491,7 @@
         <w:shd w:val="clear" w:color="auto" w:fill="FFFFFF"/>
         <w:ind w:firstLine="851"/>
         <w:jc w:val="both"/>
-        <w:divId w:val="455637024"/>
+        <w:divId w:val="255748498"/>
         <w:rPr>
           <w:rFonts w:eastAsia="Times New Roman"/>
           <w:color w:val="000000"/>
@@ -8510,7 +8510,7 @@
         <w:shd w:val="clear" w:color="auto" w:fill="FFFFFF"/>
         <w:ind w:firstLine="851"/>
         <w:jc w:val="both"/>
-        <w:divId w:val="455637024"/>
+        <w:divId w:val="255748498"/>
         <w:rPr>
           <w:rFonts w:eastAsia="Times New Roman"/>
           <w:color w:val="000000"/>
@@ -8529,7 +8529,7 @@
         <w:shd w:val="clear" w:color="auto" w:fill="FFFFFF"/>
         <w:ind w:firstLine="851"/>
         <w:jc w:val="both"/>
-        <w:divId w:val="455637024"/>
+        <w:divId w:val="255748498"/>
         <w:rPr>
           <w:rFonts w:eastAsia="Times New Roman"/>
           <w:color w:val="000000"/>
@@ -8548,7 +8548,7 @@
         <w:shd w:val="clear" w:color="auto" w:fill="FFFFFF"/>
         <w:ind w:firstLine="851"/>
         <w:jc w:val="both"/>
-        <w:divId w:val="455637024"/>
+        <w:divId w:val="255748498"/>
         <w:rPr>
           <w:rFonts w:eastAsia="Times New Roman"/>
           <w:color w:val="000000"/>
@@ -8567,7 +8567,7 @@
         <w:shd w:val="clear" w:color="auto" w:fill="FFFFFF"/>
         <w:ind w:firstLine="851"/>
         <w:jc w:val="both"/>
-        <w:divId w:val="455637024"/>
+        <w:divId w:val="255748498"/>
         <w:rPr>
           <w:rFonts w:eastAsia="Times New Roman"/>
           <w:color w:val="000000"/>
@@ -8586,7 +8586,7 @@
         <w:shd w:val="clear" w:color="auto" w:fill="FFFFFF"/>
         <w:ind w:firstLine="851"/>
         <w:jc w:val="both"/>
-        <w:divId w:val="455637024"/>
+        <w:divId w:val="255748498"/>
         <w:rPr>
           <w:rFonts w:eastAsia="Times New Roman"/>
           <w:color w:val="000000"/>
@@ -8605,7 +8605,7 @@
         <w:shd w:val="clear" w:color="auto" w:fill="FFFFFF"/>
         <w:ind w:firstLine="851"/>
         <w:jc w:val="both"/>
-        <w:divId w:val="455637024"/>
+        <w:divId w:val="255748498"/>
         <w:rPr>
           <w:rFonts w:eastAsia="Times New Roman"/>
           <w:color w:val="000000"/>
@@ -8624,7 +8624,7 @@
         <w:shd w:val="clear" w:color="auto" w:fill="FFFFFF"/>
         <w:ind w:firstLine="851"/>
         <w:jc w:val="both"/>
-        <w:divId w:val="455637024"/>
+        <w:divId w:val="255748498"/>
         <w:rPr>
           <w:rFonts w:eastAsia="Times New Roman"/>
           <w:color w:val="000000"/>
@@ -8643,7 +8643,7 @@
         <w:shd w:val="clear" w:color="auto" w:fill="FFFFFF"/>
         <w:ind w:firstLine="851"/>
         <w:jc w:val="both"/>
-        <w:divId w:val="455637024"/>
+        <w:divId w:val="255748498"/>
         <w:rPr>
           <w:rFonts w:eastAsia="Times New Roman"/>
           <w:color w:val="000000"/>
@@ -8662,7 +8662,7 @@
         <w:shd w:val="clear" w:color="auto" w:fill="FFFFFF"/>
         <w:ind w:firstLine="851"/>
         <w:jc w:val="both"/>
-        <w:divId w:val="455637024"/>
+        <w:divId w:val="255748498"/>
         <w:rPr>
           <w:rFonts w:eastAsia="Times New Roman"/>
           <w:color w:val="000000"/>
@@ -8681,7 +8681,7 @@
         <w:shd w:val="clear" w:color="auto" w:fill="FFFFFF"/>
         <w:ind w:firstLine="851"/>
         <w:jc w:val="both"/>
-        <w:divId w:val="455637024"/>
+        <w:divId w:val="255748498"/>
         <w:rPr>
           <w:rFonts w:eastAsia="Times New Roman"/>
           <w:color w:val="000000"/>
@@ -8699,7 +8699,7 @@
       <w:pPr>
         <w:shd w:val="clear" w:color="auto" w:fill="FFFFFF"/>
         <w:jc w:val="center"/>
-        <w:divId w:val="101386885"/>
+        <w:divId w:val="1159734164"/>
         <w:rPr>
           <w:rFonts w:eastAsia="Times New Roman"/>
           <w:b/>
@@ -8722,7 +8722,7 @@
         <w:shd w:val="clear" w:color="auto" w:fill="FFFFFF"/>
         <w:ind w:firstLine="851"/>
         <w:jc w:val="both"/>
-        <w:divId w:val="455637024"/>
+        <w:divId w:val="255748498"/>
         <w:rPr>
           <w:rFonts w:eastAsia="Times New Roman"/>
           <w:color w:val="000000"/>
@@ -8741,7 +8741,7 @@
         <w:shd w:val="clear" w:color="auto" w:fill="FFFFFF"/>
         <w:ind w:firstLine="851"/>
         <w:jc w:val="both"/>
-        <w:divId w:val="455637024"/>
+        <w:divId w:val="255748498"/>
         <w:rPr>
           <w:rFonts w:eastAsia="Times New Roman"/>
           <w:color w:val="000000"/>
@@ -8760,7 +8760,7 @@
         <w:shd w:val="clear" w:color="auto" w:fill="FFFFFF"/>
         <w:ind w:firstLine="851"/>
         <w:jc w:val="both"/>
-        <w:divId w:val="455637024"/>
+        <w:divId w:val="255748498"/>
         <w:rPr>
           <w:rFonts w:eastAsia="Times New Roman"/>
           <w:color w:val="000000"/>
@@ -8779,7 +8779,7 @@
         <w:shd w:val="clear" w:color="auto" w:fill="FFFFFF"/>
         <w:ind w:firstLine="851"/>
         <w:jc w:val="both"/>
-        <w:divId w:val="455637024"/>
+        <w:divId w:val="255748498"/>
         <w:rPr>
           <w:rFonts w:eastAsia="Times New Roman"/>
           <w:color w:val="000000"/>
@@ -8798,7 +8798,7 @@
         <w:shd w:val="clear" w:color="auto" w:fill="FFFFFF"/>
         <w:ind w:firstLine="851"/>
         <w:jc w:val="both"/>
-        <w:divId w:val="455637024"/>
+        <w:divId w:val="255748498"/>
         <w:rPr>
           <w:rFonts w:eastAsia="Times New Roman"/>
           <w:color w:val="000000"/>
@@ -8817,7 +8817,7 @@
         <w:shd w:val="clear" w:color="auto" w:fill="FFFFFF"/>
         <w:ind w:firstLine="851"/>
         <w:jc w:val="both"/>
-        <w:divId w:val="455637024"/>
+        <w:divId w:val="255748498"/>
         <w:rPr>
           <w:rFonts w:eastAsia="Times New Roman"/>
           <w:color w:val="000000"/>
@@ -8836,7 +8836,7 @@
         <w:shd w:val="clear" w:color="auto" w:fill="FFFFFF"/>
         <w:ind w:firstLine="851"/>
         <w:jc w:val="both"/>
-        <w:divId w:val="455637024"/>
+        <w:divId w:val="255748498"/>
         <w:rPr>
           <w:rFonts w:eastAsia="Times New Roman"/>
           <w:color w:val="000000"/>
@@ -8855,7 +8855,7 @@
         <w:shd w:val="clear" w:color="auto" w:fill="FFFFFF"/>
         <w:ind w:firstLine="851"/>
         <w:jc w:val="both"/>
-        <w:divId w:val="455637024"/>
+        <w:divId w:val="255748498"/>
         <w:rPr>
           <w:rFonts w:eastAsia="Times New Roman"/>
           <w:color w:val="000000"/>
@@ -8874,7 +8874,7 @@
         <w:shd w:val="clear" w:color="auto" w:fill="FFFFFF"/>
         <w:ind w:firstLine="851"/>
         <w:jc w:val="both"/>
-        <w:divId w:val="455637024"/>
+        <w:divId w:val="255748498"/>
         <w:rPr>
           <w:rFonts w:eastAsia="Times New Roman"/>
           <w:color w:val="000000"/>
@@ -8893,7 +8893,7 @@
         <w:shd w:val="clear" w:color="auto" w:fill="FFFFFF"/>
         <w:ind w:firstLine="851"/>
         <w:jc w:val="both"/>
-        <w:divId w:val="455637024"/>
+        <w:divId w:val="255748498"/>
         <w:rPr>
           <w:rFonts w:eastAsia="Times New Roman"/>
           <w:color w:val="000000"/>
@@ -8911,7 +8911,7 @@
       <w:pPr>
         <w:shd w:val="clear" w:color="auto" w:fill="FFFFFF"/>
         <w:jc w:val="center"/>
-        <w:divId w:val="683168985"/>
+        <w:divId w:val="2007980086"/>
         <w:rPr>
           <w:rFonts w:eastAsia="Times New Roman"/>
           <w:b/>
@@ -8934,7 +8934,7 @@
         <w:shd w:val="clear" w:color="auto" w:fill="FFFFFF"/>
         <w:ind w:firstLine="851"/>
         <w:jc w:val="both"/>
-        <w:divId w:val="455637024"/>
+        <w:divId w:val="255748498"/>
         <w:rPr>
           <w:rFonts w:eastAsia="Times New Roman"/>
           <w:color w:val="000000"/>
@@ -8953,7 +8953,7 @@
         <w:shd w:val="clear" w:color="auto" w:fill="FFFFFF"/>
         <w:ind w:firstLine="851"/>
         <w:jc w:val="both"/>
-        <w:divId w:val="455637024"/>
+        <w:divId w:val="255748498"/>
         <w:rPr>
           <w:rFonts w:eastAsia="Times New Roman"/>
           <w:color w:val="000000"/>
@@ -8972,7 +8972,7 @@
         <w:shd w:val="clear" w:color="auto" w:fill="FFFFFF"/>
         <w:ind w:firstLine="851"/>
         <w:jc w:val="both"/>
-        <w:divId w:val="455637024"/>
+        <w:divId w:val="255748498"/>
         <w:rPr>
           <w:rFonts w:eastAsia="Times New Roman"/>
           <w:color w:val="000000"/>
@@ -8991,7 +8991,7 @@
         <w:shd w:val="clear" w:color="auto" w:fill="FFFFFF"/>
         <w:ind w:firstLine="851"/>
         <w:jc w:val="both"/>
-        <w:divId w:val="455637024"/>
+        <w:divId w:val="255748498"/>
         <w:rPr>
           <w:rFonts w:eastAsia="Times New Roman"/>
           <w:color w:val="000000"/>
@@ -9010,7 +9010,7 @@
         <w:shd w:val="clear" w:color="auto" w:fill="FFFFFF"/>
         <w:ind w:firstLine="851"/>
         <w:jc w:val="both"/>
-        <w:divId w:val="455637024"/>
+        <w:divId w:val="255748498"/>
         <w:rPr>
           <w:rFonts w:eastAsia="Times New Roman"/>
           <w:color w:val="000000"/>
@@ -9029,7 +9029,7 @@
         <w:shd w:val="clear" w:color="auto" w:fill="FFFFFF"/>
         <w:ind w:firstLine="851"/>
         <w:jc w:val="both"/>
-        <w:divId w:val="455637024"/>
+        <w:divId w:val="255748498"/>
         <w:rPr>
           <w:rFonts w:eastAsia="Times New Roman"/>
           <w:color w:val="000000"/>
@@ -9048,7 +9048,7 @@
         <w:shd w:val="clear" w:color="auto" w:fill="FFFFFF"/>
         <w:ind w:firstLine="851"/>
         <w:jc w:val="both"/>
-        <w:divId w:val="455637024"/>
+        <w:divId w:val="255748498"/>
         <w:rPr>
           <w:rFonts w:eastAsia="Times New Roman"/>
           <w:color w:val="000000"/>
@@ -9067,7 +9067,7 @@
         <w:shd w:val="clear" w:color="auto" w:fill="FFFFFF"/>
         <w:ind w:firstLine="851"/>
         <w:jc w:val="both"/>
-        <w:divId w:val="455637024"/>
+        <w:divId w:val="255748498"/>
         <w:rPr>
           <w:rFonts w:eastAsia="Times New Roman"/>
           <w:color w:val="000000"/>
@@ -9086,7 +9086,7 @@
         <w:shd w:val="clear" w:color="auto" w:fill="FFFFFF"/>
         <w:ind w:firstLine="851"/>
         <w:jc w:val="both"/>
-        <w:divId w:val="455637024"/>
+        <w:divId w:val="255748498"/>
         <w:rPr>
           <w:rFonts w:eastAsia="Times New Roman"/>
           <w:color w:val="000000"/>
@@ -9105,7 +9105,7 @@
         <w:shd w:val="clear" w:color="auto" w:fill="FFFFFF"/>
         <w:ind w:firstLine="851"/>
         <w:jc w:val="both"/>
-        <w:divId w:val="455637024"/>
+        <w:divId w:val="255748498"/>
         <w:rPr>
           <w:rFonts w:eastAsia="Times New Roman"/>
           <w:color w:val="000000"/>
@@ -9124,7 +9124,7 @@
         <w:shd w:val="clear" w:color="auto" w:fill="FFFFFF"/>
         <w:ind w:firstLine="851"/>
         <w:jc w:val="both"/>
-        <w:divId w:val="455637024"/>
+        <w:divId w:val="255748498"/>
         <w:rPr>
           <w:rFonts w:eastAsia="Times New Roman"/>
           <w:color w:val="000000"/>
@@ -9143,7 +9143,7 @@
         <w:shd w:val="clear" w:color="auto" w:fill="FFFFFF"/>
         <w:ind w:firstLine="851"/>
         <w:jc w:val="both"/>
-        <w:divId w:val="455637024"/>
+        <w:divId w:val="255748498"/>
         <w:rPr>
           <w:rFonts w:eastAsia="Times New Roman"/>
           <w:color w:val="000000"/>
@@ -9162,7 +9162,7 @@
         <w:shd w:val="clear" w:color="auto" w:fill="FFFFFF"/>
         <w:ind w:firstLine="851"/>
         <w:jc w:val="both"/>
-        <w:divId w:val="455637024"/>
+        <w:divId w:val="255748498"/>
         <w:rPr>
           <w:rFonts w:eastAsia="Times New Roman"/>
           <w:color w:val="000000"/>
@@ -9181,7 +9181,7 @@
         <w:shd w:val="clear" w:color="auto" w:fill="FFFFFF"/>
         <w:ind w:firstLine="851"/>
         <w:jc w:val="both"/>
-        <w:divId w:val="455637024"/>
+        <w:divId w:val="255748498"/>
         <w:rPr>
           <w:rFonts w:eastAsia="Times New Roman"/>
           <w:color w:val="000000"/>
@@ -9200,7 +9200,7 @@
         <w:shd w:val="clear" w:color="auto" w:fill="FFFFFF"/>
         <w:ind w:firstLine="851"/>
         <w:jc w:val="both"/>
-        <w:divId w:val="455637024"/>
+        <w:divId w:val="255748498"/>
         <w:rPr>
           <w:rFonts w:eastAsia="Times New Roman"/>
           <w:color w:val="000000"/>
@@ -9219,7 +9219,7 @@
         <w:shd w:val="clear" w:color="auto" w:fill="FFFFFF"/>
         <w:ind w:firstLine="851"/>
         <w:jc w:val="both"/>
-        <w:divId w:val="455637024"/>
+        <w:divId w:val="255748498"/>
         <w:rPr>
           <w:rFonts w:eastAsia="Times New Roman"/>
           <w:color w:val="000000"/>
@@ -9237,7 +9237,7 @@
       <w:pPr>
         <w:shd w:val="clear" w:color="auto" w:fill="FFFFFF"/>
         <w:jc w:val="center"/>
-        <w:divId w:val="647125900"/>
+        <w:divId w:val="953556470"/>
         <w:rPr>
           <w:rFonts w:eastAsia="Times New Roman"/>
           <w:b/>
@@ -9260,7 +9260,7 @@
         <w:shd w:val="clear" w:color="auto" w:fill="FFFFFF"/>
         <w:ind w:firstLine="851"/>
         <w:jc w:val="both"/>
-        <w:divId w:val="455637024"/>
+        <w:divId w:val="255748498"/>
         <w:rPr>
           <w:rFonts w:eastAsia="Times New Roman"/>
           <w:color w:val="000000"/>
@@ -9279,7 +9279,7 @@
         <w:shd w:val="clear" w:color="auto" w:fill="FFFFFF"/>
         <w:ind w:firstLine="851"/>
         <w:jc w:val="both"/>
-        <w:divId w:val="455637024"/>
+        <w:divId w:val="255748498"/>
         <w:rPr>
           <w:rFonts w:eastAsia="Times New Roman"/>
           <w:color w:val="000000"/>
@@ -9297,7 +9297,7 @@
       <w:pPr>
         <w:shd w:val="clear" w:color="auto" w:fill="FFFFFF"/>
         <w:jc w:val="center"/>
-        <w:divId w:val="437532557"/>
+        <w:divId w:val="1717923060"/>
         <w:rPr>
           <w:rFonts w:eastAsia="Times New Roman"/>
           <w:color w:val="000080"/>
@@ -9348,7 +9348,7 @@
       <w:pPr>
         <w:shd w:val="clear" w:color="auto" w:fill="FFFFFF"/>
         <w:jc w:val="center"/>
-        <w:divId w:val="913004638"/>
+        <w:divId w:val="1935430599"/>
         <w:rPr>
           <w:rFonts w:eastAsia="Times New Roman"/>
           <w:b/>
@@ -9370,7 +9370,7 @@
       <w:pPr>
         <w:shd w:val="clear" w:color="auto" w:fill="FFFFFF"/>
         <w:jc w:val="center"/>
-        <w:divId w:val="455637024"/>
+        <w:divId w:val="255748498"/>
         <w:rPr>
           <w:rFonts w:eastAsia="Times New Roman"/>
           <w:caps/>
@@ -9407,7 +9407,7 @@
       </w:tblGrid>
       <w:tr>
         <w:trPr>
-          <w:divId w:val="455637024"/>
+          <w:divId w:val="255748498"/>
           <w:trHeight w:val="283"/>
         </w:trPr>
         <w:tc>
@@ -9616,7 +9616,7 @@
       </w:tr>
       <w:tr>
         <w:trPr>
-          <w:divId w:val="455637024"/>
+          <w:divId w:val="255748498"/>
           <w:trHeight w:val="20"/>
         </w:trPr>
         <w:tc>
@@ -9802,7 +9802,7 @@
       </w:tr>
       <w:tr>
         <w:trPr>
-          <w:divId w:val="455637024"/>
+          <w:divId w:val="255748498"/>
           <w:trHeight w:val="20"/>
         </w:trPr>
         <w:tc>
@@ -10001,7 +10001,7 @@
       </w:tr>
       <w:tr>
         <w:trPr>
-          <w:divId w:val="455637024"/>
+          <w:divId w:val="255748498"/>
           <w:trHeight w:val="292"/>
         </w:trPr>
         <w:tc>
@@ -10156,7 +10156,7 @@
       </w:tr>
       <w:tr>
         <w:trPr>
-          <w:divId w:val="455637024"/>
+          <w:divId w:val="255748498"/>
           <w:trHeight w:val="419"/>
         </w:trPr>
         <w:tc>
@@ -10315,7 +10315,7 @@
       </w:tr>
       <w:tr>
         <w:trPr>
-          <w:divId w:val="455637024"/>
+          <w:divId w:val="255748498"/>
           <w:trHeight w:val="116"/>
         </w:trPr>
         <w:tc>
@@ -10514,7 +10514,7 @@
       </w:tr>
       <w:tr>
         <w:trPr>
-          <w:divId w:val="455637024"/>
+          <w:divId w:val="255748498"/>
           <w:trHeight w:val="684"/>
         </w:trPr>
         <w:tc>
@@ -10744,7 +10744,7 @@
       </w:tr>
       <w:tr>
         <w:trPr>
-          <w:divId w:val="455637024"/>
+          <w:divId w:val="255748498"/>
           <w:trHeight w:val="50"/>
         </w:trPr>
         <w:tc>
@@ -10909,7 +10909,7 @@
       </w:tr>
       <w:tr>
         <w:trPr>
-          <w:divId w:val="455637024"/>
+          <w:divId w:val="255748498"/>
           <w:trHeight w:val="843"/>
         </w:trPr>
         <w:tc>
@@ -11068,7 +11068,7 @@
       </w:tr>
       <w:tr>
         <w:trPr>
-          <w:divId w:val="455637024"/>
+          <w:divId w:val="255748498"/>
           <w:trHeight w:val="223"/>
         </w:trPr>
         <w:tc>
@@ -11269,7 +11269,7 @@
       </w:tr>
       <w:tr>
         <w:trPr>
-          <w:divId w:val="455637024"/>
+          <w:divId w:val="255748498"/>
           <w:trHeight w:val="454"/>
         </w:trPr>
         <w:tc>
@@ -11495,7 +11495,7 @@
       </w:tr>
       <w:tr>
         <w:trPr>
-          <w:divId w:val="455637024"/>
+          <w:divId w:val="255748498"/>
           <w:trHeight w:val="138"/>
         </w:trPr>
         <w:tc>
@@ -11649,7 +11649,7 @@
       </w:tr>
       <w:tr>
         <w:trPr>
-          <w:divId w:val="455637024"/>
+          <w:divId w:val="255748498"/>
           <w:trHeight w:val="206"/>
         </w:trPr>
         <w:tc>
@@ -11849,7 +11849,7 @@
       </w:tr>
       <w:tr>
         <w:trPr>
-          <w:divId w:val="455637024"/>
+          <w:divId w:val="255748498"/>
           <w:trHeight w:val="396"/>
         </w:trPr>
         <w:tc>
@@ -12091,7 +12091,7 @@
       </w:tr>
       <w:tr>
         <w:trPr>
-          <w:divId w:val="455637024"/>
+          <w:divId w:val="255748498"/>
           <w:trHeight w:val="186"/>
         </w:trPr>
         <w:tc>
@@ -12257,7 +12257,7 @@
       </w:tr>
       <w:tr>
         <w:trPr>
-          <w:divId w:val="455637024"/>
+          <w:divId w:val="255748498"/>
           <w:trHeight w:val="50"/>
         </w:trPr>
         <w:tc>
@@ -12416,7 +12416,7 @@
       </w:tr>
       <w:tr>
         <w:trPr>
-          <w:divId w:val="455637024"/>
+          <w:divId w:val="255748498"/>
           <w:trHeight w:val="50"/>
         </w:trPr>
         <w:tc>
@@ -12607,7 +12607,7 @@
       </w:tr>
       <w:tr>
         <w:trPr>
-          <w:divId w:val="455637024"/>
+          <w:divId w:val="255748498"/>
           <w:trHeight w:val="50"/>
         </w:trPr>
         <w:tc>
@@ -12800,7 +12800,7 @@
       </w:tr>
       <w:tr>
         <w:trPr>
-          <w:divId w:val="455637024"/>
+          <w:divId w:val="255748498"/>
           <w:trHeight w:val="50"/>
         </w:trPr>
         <w:tc>
@@ -12996,7 +12996,7 @@
       </w:tr>
       <w:tr>
         <w:trPr>
-          <w:divId w:val="455637024"/>
+          <w:divId w:val="255748498"/>
           <w:trHeight w:val="50"/>
         </w:trPr>
         <w:tc>
@@ -13241,7 +13241,7 @@
       <w:pPr>
         <w:shd w:val="clear" w:color="auto" w:fill="FFFFFF"/>
         <w:jc w:val="center"/>
-        <w:divId w:val="1146434896"/>
+        <w:divId w:val="568614235"/>
         <w:rPr>
           <w:rFonts w:eastAsia="Times New Roman"/>
           <w:color w:val="000080"/>
@@ -13292,7 +13292,7 @@
       <w:pPr>
         <w:shd w:val="clear" w:color="auto" w:fill="FFFFFF"/>
         <w:jc w:val="center"/>
-        <w:divId w:val="1169951192"/>
+        <w:divId w:val="41367974"/>
         <w:rPr>
           <w:rFonts w:eastAsia="Times New Roman"/>
           <w:b/>
@@ -13314,7 +13314,7 @@
       <w:pPr>
         <w:shd w:val="clear" w:color="auto" w:fill="FFFFFF"/>
         <w:jc w:val="center"/>
-        <w:divId w:val="455637024"/>
+        <w:divId w:val="255748498"/>
         <w:rPr>
           <w:rFonts w:eastAsia="Times New Roman"/>
           <w:caps/>
@@ -13334,7 +13334,7 @@
       <w:pPr>
         <w:shd w:val="clear" w:color="auto" w:fill="FFFFFF"/>
         <w:jc w:val="center"/>
-        <w:divId w:val="838929308"/>
+        <w:divId w:val="573122016"/>
         <w:rPr>
           <w:rFonts w:eastAsia="Times New Roman"/>
           <w:b/>
@@ -13357,7 +13357,7 @@
         <w:shd w:val="clear" w:color="auto" w:fill="FFFFFF"/>
         <w:ind w:firstLine="851"/>
         <w:jc w:val="both"/>
-        <w:divId w:val="455637024"/>
+        <w:divId w:val="255748498"/>
         <w:rPr>
           <w:rFonts w:eastAsia="Times New Roman"/>
           <w:color w:val="000000"/>
@@ -13376,7 +13376,7 @@
         <w:shd w:val="clear" w:color="auto" w:fill="FFFFFF"/>
         <w:ind w:firstLine="851"/>
         <w:jc w:val="both"/>
-        <w:divId w:val="455637024"/>
+        <w:divId w:val="255748498"/>
         <w:rPr>
           <w:rFonts w:eastAsia="Times New Roman"/>
           <w:color w:val="000000"/>
@@ -13395,7 +13395,7 @@
         <w:shd w:val="clear" w:color="auto" w:fill="FFFFFF"/>
         <w:ind w:firstLine="851"/>
         <w:jc w:val="both"/>
-        <w:divId w:val="455637024"/>
+        <w:divId w:val="255748498"/>
         <w:rPr>
           <w:rFonts w:eastAsia="Times New Roman"/>
           <w:color w:val="000000"/>
@@ -13414,7 +13414,7 @@
         <w:shd w:val="clear" w:color="auto" w:fill="FFFFFF"/>
         <w:ind w:firstLine="851"/>
         <w:jc w:val="both"/>
-        <w:divId w:val="455637024"/>
+        <w:divId w:val="255748498"/>
         <w:rPr>
           <w:rFonts w:eastAsia="Times New Roman"/>
           <w:color w:val="000000"/>
@@ -13433,7 +13433,7 @@
         <w:shd w:val="clear" w:color="auto" w:fill="FFFFFF"/>
         <w:ind w:firstLine="851"/>
         <w:jc w:val="both"/>
-        <w:divId w:val="455637024"/>
+        <w:divId w:val="255748498"/>
         <w:rPr>
           <w:rFonts w:eastAsia="Times New Roman"/>
           <w:color w:val="000000"/>
@@ -13452,7 +13452,7 @@
         <w:shd w:val="clear" w:color="auto" w:fill="FFFFFF"/>
         <w:ind w:firstLine="851"/>
         <w:jc w:val="both"/>
-        <w:divId w:val="455637024"/>
+        <w:divId w:val="255748498"/>
         <w:rPr>
           <w:rFonts w:eastAsia="Times New Roman"/>
           <w:color w:val="000000"/>
@@ -13471,7 +13471,7 @@
         <w:shd w:val="clear" w:color="auto" w:fill="FFFFFF"/>
         <w:ind w:firstLine="851"/>
         <w:jc w:val="both"/>
-        <w:divId w:val="455637024"/>
+        <w:divId w:val="255748498"/>
         <w:rPr>
           <w:rFonts w:eastAsia="Times New Roman"/>
           <w:color w:val="000000"/>
@@ -13490,7 +13490,7 @@
         <w:shd w:val="clear" w:color="auto" w:fill="FFFFFF"/>
         <w:ind w:firstLine="851"/>
         <w:jc w:val="both"/>
-        <w:divId w:val="455637024"/>
+        <w:divId w:val="255748498"/>
         <w:rPr>
           <w:rFonts w:eastAsia="Times New Roman"/>
           <w:color w:val="000000"/>
@@ -13509,7 +13509,7 @@
         <w:shd w:val="clear" w:color="auto" w:fill="FFFFFF"/>
         <w:ind w:firstLine="851"/>
         <w:jc w:val="both"/>
-        <w:divId w:val="455637024"/>
+        <w:divId w:val="255748498"/>
         <w:rPr>
           <w:rFonts w:eastAsia="Times New Roman"/>
           <w:color w:val="000000"/>
@@ -13528,7 +13528,7 @@
         <w:shd w:val="clear" w:color="auto" w:fill="FFFFFF"/>
         <w:ind w:firstLine="851"/>
         <w:jc w:val="both"/>
-        <w:divId w:val="455637024"/>
+        <w:divId w:val="255748498"/>
         <w:rPr>
           <w:rFonts w:eastAsia="Times New Roman"/>
           <w:color w:val="000000"/>
@@ -13547,7 +13547,7 @@
         <w:shd w:val="clear" w:color="auto" w:fill="FFFFFF"/>
         <w:ind w:firstLine="851"/>
         <w:jc w:val="both"/>
-        <w:divId w:val="455637024"/>
+        <w:divId w:val="255748498"/>
         <w:rPr>
           <w:rFonts w:eastAsia="Times New Roman"/>
           <w:color w:val="000000"/>
@@ -13566,7 +13566,7 @@
         <w:shd w:val="clear" w:color="auto" w:fill="FFFFFF"/>
         <w:ind w:firstLine="851"/>
         <w:jc w:val="both"/>
-        <w:divId w:val="455637024"/>
+        <w:divId w:val="255748498"/>
         <w:rPr>
           <w:rFonts w:eastAsia="Times New Roman"/>
           <w:color w:val="000000"/>
@@ -13585,7 +13585,7 @@
         <w:shd w:val="clear" w:color="auto" w:fill="FFFFFF"/>
         <w:ind w:firstLine="851"/>
         <w:jc w:val="both"/>
-        <w:divId w:val="455637024"/>
+        <w:divId w:val="255748498"/>
         <w:rPr>
           <w:rFonts w:eastAsia="Times New Roman"/>
           <w:color w:val="000000"/>
@@ -13604,7 +13604,7 @@
         <w:shd w:val="clear" w:color="auto" w:fill="FFFFFF"/>
         <w:ind w:firstLine="851"/>
         <w:jc w:val="both"/>
-        <w:divId w:val="455637024"/>
+        <w:divId w:val="255748498"/>
         <w:rPr>
           <w:rFonts w:eastAsia="Times New Roman"/>
           <w:color w:val="000000"/>
@@ -13623,7 +13623,7 @@
         <w:shd w:val="clear" w:color="auto" w:fill="FFFFFF"/>
         <w:ind w:firstLine="851"/>
         <w:jc w:val="both"/>
-        <w:divId w:val="455637024"/>
+        <w:divId w:val="255748498"/>
         <w:rPr>
           <w:rFonts w:eastAsia="Times New Roman"/>
           <w:color w:val="000000"/>
@@ -13642,7 +13642,7 @@
         <w:shd w:val="clear" w:color="auto" w:fill="FFFFFF"/>
         <w:ind w:firstLine="851"/>
         <w:jc w:val="both"/>
-        <w:divId w:val="455637024"/>
+        <w:divId w:val="255748498"/>
         <w:rPr>
           <w:rFonts w:eastAsia="Times New Roman"/>
           <w:color w:val="000000"/>
@@ -13661,7 +13661,7 @@
         <w:shd w:val="clear" w:color="auto" w:fill="FFFFFF"/>
         <w:ind w:firstLine="851"/>
         <w:jc w:val="both"/>
-        <w:divId w:val="455637024"/>
+        <w:divId w:val="255748498"/>
         <w:rPr>
           <w:rFonts w:eastAsia="Times New Roman"/>
           <w:color w:val="000000"/>
@@ -13696,7 +13696,7 @@
         <w:shd w:val="clear" w:color="auto" w:fill="FFFFFF"/>
         <w:ind w:firstLine="851"/>
         <w:jc w:val="both"/>
-        <w:divId w:val="455637024"/>
+        <w:divId w:val="255748498"/>
         <w:rPr>
           <w:rFonts w:eastAsia="Times New Roman"/>
           <w:color w:val="000000"/>
@@ -13715,7 +13715,7 @@
         <w:shd w:val="clear" w:color="auto" w:fill="FFFFFF"/>
         <w:ind w:firstLine="851"/>
         <w:jc w:val="both"/>
-        <w:divId w:val="455637024"/>
+        <w:divId w:val="255748498"/>
         <w:rPr>
           <w:rFonts w:eastAsia="Times New Roman"/>
           <w:color w:val="000000"/>
@@ -13734,7 +13734,7 @@
         <w:shd w:val="clear" w:color="auto" w:fill="FFFFFF"/>
         <w:ind w:firstLine="851"/>
         <w:jc w:val="both"/>
-        <w:divId w:val="455637024"/>
+        <w:divId w:val="255748498"/>
         <w:rPr>
           <w:rFonts w:eastAsia="Times New Roman"/>
           <w:color w:val="000000"/>
@@ -13753,7 +13753,7 @@
         <w:shd w:val="clear" w:color="auto" w:fill="FFFFFF"/>
         <w:ind w:firstLine="851"/>
         <w:jc w:val="both"/>
-        <w:divId w:val="455637024"/>
+        <w:divId w:val="255748498"/>
         <w:rPr>
           <w:rFonts w:eastAsia="Times New Roman"/>
           <w:color w:val="000000"/>
@@ -13772,7 +13772,7 @@
         <w:shd w:val="clear" w:color="auto" w:fill="FFFFFF"/>
         <w:ind w:firstLine="851"/>
         <w:jc w:val="both"/>
-        <w:divId w:val="455637024"/>
+        <w:divId w:val="255748498"/>
         <w:rPr>
           <w:rFonts w:eastAsia="Times New Roman"/>
           <w:color w:val="000000"/>
@@ -13791,7 +13791,7 @@
         <w:shd w:val="clear" w:color="auto" w:fill="FFFFFF"/>
         <w:ind w:firstLine="851"/>
         <w:jc w:val="both"/>
-        <w:divId w:val="455637024"/>
+        <w:divId w:val="255748498"/>
         <w:rPr>
           <w:rFonts w:eastAsia="Times New Roman"/>
           <w:color w:val="000000"/>
@@ -13810,7 +13810,7 @@
         <w:shd w:val="clear" w:color="auto" w:fill="FFFFFF"/>
         <w:ind w:firstLine="851"/>
         <w:jc w:val="both"/>
-        <w:divId w:val="455637024"/>
+        <w:divId w:val="255748498"/>
         <w:rPr>
           <w:rFonts w:eastAsia="Times New Roman"/>
           <w:color w:val="000000"/>
@@ -13829,7 +13829,7 @@
         <w:shd w:val="clear" w:color="auto" w:fill="FFFFFF"/>
         <w:ind w:firstLine="851"/>
         <w:jc w:val="both"/>
-        <w:divId w:val="455637024"/>
+        <w:divId w:val="255748498"/>
         <w:rPr>
           <w:rFonts w:eastAsia="Times New Roman"/>
           <w:color w:val="000000"/>
@@ -13848,7 +13848,7 @@
         <w:shd w:val="clear" w:color="auto" w:fill="FFFFFF"/>
         <w:ind w:firstLine="851"/>
         <w:jc w:val="both"/>
-        <w:divId w:val="455637024"/>
+        <w:divId w:val="255748498"/>
         <w:rPr>
           <w:rFonts w:eastAsia="Times New Roman"/>
           <w:color w:val="000000"/>
@@ -13866,7 +13866,7 @@
       <w:pPr>
         <w:shd w:val="clear" w:color="auto" w:fill="FFFFFF"/>
         <w:jc w:val="center"/>
-        <w:divId w:val="1819760259"/>
+        <w:divId w:val="289671883"/>
         <w:rPr>
           <w:rFonts w:eastAsia="Times New Roman"/>
           <w:b/>
@@ -13889,7 +13889,7 @@
         <w:shd w:val="clear" w:color="auto" w:fill="FFFFFF"/>
         <w:ind w:firstLine="851"/>
         <w:jc w:val="both"/>
-        <w:divId w:val="455637024"/>
+        <w:divId w:val="255748498"/>
         <w:rPr>
           <w:rFonts w:eastAsia="Times New Roman"/>
           <w:color w:val="000000"/>
@@ -13908,7 +13908,7 @@
         <w:shd w:val="clear" w:color="auto" w:fill="FFFFFF"/>
         <w:ind w:firstLine="851"/>
         <w:jc w:val="both"/>
-        <w:divId w:val="455637024"/>
+        <w:divId w:val="255748498"/>
         <w:rPr>
           <w:rFonts w:eastAsia="Times New Roman"/>
           <w:color w:val="000000"/>
@@ -13927,7 +13927,7 @@
         <w:shd w:val="clear" w:color="auto" w:fill="FFFFFF"/>
         <w:ind w:firstLine="851"/>
         <w:jc w:val="both"/>
-        <w:divId w:val="455637024"/>
+        <w:divId w:val="255748498"/>
         <w:rPr>
           <w:rFonts w:eastAsia="Times New Roman"/>
           <w:color w:val="000000"/>
@@ -13946,7 +13946,7 @@
         <w:shd w:val="clear" w:color="auto" w:fill="FFFFFF"/>
         <w:ind w:firstLine="851"/>
         <w:jc w:val="both"/>
-        <w:divId w:val="455637024"/>
+        <w:divId w:val="255748498"/>
         <w:rPr>
           <w:rFonts w:eastAsia="Times New Roman"/>
           <w:color w:val="000000"/>
@@ -13965,7 +13965,7 @@
         <w:shd w:val="clear" w:color="auto" w:fill="FFFFFF"/>
         <w:ind w:firstLine="851"/>
         <w:jc w:val="both"/>
-        <w:divId w:val="455637024"/>
+        <w:divId w:val="255748498"/>
         <w:rPr>
           <w:rFonts w:eastAsia="Times New Roman"/>
           <w:color w:val="000000"/>
@@ -13984,7 +13984,7 @@
         <w:shd w:val="clear" w:color="auto" w:fill="FFFFFF"/>
         <w:ind w:firstLine="851"/>
         <w:jc w:val="both"/>
-        <w:divId w:val="455637024"/>
+        <w:divId w:val="255748498"/>
         <w:rPr>
           <w:rFonts w:eastAsia="Times New Roman"/>
           <w:color w:val="000000"/>
@@ -14003,7 +14003,7 @@
         <w:shd w:val="clear" w:color="auto" w:fill="FFFFFF"/>
         <w:ind w:firstLine="851"/>
         <w:jc w:val="both"/>
-        <w:divId w:val="455637024"/>
+        <w:divId w:val="255748498"/>
         <w:rPr>
           <w:rFonts w:eastAsia="Times New Roman"/>
           <w:color w:val="000000"/>
@@ -14022,7 +14022,7 @@
         <w:shd w:val="clear" w:color="auto" w:fill="FFFFFF"/>
         <w:ind w:firstLine="851"/>
         <w:jc w:val="both"/>
-        <w:divId w:val="455637024"/>
+        <w:divId w:val="255748498"/>
         <w:rPr>
           <w:rFonts w:eastAsia="Times New Roman"/>
           <w:color w:val="000000"/>
@@ -14041,7 +14041,7 @@
         <w:shd w:val="clear" w:color="auto" w:fill="FFFFFF"/>
         <w:ind w:firstLine="851"/>
         <w:jc w:val="both"/>
-        <w:divId w:val="455637024"/>
+        <w:divId w:val="255748498"/>
         <w:rPr>
           <w:rFonts w:eastAsia="Times New Roman"/>
           <w:color w:val="000000"/>
@@ -14060,7 +14060,7 @@
         <w:shd w:val="clear" w:color="auto" w:fill="FFFFFF"/>
         <w:ind w:firstLine="851"/>
         <w:jc w:val="both"/>
-        <w:divId w:val="455637024"/>
+        <w:divId w:val="255748498"/>
         <w:rPr>
           <w:rFonts w:eastAsia="Times New Roman"/>
           <w:color w:val="000000"/>
@@ -14079,7 +14079,7 @@
         <w:shd w:val="clear" w:color="auto" w:fill="FFFFFF"/>
         <w:ind w:firstLine="851"/>
         <w:jc w:val="both"/>
-        <w:divId w:val="455637024"/>
+        <w:divId w:val="255748498"/>
         <w:rPr>
           <w:rFonts w:eastAsia="Times New Roman"/>
           <w:color w:val="000000"/>
@@ -14098,7 +14098,7 @@
         <w:shd w:val="clear" w:color="auto" w:fill="FFFFFF"/>
         <w:ind w:firstLine="851"/>
         <w:jc w:val="both"/>
-        <w:divId w:val="455637024"/>
+        <w:divId w:val="255748498"/>
         <w:rPr>
           <w:rFonts w:eastAsia="Times New Roman"/>
           <w:color w:val="000000"/>
@@ -14117,7 +14117,7 @@
         <w:shd w:val="clear" w:color="auto" w:fill="FFFFFF"/>
         <w:ind w:firstLine="851"/>
         <w:jc w:val="both"/>
-        <w:divId w:val="455637024"/>
+        <w:divId w:val="255748498"/>
         <w:rPr>
           <w:rFonts w:eastAsia="Times New Roman"/>
           <w:color w:val="000000"/>
@@ -14136,7 +14136,7 @@
         <w:shd w:val="clear" w:color="auto" w:fill="FFFFFF"/>
         <w:ind w:firstLine="851"/>
         <w:jc w:val="both"/>
-        <w:divId w:val="455637024"/>
+        <w:divId w:val="255748498"/>
         <w:rPr>
           <w:rFonts w:eastAsia="Times New Roman"/>
           <w:color w:val="000000"/>
@@ -14155,7 +14155,7 @@
         <w:shd w:val="clear" w:color="auto" w:fill="FFFFFF"/>
         <w:ind w:firstLine="851"/>
         <w:jc w:val="both"/>
-        <w:divId w:val="455637024"/>
+        <w:divId w:val="255748498"/>
         <w:rPr>
           <w:rFonts w:eastAsia="Times New Roman"/>
           <w:color w:val="000000"/>
@@ -14189,7 +14189,7 @@
       <w:pPr>
         <w:shd w:val="clear" w:color="auto" w:fill="FFFFFF"/>
         <w:jc w:val="center"/>
-        <w:divId w:val="1877815270"/>
+        <w:divId w:val="652032342"/>
         <w:rPr>
           <w:rFonts w:eastAsia="Times New Roman"/>
           <w:b/>
@@ -14212,7 +14212,7 @@
         <w:shd w:val="clear" w:color="auto" w:fill="FFFFFF"/>
         <w:ind w:firstLine="851"/>
         <w:jc w:val="both"/>
-        <w:divId w:val="455637024"/>
+        <w:divId w:val="255748498"/>
         <w:rPr>
           <w:rFonts w:eastAsia="Times New Roman"/>
           <w:color w:val="000000"/>
@@ -14231,7 +14231,7 @@
         <w:shd w:val="clear" w:color="auto" w:fill="FFFFFF"/>
         <w:ind w:firstLine="851"/>
         <w:jc w:val="both"/>
-        <w:divId w:val="455637024"/>
+        <w:divId w:val="255748498"/>
         <w:rPr>
           <w:rFonts w:eastAsia="Times New Roman"/>
           <w:color w:val="000000"/>
@@ -14250,7 +14250,7 @@
         <w:shd w:val="clear" w:color="auto" w:fill="FFFFFF"/>
         <w:ind w:firstLine="851"/>
         <w:jc w:val="both"/>
-        <w:divId w:val="455637024"/>
+        <w:divId w:val="255748498"/>
         <w:rPr>
           <w:rFonts w:eastAsia="Times New Roman"/>
           <w:color w:val="000000"/>
@@ -14269,7 +14269,7 @@
         <w:shd w:val="clear" w:color="auto" w:fill="FFFFFF"/>
         <w:ind w:firstLine="851"/>
         <w:jc w:val="both"/>
-        <w:divId w:val="455637024"/>
+        <w:divId w:val="255748498"/>
         <w:rPr>
           <w:rFonts w:eastAsia="Times New Roman"/>
           <w:color w:val="000000"/>
@@ -14288,7 +14288,7 @@
         <w:shd w:val="clear" w:color="auto" w:fill="FFFFFF"/>
         <w:ind w:firstLine="851"/>
         <w:jc w:val="both"/>
-        <w:divId w:val="455637024"/>
+        <w:divId w:val="255748498"/>
         <w:rPr>
           <w:rFonts w:eastAsia="Times New Roman"/>
           <w:color w:val="000000"/>
@@ -14307,7 +14307,7 @@
         <w:shd w:val="clear" w:color="auto" w:fill="FFFFFF"/>
         <w:ind w:firstLine="851"/>
         <w:jc w:val="both"/>
-        <w:divId w:val="455637024"/>
+        <w:divId w:val="255748498"/>
         <w:rPr>
           <w:rFonts w:eastAsia="Times New Roman"/>
           <w:color w:val="000000"/>
@@ -14326,7 +14326,7 @@
         <w:shd w:val="clear" w:color="auto" w:fill="FFFFFF"/>
         <w:ind w:firstLine="851"/>
         <w:jc w:val="both"/>
-        <w:divId w:val="455637024"/>
+        <w:divId w:val="255748498"/>
         <w:rPr>
           <w:rFonts w:eastAsia="Times New Roman"/>
           <w:color w:val="000000"/>
@@ -14345,7 +14345,7 @@
         <w:shd w:val="clear" w:color="auto" w:fill="FFFFFF"/>
         <w:ind w:firstLine="851"/>
         <w:jc w:val="both"/>
-        <w:divId w:val="455637024"/>
+        <w:divId w:val="255748498"/>
         <w:rPr>
           <w:rFonts w:eastAsia="Times New Roman"/>
           <w:color w:val="000000"/>
@@ -14364,7 +14364,7 @@
         <w:shd w:val="clear" w:color="auto" w:fill="FFFFFF"/>
         <w:ind w:firstLine="851"/>
         <w:jc w:val="both"/>
-        <w:divId w:val="455637024"/>
+        <w:divId w:val="255748498"/>
         <w:rPr>
           <w:rFonts w:eastAsia="Times New Roman"/>
           <w:color w:val="000000"/>
@@ -14383,7 +14383,7 @@
         <w:shd w:val="clear" w:color="auto" w:fill="FFFFFF"/>
         <w:ind w:firstLine="851"/>
         <w:jc w:val="both"/>
-        <w:divId w:val="455637024"/>
+        <w:divId w:val="255748498"/>
         <w:rPr>
           <w:rFonts w:eastAsia="Times New Roman"/>
           <w:color w:val="000000"/>
@@ -14402,7 +14402,7 @@
         <w:shd w:val="clear" w:color="auto" w:fill="FFFFFF"/>
         <w:ind w:firstLine="851"/>
         <w:jc w:val="both"/>
-        <w:divId w:val="455637024"/>
+        <w:divId w:val="255748498"/>
         <w:rPr>
           <w:rFonts w:eastAsia="Times New Roman"/>
           <w:color w:val="000000"/>
@@ -14421,7 +14421,7 @@
         <w:shd w:val="clear" w:color="auto" w:fill="FFFFFF"/>
         <w:ind w:firstLine="851"/>
         <w:jc w:val="both"/>
-        <w:divId w:val="455637024"/>
+        <w:divId w:val="255748498"/>
         <w:rPr>
           <w:rFonts w:eastAsia="Times New Roman"/>
           <w:color w:val="000000"/>
@@ -14440,7 +14440,7 @@
         <w:shd w:val="clear" w:color="auto" w:fill="FFFFFF"/>
         <w:ind w:firstLine="851"/>
         <w:jc w:val="both"/>
-        <w:divId w:val="455637024"/>
+        <w:divId w:val="255748498"/>
         <w:rPr>
           <w:rFonts w:eastAsia="Times New Roman"/>
           <w:color w:val="000000"/>
@@ -14459,7 +14459,7 @@
         <w:shd w:val="clear" w:color="auto" w:fill="FFFFFF"/>
         <w:ind w:firstLine="851"/>
         <w:jc w:val="both"/>
-        <w:divId w:val="455637024"/>
+        <w:divId w:val="255748498"/>
         <w:rPr>
           <w:rFonts w:eastAsia="Times New Roman"/>
           <w:color w:val="000000"/>
@@ -14478,7 +14478,7 @@
         <w:shd w:val="clear" w:color="auto" w:fill="FFFFFF"/>
         <w:ind w:firstLine="851"/>
         <w:jc w:val="both"/>
-        <w:divId w:val="455637024"/>
+        <w:divId w:val="255748498"/>
         <w:rPr>
           <w:rFonts w:eastAsia="Times New Roman"/>
           <w:color w:val="000000"/>
@@ -14497,7 +14497,7 @@
         <w:shd w:val="clear" w:color="auto" w:fill="FFFFFF"/>
         <w:ind w:firstLine="851"/>
         <w:jc w:val="both"/>
-        <w:divId w:val="455637024"/>
+        <w:divId w:val="255748498"/>
         <w:rPr>
           <w:rFonts w:eastAsia="Times New Roman"/>
           <w:color w:val="000000"/>
@@ -14516,7 +14516,7 @@
         <w:shd w:val="clear" w:color="auto" w:fill="FFFFFF"/>
         <w:ind w:firstLine="851"/>
         <w:jc w:val="both"/>
-        <w:divId w:val="455637024"/>
+        <w:divId w:val="255748498"/>
         <w:rPr>
           <w:rFonts w:eastAsia="Times New Roman"/>
           <w:color w:val="000000"/>
@@ -14535,7 +14535,7 @@
         <w:shd w:val="clear" w:color="auto" w:fill="FFFFFF"/>
         <w:ind w:firstLine="851"/>
         <w:jc w:val="both"/>
-        <w:divId w:val="455637024"/>
+        <w:divId w:val="255748498"/>
         <w:rPr>
           <w:rFonts w:eastAsia="Times New Roman"/>
           <w:color w:val="000000"/>
@@ -14554,7 +14554,7 @@
         <w:shd w:val="clear" w:color="auto" w:fill="FFFFFF"/>
         <w:ind w:firstLine="851"/>
         <w:jc w:val="both"/>
-        <w:divId w:val="455637024"/>
+        <w:divId w:val="255748498"/>
         <w:rPr>
           <w:rFonts w:eastAsia="Times New Roman"/>
           <w:color w:val="000000"/>
@@ -14573,7 +14573,7 @@
         <w:shd w:val="clear" w:color="auto" w:fill="FFFFFF"/>
         <w:ind w:firstLine="851"/>
         <w:jc w:val="both"/>
-        <w:divId w:val="455637024"/>
+        <w:divId w:val="255748498"/>
         <w:rPr>
           <w:rFonts w:eastAsia="Times New Roman"/>
           <w:color w:val="000000"/>
@@ -14592,7 +14592,7 @@
         <w:shd w:val="clear" w:color="auto" w:fill="FFFFFF"/>
         <w:ind w:firstLine="851"/>
         <w:jc w:val="both"/>
-        <w:divId w:val="455637024"/>
+        <w:divId w:val="255748498"/>
         <w:rPr>
           <w:rFonts w:eastAsia="Times New Roman"/>
           <w:color w:val="000000"/>
@@ -14611,7 +14611,7 @@
         <w:shd w:val="clear" w:color="auto" w:fill="FFFFFF"/>
         <w:ind w:firstLine="851"/>
         <w:jc w:val="both"/>
-        <w:divId w:val="455637024"/>
+        <w:divId w:val="255748498"/>
         <w:rPr>
           <w:rFonts w:eastAsia="Times New Roman"/>
           <w:color w:val="000000"/>
@@ -14630,7 +14630,7 @@
         <w:shd w:val="clear" w:color="auto" w:fill="FFFFFF"/>
         <w:ind w:firstLine="851"/>
         <w:jc w:val="both"/>
-        <w:divId w:val="455637024"/>
+        <w:divId w:val="255748498"/>
         <w:rPr>
           <w:rFonts w:eastAsia="Times New Roman"/>
           <w:color w:val="000000"/>
@@ -14649,7 +14649,7 @@
         <w:shd w:val="clear" w:color="auto" w:fill="FFFFFF"/>
         <w:ind w:firstLine="851"/>
         <w:jc w:val="both"/>
-        <w:divId w:val="455637024"/>
+        <w:divId w:val="255748498"/>
         <w:rPr>
           <w:rFonts w:eastAsia="Times New Roman"/>
           <w:color w:val="000000"/>
@@ -14668,7 +14668,7 @@
         <w:shd w:val="clear" w:color="auto" w:fill="FFFFFF"/>
         <w:ind w:firstLine="851"/>
         <w:jc w:val="both"/>
-        <w:divId w:val="455637024"/>
+        <w:divId w:val="255748498"/>
         <w:rPr>
           <w:rFonts w:eastAsia="Times New Roman"/>
           <w:color w:val="000000"/>
@@ -14687,7 +14687,7 @@
         <w:shd w:val="clear" w:color="auto" w:fill="FFFFFF"/>
         <w:ind w:firstLine="851"/>
         <w:jc w:val="both"/>
-        <w:divId w:val="455637024"/>
+        <w:divId w:val="255748498"/>
         <w:rPr>
           <w:rFonts w:eastAsia="Times New Roman"/>
           <w:color w:val="000000"/>
@@ -14706,7 +14706,7 @@
         <w:shd w:val="clear" w:color="auto" w:fill="FFFFFF"/>
         <w:ind w:firstLine="851"/>
         <w:jc w:val="both"/>
-        <w:divId w:val="455637024"/>
+        <w:divId w:val="255748498"/>
         <w:rPr>
           <w:rFonts w:eastAsia="Times New Roman"/>
           <w:color w:val="000000"/>
@@ -14724,7 +14724,7 @@
       <w:pPr>
         <w:shd w:val="clear" w:color="auto" w:fill="FFFFFF"/>
         <w:jc w:val="center"/>
-        <w:divId w:val="624385054"/>
+        <w:divId w:val="607004919"/>
         <w:rPr>
           <w:rFonts w:eastAsia="Times New Roman"/>
           <w:b/>
@@ -14747,7 +14747,7 @@
         <w:shd w:val="clear" w:color="auto" w:fill="FFFFFF"/>
         <w:ind w:firstLine="851"/>
         <w:jc w:val="both"/>
-        <w:divId w:val="455637024"/>
+        <w:divId w:val="255748498"/>
         <w:rPr>
           <w:rFonts w:eastAsia="Times New Roman"/>
           <w:color w:val="000000"/>
@@ -14766,7 +14766,7 @@
         <w:shd w:val="clear" w:color="auto" w:fill="FFFFFF"/>
         <w:ind w:firstLine="851"/>
         <w:jc w:val="both"/>
-        <w:divId w:val="455637024"/>
+        <w:divId w:val="255748498"/>
         <w:rPr>
           <w:rFonts w:eastAsia="Times New Roman"/>
           <w:color w:val="000000"/>
@@ -14784,7 +14784,7 @@
       <w:pPr>
         <w:shd w:val="clear" w:color="auto" w:fill="FFFFFF"/>
         <w:jc w:val="center"/>
-        <w:divId w:val="34623521"/>
+        <w:divId w:val="753471603"/>
         <w:rPr>
           <w:rFonts w:eastAsia="Times New Roman"/>
           <w:color w:val="000080"/>
@@ -14835,7 +14835,7 @@
       <w:pPr>
         <w:shd w:val="clear" w:color="auto" w:fill="FFFFFF"/>
         <w:jc w:val="center"/>
-        <w:divId w:val="661855416"/>
+        <w:divId w:val="160701193"/>
         <w:rPr>
           <w:rFonts w:eastAsia="Times New Roman"/>
           <w:b/>
@@ -14857,7 +14857,7 @@
       <w:pPr>
         <w:shd w:val="clear" w:color="auto" w:fill="FFFFFF"/>
         <w:jc w:val="center"/>
-        <w:divId w:val="455637024"/>
+        <w:divId w:val="255748498"/>
         <w:rPr>
           <w:rFonts w:eastAsia="Times New Roman"/>
           <w:caps/>
@@ -14894,7 +14894,7 @@
       </w:tblGrid>
       <w:tr>
         <w:trPr>
-          <w:divId w:val="455637024"/>
+          <w:divId w:val="255748498"/>
           <w:trHeight w:val="283"/>
         </w:trPr>
         <w:tc>
@@ -15109,7 +15109,7 @@
       </w:tr>
       <w:tr>
         <w:trPr>
-          <w:divId w:val="455637024"/>
+          <w:divId w:val="255748498"/>
           <w:trHeight w:val="203"/>
         </w:trPr>
         <w:tc>
@@ -15295,7 +15295,7 @@
       </w:tr>
       <w:tr>
         <w:trPr>
-          <w:divId w:val="455637024"/>
+          <w:divId w:val="255748498"/>
           <w:trHeight w:val="20"/>
         </w:trPr>
         <w:tc>
@@ -15495,7 +15495,7 @@
       </w:tr>
       <w:tr>
         <w:trPr>
-          <w:divId w:val="455637024"/>
+          <w:divId w:val="255748498"/>
           <w:trHeight w:val="292"/>
         </w:trPr>
         <w:tc>
@@ -15651,7 +15651,7 @@
       </w:tr>
       <w:tr>
         <w:trPr>
-          <w:divId w:val="455637024"/>
+          <w:divId w:val="255748498"/>
           <w:trHeight w:val="726"/>
         </w:trPr>
         <w:tc>
@@ -15810,7 +15810,7 @@
       </w:tr>
       <w:tr>
         <w:trPr>
-          <w:divId w:val="455637024"/>
+          <w:divId w:val="255748498"/>
           <w:trHeight w:val="116"/>
         </w:trPr>
         <w:tc>
@@ -16009,7 +16009,7 @@
       </w:tr>
       <w:tr>
         <w:trPr>
-          <w:divId w:val="455637024"/>
+          <w:divId w:val="255748498"/>
           <w:trHeight w:val="684"/>
         </w:trPr>
         <w:tc>
@@ -16210,7 +16210,7 @@
       </w:tr>
       <w:tr>
         <w:trPr>
-          <w:divId w:val="455637024"/>
+          <w:divId w:val="255748498"/>
           <w:trHeight w:val="50"/>
         </w:trPr>
         <w:tc>
@@ -16376,7 +16376,7 @@
       </w:tr>
       <w:tr>
         <w:trPr>
-          <w:divId w:val="455637024"/>
+          <w:divId w:val="255748498"/>
           <w:trHeight w:val="77"/>
         </w:trPr>
         <w:tc>
@@ -16535,7 +16535,7 @@
       </w:tr>
       <w:tr>
         <w:trPr>
-          <w:divId w:val="455637024"/>
+          <w:divId w:val="255748498"/>
           <w:trHeight w:val="223"/>
         </w:trPr>
         <w:tc>
@@ -16736,7 +16736,7 @@
       </w:tr>
       <w:tr>
         <w:trPr>
-          <w:divId w:val="455637024"/>
+          <w:divId w:val="255748498"/>
           <w:trHeight w:val="454"/>
         </w:trPr>
         <w:tc>
@@ -16958,7 +16958,7 @@
       </w:tr>
       <w:tr>
         <w:trPr>
-          <w:divId w:val="455637024"/>
+          <w:divId w:val="255748498"/>
           <w:trHeight w:val="940"/>
         </w:trPr>
         <w:tc>
@@ -17113,7 +17113,7 @@
       </w:tr>
       <w:tr>
         <w:trPr>
-          <w:divId w:val="455637024"/>
+          <w:divId w:val="255748498"/>
           <w:trHeight w:val="206"/>
         </w:trPr>
         <w:tc>
@@ -17313,7 +17313,7 @@
       </w:tr>
       <w:tr>
         <w:trPr>
-          <w:divId w:val="455637024"/>
+          <w:divId w:val="255748498"/>
           <w:trHeight w:val="396"/>
         </w:trPr>
         <w:tc>
@@ -17515,7 +17515,7 @@
       </w:tr>
       <w:tr>
         <w:trPr>
-          <w:divId w:val="455637024"/>
+          <w:divId w:val="255748498"/>
           <w:trHeight w:val="186"/>
         </w:trPr>
         <w:tc>
@@ -17681,7 +17681,7 @@
       </w:tr>
       <w:tr>
         <w:trPr>
-          <w:divId w:val="455637024"/>
+          <w:divId w:val="255748498"/>
           <w:trHeight w:val="50"/>
         </w:trPr>
         <w:tc>
@@ -17840,7 +17840,7 @@
       </w:tr>
       <w:tr>
         <w:trPr>
-          <w:divId w:val="455637024"/>
+          <w:divId w:val="255748498"/>
           <w:trHeight w:val="50"/>
         </w:trPr>
         <w:tc>
@@ -18031,7 +18031,7 @@
       </w:tr>
       <w:tr>
         <w:trPr>
-          <w:divId w:val="455637024"/>
+          <w:divId w:val="255748498"/>
           <w:trHeight w:val="50"/>
         </w:trPr>
         <w:tc>
@@ -18255,7 +18255,7 @@
       <w:pPr>
         <w:shd w:val="clear" w:color="auto" w:fill="FFFFFF"/>
         <w:jc w:val="center"/>
-        <w:divId w:val="543912268"/>
+        <w:divId w:val="2132938624"/>
         <w:rPr>
           <w:rFonts w:eastAsia="Times New Roman"/>
           <w:color w:val="000080"/>
@@ -18306,7 +18306,7 @@
       <w:pPr>
         <w:shd w:val="clear" w:color="auto" w:fill="FFFFFF"/>
         <w:jc w:val="center"/>
-        <w:divId w:val="446894923"/>
+        <w:divId w:val="959796499"/>
         <w:rPr>
           <w:rFonts w:eastAsia="Times New Roman"/>
           <w:b/>
@@ -18328,7 +18328,7 @@
       <w:pPr>
         <w:shd w:val="clear" w:color="auto" w:fill="FFFFFF"/>
         <w:jc w:val="center"/>
-        <w:divId w:val="455637024"/>
+        <w:divId w:val="255748498"/>
         <w:rPr>
           <w:rFonts w:eastAsia="Times New Roman"/>
           <w:caps/>
@@ -18349,7 +18349,7 @@
         <w:shd w:val="clear" w:color="auto" w:fill="FFFFFF"/>
         <w:ind w:firstLine="851"/>
         <w:jc w:val="both"/>
-        <w:divId w:val="455637024"/>
+        <w:divId w:val="255748498"/>
         <w:rPr>
           <w:rFonts w:eastAsia="Times New Roman"/>
           <w:color w:val="000000"/>
@@ -18384,7 +18384,7 @@
         <w:shd w:val="clear" w:color="auto" w:fill="FFFFFF"/>
         <w:ind w:firstLine="851"/>
         <w:jc w:val="both"/>
-        <w:divId w:val="455637024"/>
+        <w:divId w:val="255748498"/>
         <w:rPr>
           <w:rFonts w:eastAsia="Times New Roman"/>
           <w:color w:val="000000"/>
@@ -18419,7 +18419,7 @@
         <w:shd w:val="clear" w:color="auto" w:fill="FFFFFF"/>
         <w:ind w:firstLine="851"/>
         <w:jc w:val="both"/>
-        <w:divId w:val="455637024"/>
+        <w:divId w:val="255748498"/>
         <w:rPr>
           <w:rFonts w:eastAsia="Times New Roman"/>
           <w:color w:val="000000"/>
@@ -18452,7 +18452,7 @@
     <w:p>
       <w:pPr>
         <w:shd w:val="clear" w:color="auto" w:fill="FFFFFF"/>
-        <w:divId w:val="455637024"/>
+        <w:divId w:val="255748498"/>
         <w:rPr>
           <w:rFonts w:eastAsia="Times New Roman"/>
         </w:rPr>
@@ -18462,7 +18462,7 @@
       <w:pPr>
         <w:shd w:val="clear" w:color="auto" w:fill="FFFFFF"/>
         <w:jc w:val="center"/>
-        <w:divId w:val="1075543760"/>
+        <w:divId w:val="1216354633"/>
         <w:rPr>
           <w:rFonts w:eastAsia="Times New Roman"/>
           <w:i/>
